--- a/MEMO.docx
+++ b/MEMO.docx
@@ -53,7 +53,7 @@
           <w:rFonts w:ascii="Calibri" w:hAnsi="Calibri"/>
           <w:sz w:val="21"/>
         </w:rPr>
-        <w:t xml:space="preserve"> The two groups do not overlap. The exact 179.5–185.6 range is a sensitivity table, not a forecast to three digits. Show-up for in-person RC is not in the data, and if Legal will not let captains proceed with RC deferred, the RC piece is an upper bound.</w:t>
+        <w:t xml:space="preserve"> The two groups do not overlap. The 179.5–185.6 range is a sensitivity table, not a three-decimal forecast. Show-up for in-person RC is unobserved. If Legal will not let captains proceed with RC deferred, the RC piece is an upper bound.</w:t>
       </w:r>
     </w:p>
     <w:p>
@@ -77,7 +77,7 @@
           <w:rFonts w:ascii="Calibri" w:hAnsi="Calibri"/>
           <w:sz w:val="21"/>
         </w:rPr>
-        <w:t xml:space="preserve"> (3,895 / 3,946). Getting them through documents is the bottleneck that matters.</w:t>
+        <w:t xml:space="preserve"> (3,895 / 3,946). Documents are the bottleneck, not first-order.</w:t>
       </w:r>
     </w:p>
     <w:p>
@@ -94,7 +94,22 @@
           <w:rFonts w:ascii="Calibri" w:hAnsi="Calibri"/>
           <w:sz w:val="21"/>
         </w:rPr>
-        <w:t xml:space="preserve"> Clickers complete at 0pp vs non-clickers (about −1.5pp; interval −3.6 to +0.6). Most recipients had already cleared RC. The 29% vs 11% “got the campaign” gap is targeting, not lift. Do not fund 5×. Run send vs no-send instead — zero cost, this week.</w:t>
+        <w:t xml:space="preserve"> Clickers complete at 0pp vs non-clickers (about −1.5pp; interval −3.6 to +0.6). Most recipients had already cleared RC. The 29% vs 11% “got the campaign” gap is targeting, not lift. Do not fund 5×. That same null is why we do </w:t>
+      </w:r>
+      <w:r>
+        <w:rPr>
+          <w:rFonts w:ascii="Calibri" w:hAnsi="Calibri"/>
+          <w:b/>
+          <w:sz w:val="21"/>
+        </w:rPr>
+        <w:t>not</w:t>
+      </w:r>
+      <w:r>
+        <w:rPr>
+          <w:rFonts w:ascii="Calibri" w:hAnsi="Calibri"/>
+          <w:sz w:val="21"/>
+        </w:rPr>
+        <w:t xml:space="preserve"> harvest the large “never uploaded the next doc” pile with another WhatsApp.</w:t>
       </w:r>
     </w:p>
     <w:p>
@@ -126,7 +141,22 @@
           <w:rFonts w:ascii="Calibri" w:hAnsi="Calibri"/>
           <w:sz w:val="21"/>
         </w:rPr>
-        <w:t xml:space="preserve"> (no sign-off).</w:t>
+        <w:t xml:space="preserve"> (no sign-off). Airport is rec 2 on purpose: the answer is </w:t>
+      </w:r>
+      <w:r>
+        <w:rPr>
+          <w:rFonts w:ascii="Calibri" w:hAnsi="Calibri"/>
+          <w:b/>
+          <w:sz w:val="21"/>
+        </w:rPr>
+        <w:t>do not hire</w:t>
+      </w:r>
+      <w:r>
+        <w:rPr>
+          <w:rFonts w:ascii="Calibri" w:hAnsi="Calibri"/>
+          <w:sz w:val="21"/>
+        </w:rPr>
+        <w:t>, not a second onboarding slide.</w:t>
       </w:r>
     </w:p>
     <w:p>
@@ -142,7 +172,7 @@
         <w:rPr>
           <w:sz w:val="18"/>
         </w:rPr>
-        <w:t xml:space="preserve"> **1**  ·  **C1a** 10-day in-person RC for 1,637 capture-only fails, plus **C1b** Insurance camera UX for 411 (must still clear before a ride)  ·  ~180 approved/month (~134 + ~50)  ·  C1a: Legal/T&amp;S on deferral, plus **~1 centre FTE (~₹40–60k/month, ~180 visits)** — assumed agent load, not a field in the file. C1b: no deferral, engineering only  ·  Approved captains split by the two cohorts </w:t>
+        <w:t xml:space="preserve"> **1**  ·  **C1b** Insurance camera UX (411; must clear before a ride) **this week**, then **C1a** 10-day in-person RC (1,637) once Legal signs  ·  ~180 approved/month (~50 + ~134). Same camera on DL/Aadhaar/Permit/Fitness is a **free rider after C1b — not added to 180**  ·  C1a: Legal/T&amp;S + **~1 FTE (~₹40–60k/month, ~180 visits)**, assumed. C1b: engineering only  ·  Approved split by cohort </w:t>
       </w:r>
     </w:p>
     <w:p>
@@ -150,7 +180,7 @@
         <w:rPr>
           <w:sz w:val="18"/>
         </w:rPr>
-        <w:t xml:space="preserve"> **2**  ·  **Airport Return Assurance** at **₹35.4 per unpaid night-suburban leg** (~₹69–103k/month on the sample)  ·  Restores rest-of-day suburban economics; does not hire  ·  Sampled trips ≠ city P&amp;L. Target rest-suburban, not city-core  ·  Night suburban return-in-20m, cancels, **falling payout run-rate** over 4 weeks </w:t>
+        <w:t xml:space="preserve"> **2**  ·  **Airport Return Assurance** at **₹35.4 per unpaid night-suburban leg** (~₹69–103k/month sample)  ·  Restores rest-of-day suburban economics. **No catchment hiring**  ·  Sampled trips ≠ city P&amp;L. Target rest-suburban, not city-core  ·  Night suburban return-in-20m, cancels, **falling payout run-rate** over 4 weeks </w:t>
       </w:r>
     </w:p>
     <w:p>
@@ -158,7 +188,7 @@
         <w:rPr>
           <w:sz w:val="18"/>
         </w:rPr>
-        <w:t xml:space="preserve"> **3**  ·  Kill the 5× WhatsApp paper; RCT send vs no-send among RC-cleared app/paid captains, no other campaign  ·  Cost avoided + answer in 4–6 weeks  ·  Near zero  ·  Aadhaar pass and approved </w:t>
+        <w:t xml:space="preserve"> **3**  ·  Kill the 5× WhatsApp; send vs no-send RCT among RC-cleared app/paid captains, no other campaign  ·  Cost avoided + answer in 4–6 weeks  ·  Near zero  ·  Aadhaar pass and approved </w:t>
       </w:r>
     </w:p>
     <w:p>
@@ -168,14 +198,14 @@
           <w:b/>
           <w:sz w:val="21"/>
         </w:rPr>
-        <w:t>Airport in one line:</w:t>
+        <w:t>Airport, said plainly:</w:t>
       </w:r>
       <w:r>
         <w:rPr>
           <w:rFonts w:ascii="Calibri" w:hAnsi="Calibri"/>
           <w:sz w:val="21"/>
         </w:rPr>
-        <w:t xml:space="preserve"> do not hire the catchment. Nights fail because suburban backhaul and overnight return-collapse </w:t>
+        <w:t xml:space="preserve"> unfilled demand is ~40% at terminals vs ~3% elsewhere; 84% of that pain is 21:00–03:59. After the trip, suburban backhaul and overnight return-collapse </w:t>
       </w:r>
       <w:r>
         <w:rPr>
@@ -190,7 +220,7 @@
           <w:rFonts w:ascii="Calibri" w:hAnsi="Calibri"/>
           <w:sz w:val="21"/>
         </w:rPr>
-        <w:t xml:space="preserve">, and mix does not shift after dark. New captains inherit both penalties. ARA first; headcount only if a 4-week pilot’s payout run-rate is </w:t>
+        <w:t xml:space="preserve">, and mix does </w:t>
       </w:r>
       <w:r>
         <w:rPr>
@@ -205,7 +235,22 @@
           <w:rFonts w:ascii="Calibri" w:hAnsi="Calibri"/>
           <w:sz w:val="21"/>
         </w:rPr>
-        <w:t xml:space="preserve"> falling and unfilled demand remains.</w:t>
+        <w:t xml:space="preserve"> shift after dark. New hires inherit both penalties. ARA first; headcount only if a 4-week run-rate is </w:t>
+      </w:r>
+      <w:r>
+        <w:rPr>
+          <w:rFonts w:ascii="Calibri" w:hAnsi="Calibri"/>
+          <w:b/>
+          <w:sz w:val="21"/>
+        </w:rPr>
+        <w:t>not</w:t>
+      </w:r>
+      <w:r>
+        <w:rPr>
+          <w:rFonts w:ascii="Calibri" w:hAnsi="Calibri"/>
+          <w:sz w:val="21"/>
+        </w:rPr>
+        <w:t xml:space="preserve"> falling and nights stay unfilled.</w:t>
       </w:r>
     </w:p>
     <w:p>
@@ -215,7 +260,7 @@
           <w:color w:val="C45C26"/>
           <w:sz w:val="26"/>
         </w:rPr>
-        <w:t>Page 2 — Why, and what would change my mind</w:t>
+        <w:t>Page 2 — Why these two stages, what we left, what would change my mind</w:t>
       </w:r>
     </w:p>
     <w:p>
@@ -225,14 +270,74 @@
           <w:b/>
           <w:sz w:val="21"/>
         </w:rPr>
-        <w:t>RC vs Insurance.</w:t>
+        <w:t>Why RC and Insurance, not “fix the whole funnel.”</w:t>
       </w:r>
       <w:r>
         <w:rPr>
           <w:rFonts w:ascii="Calibri" w:hAnsi="Calibri"/>
           <w:sz w:val="21"/>
         </w:rPr>
-        <w:t xml:space="preserve"> 1,637 captains failed RC only on blur / weak OCR / illegible text. RC is vehicle identity — no passenger liability — so a 10-day in-person check is a scoped deferral. 411 failed Insurance the same way; Insurance is the liability document and </w:t>
+        <w:t xml:space="preserve"> RC loses 5,405 people — the largest stage. </w:t>
+      </w:r>
+      <w:r>
+        <w:rPr>
+          <w:rFonts w:ascii="Calibri" w:hAnsi="Calibri"/>
+          <w:b/>
+          <w:sz w:val="21"/>
+        </w:rPr>
+        <w:t>1,637</w:t>
+      </w:r>
+      <w:r>
+        <w:rPr>
+          <w:rFonts w:ascii="Calibri" w:hAnsi="Calibri"/>
+          <w:sz w:val="21"/>
+        </w:rPr>
+        <w:t xml:space="preserve"> failed *only* on blur / OCR / illegible; retry pass rates go </w:t>
+      </w:r>
+      <w:r>
+        <w:rPr>
+          <w:rFonts w:ascii="Calibri" w:hAnsi="Calibri"/>
+          <w:b/>
+          <w:sz w:val="21"/>
+        </w:rPr>
+        <w:t>up</w:t>
+      </w:r>
+      <w:r>
+        <w:rPr>
+          <w:rFonts w:ascii="Calibri" w:hAnsi="Calibri"/>
+          <w:sz w:val="21"/>
+        </w:rPr>
+        <w:t xml:space="preserve"> (65% → 74%). RC is vehicle identity, not passenger liability, so a 10-day in-person grace is scoped. Insurance loses 3,289, but </w:t>
+      </w:r>
+      <w:r>
+        <w:rPr>
+          <w:rFonts w:ascii="Calibri" w:hAnsi="Calibri"/>
+          <w:b/>
+          <w:sz w:val="21"/>
+        </w:rPr>
+        <w:t>~2,530 never uploaded</w:t>
+      </w:r>
+      <w:r>
+        <w:rPr>
+          <w:rFonts w:ascii="Calibri" w:hAnsi="Calibri"/>
+          <w:sz w:val="21"/>
+        </w:rPr>
+        <w:t xml:space="preserve"> after Fitness. C1b is only the </w:t>
+      </w:r>
+      <w:r>
+        <w:rPr>
+          <w:rFonts w:ascii="Calibri" w:hAnsi="Calibri"/>
+          <w:b/>
+          <w:sz w:val="21"/>
+        </w:rPr>
+        <w:t>411</w:t>
+      </w:r>
+      <w:r>
+        <w:rPr>
+          <w:rFonts w:ascii="Calibri" w:hAnsi="Calibri"/>
+          <w:sz w:val="21"/>
+        </w:rPr>
+        <w:t xml:space="preserve"> capture-only fails (same photo mechanism; </w:t>
       </w:r>
       <w:r>
         <w:rPr>
@@ -247,7 +352,69 @@
           <w:rFonts w:ascii="Calibri" w:hAnsi="Calibri"/>
           <w:sz w:val="21"/>
         </w:rPr>
-        <w:t xml:space="preserve"> defer. Most Insurance *volume* never uploaded after Fitness; C1b does not claim that pile.</w:t>
+        <w:t xml:space="preserve"> defer — liability). DL (1,166) is 100% uploaded-fail and </w:t>
+      </w:r>
+      <w:r>
+        <w:rPr>
+          <w:rFonts w:ascii="Calibri" w:hAnsi="Calibri"/>
+          <w:b/>
+          <w:sz w:val="21"/>
+        </w:rPr>
+        <w:t>cannot</w:t>
+      </w:r>
+      <w:r>
+        <w:rPr>
+          <w:rFonts w:ascii="Calibri" w:hAnsi="Calibri"/>
+          <w:sz w:val="21"/>
+        </w:rPr>
+        <w:t xml:space="preserve"> be deferred. Aadhaar / Permit / Fitness losses are real (1,540 / 2,616 / 2,653) but mostly </w:t>
+      </w:r>
+      <w:r>
+        <w:rPr>
+          <w:rFonts w:ascii="Calibri" w:hAnsi="Calibri"/>
+          <w:b/>
+          <w:sz w:val="21"/>
+        </w:rPr>
+        <w:t>never-uploaded</w:t>
+      </w:r>
+      <w:r>
+        <w:rPr>
+          <w:rFonts w:ascii="Calibri" w:hAnsi="Calibri"/>
+          <w:sz w:val="21"/>
+        </w:rPr>
+        <w:t xml:space="preserve"> or mixed with eligibility (expired, duplicate, name mismatch). A camera does not fix those. Rejected 409 already cleared docs — a gate.</w:t>
+      </w:r>
+    </w:p>
+    <w:p>
+      <w:r>
+        <w:rPr>
+          <w:rFonts w:ascii="Calibri" w:hAnsi="Calibri"/>
+          <w:b/>
+          <w:sz w:val="21"/>
+        </w:rPr>
+        <w:t>Leftover queue — possible, not banked.</w:t>
+      </w:r>
+      <w:r>
+        <w:rPr>
+          <w:rFonts w:ascii="Calibri" w:hAnsi="Calibri"/>
+          <w:sz w:val="21"/>
+        </w:rPr>
+        <w:t xml:space="preserve"> (1) Reuse C1b’s capture UX on every upload screen including DL — cheap once C1b ships; capture-only n not sized except RC/Insurance; do not add it to 180. (2) Never-upload RC (~2,388) and Insurance (~2,530): looks like a nudge; CAMP_WA_002 was 0pp and only 13 post-Fitness nudges exist in 7,644 people. Fos abandonment after Fitness is 26% vs paid 43% — in-person help, not WhatsApp. That is the </w:t>
+      </w:r>
+      <w:r>
+        <w:rPr>
+          <w:rFonts w:ascii="Calibri" w:hAnsi="Calibri"/>
+          <w:b/>
+          <w:sz w:val="21"/>
+        </w:rPr>
+        <w:t>assisted-onboarding RCT</w:t>
+      </w:r>
+      <w:r>
+        <w:rPr>
+          <w:rFonts w:ascii="Calibri" w:hAnsi="Calibri"/>
+          <w:sz w:val="21"/>
+        </w:rPr>
+        <w:t xml:space="preserve"> (unproven ceiling 128–256/month; overlaps 726 C1a captains; do not add). (3) Paid never-starts docs at 11.5% vs fos ~1% — channel quality; no CAC so not sized.</w:t>
       </w:r>
     </w:p>
     <w:p>
@@ -264,7 +431,7 @@
           <w:rFonts w:ascii="Calibri" w:hAnsi="Calibri"/>
           <w:sz w:val="21"/>
         </w:rPr>
-        <w:t xml:space="preserve"> RC stock is ~300/month. Additional = flow × 10-day show-up × pass. Pass is grounded: 74% on a third RC attempt, 78% when field assists RC. Central cell: 60% show-up × 74% = </w:t>
+        <w:t xml:space="preserve"> RC flow ~300/month × 60% show-up × 74% pass = </w:t>
       </w:r>
       <w:r>
         <w:rPr>
@@ -272,14 +439,14 @@
           <w:b/>
           <w:sz w:val="21"/>
         </w:rPr>
-        <w:t>~134/month</w:t>
+        <w:t>~134</w:t>
       </w:r>
       <w:r>
         <w:rPr>
           <w:rFonts w:ascii="Calibri" w:hAnsi="Calibri"/>
           <w:sz w:val="21"/>
         </w:rPr>
-        <w:t xml:space="preserve">. Insurance uses its own 67% → 74% → 76% retry pattern × 91% approved-if-cleared = </w:t>
+        <w:t xml:space="preserve">. Insurance 67→76% × 91% approved-if-cleared = </w:t>
       </w:r>
       <w:r>
         <w:rPr>
@@ -287,14 +454,14 @@
           <w:b/>
           <w:sz w:val="21"/>
         </w:rPr>
-        <w:t>~46–52/month</w:t>
+        <w:t>~46–52</w:t>
       </w:r>
       <w:r>
         <w:rPr>
           <w:rFonts w:ascii="Calibri" w:hAnsi="Calibri"/>
           <w:sz w:val="21"/>
         </w:rPr>
-        <w:t xml:space="preserve">. </w:t>
+        <w:t xml:space="preserve">. If remaining docs still bind after RC, historical P(approved | passed RC) is 27% and C1a shrinks toward </w:t>
       </w:r>
       <w:r>
         <w:rPr>
@@ -302,14 +469,14 @@
           <w:b/>
           <w:sz w:val="21"/>
         </w:rPr>
-        <w:t>Do not add 128–256/month</w:t>
+        <w:t>~36/month</w:t>
       </w:r>
       <w:r>
         <w:rPr>
           <w:rFonts w:ascii="Calibri" w:hAnsi="Calibri"/>
           <w:sz w:val="21"/>
         </w:rPr>
-        <w:t xml:space="preserve"> from “make app signups convert like field”: 726 of the RC group are already in that gap, and field teams recruit a different pool.</w:t>
+        <w:t xml:space="preserve"> — that is the Legal ask (deferral-as-activation).</w:t>
       </w:r>
     </w:p>
     <w:p>
@@ -319,31 +486,14 @@
           <w:b/>
           <w:sz w:val="21"/>
         </w:rPr>
-        <w:t>If remaining documents still bind.</w:t>
+        <w:t>ARA:</w:t>
       </w:r>
       <w:r>
         <w:rPr>
           <w:rFonts w:ascii="Calibri" w:hAnsi="Calibri"/>
           <w:sz w:val="21"/>
         </w:rPr>
-        <w:t xml:space="preserve"> Historical P(approved \| passed RC) is 27% (3,946 / 14,453). If Legal only defers RC *inside* the rest of the funnel, C1a shrinks toward ~36 fully-approved/month until Aadhaar→Insurance is also fixed. That is why the Legal ask is deferral-as-activation, not a photo waiver. C1b is already at Insurance; that haircut does not apply.</w:t>
-      </w:r>
-    </w:p>
-    <w:p>
-      <w:r>
-        <w:rPr>
-          <w:rFonts w:ascii="Calibri" w:hAnsi="Calibri"/>
-          <w:b/>
-          <w:sz w:val="21"/>
-        </w:rPr>
-        <w:t>ARA payout is derived, not a % of fare.</w:t>
-      </w:r>
-      <w:r>
-        <w:rPr>
-          <w:rFonts w:ascii="Calibri" w:hAnsi="Calibri"/>
-          <w:sz w:val="21"/>
-        </w:rPr>
-        <w:t xml:space="preserve"> Eligible = suburban × 21:00–03:59 × completed × no return in 20 min (89.31% of those trips; 2,422.5 sample legs/month). The ₹31.6 gap (₹24.9 vs ₹56.5) averages *all* completed worst-suburban trips, including the 10.69% that already got a return. Required ₹/eligible leg = </w:t>
+        <w:t xml:space="preserve"> ₹31.6 gap (₹24.9 vs ₹56.5) is a mean across *all* completed worst-suburban trips. ARA pays only the 89.31% with no return in 20 min → </w:t>
       </w:r>
       <w:r>
         <w:rPr>
@@ -351,29 +501,14 @@
           <w:b/>
           <w:sz w:val="21"/>
         </w:rPr>
-        <w:t>31.6 / 0.8931 ≈ 35.4</w:t>
+        <w:t>31.6 / 0.8931 ≈ ₹35.4</w:t>
       </w:r>
       <w:r>
         <w:rPr>
           <w:rFonts w:ascii="Calibri" w:hAnsi="Calibri"/>
           <w:sz w:val="21"/>
         </w:rPr>
-        <w:t xml:space="preserve">. Band 80/100/120% of that: ₹28.3 / ₹35.4 / ₹42.5 → </w:t>
-      </w:r>
-      <w:r>
-        <w:rPr>
-          <w:rFonts w:ascii="Calibri" w:hAnsi="Calibri"/>
-          <w:b/>
-          <w:sz w:val="21"/>
-        </w:rPr>
-        <w:t>~₹69k–103k/month</w:t>
-      </w:r>
-      <w:r>
-        <w:rPr>
-          <w:rFonts w:ascii="Calibri" w:hAnsi="Calibri"/>
-          <w:sz w:val="21"/>
-        </w:rPr>
-        <w:t xml:space="preserve"> sample. 30% of the ₹350 fare (₹105) would overpay. City-core (₹104.7 net) is geography, not this product.</w:t>
+        <w:t>/leg. 80/100/120% → ~₹69–103k/month sample. 30% of fare (₹105) overpays. City-core ₹104.7 is geography.</w:t>
       </w:r>
     </w:p>
     <w:p>
@@ -390,7 +525,7 @@
         <w:pStyle w:val="ListBullet"/>
       </w:pPr>
       <w:r>
-        <w:t>**~15.6-day cutoff.** Newer signups are unfinished, not failed. Later capture-fails → 180 is a floor; they finish alone → slight overstatement.</w:t>
+        <w:t>**~15.6-day cutoff.** Later capture-fails → 180 is a floor; they finish alone → slight overstatement.</w:t>
       </w:r>
     </w:p>
     <w:p>
@@ -398,7 +533,7 @@
         <w:pStyle w:val="ListBullet"/>
       </w:pPr>
       <w:r>
-        <w:t>**Document events decide which docs passed**, not the approvals file (they disagree only while unfinished).</w:t>
+        <w:t>**Document events**, not the approvals file, for which docs passed (disagree only while unfinished).</w:t>
       </w:r>
     </w:p>
     <w:p>
@@ -406,7 +541,7 @@
         <w:pStyle w:val="ListBullet"/>
       </w:pPr>
       <w:r>
-        <w:t>**Field vs app is not banked** until a randomised assist test on ordinary app/paid signups.</w:t>
+        <w:t>**Field vs app not banked** until a randomised assist test on ordinary app/paid signups.</w:t>
       </w:r>
     </w:p>
     <w:p>
@@ -414,7 +549,7 @@
         <w:pStyle w:val="ListBullet"/>
       </w:pPr>
       <w:r>
-        <w:t>**ARA target is rest-suburban, not city-core.** Night suburban trips would have to get as short as city-core to change that. They don’t.</w:t>
+        <w:t>**ARA = rest-suburban, not city-core.** Night suburban trips would have to get as short as city-core. They don’t.</w:t>
       </w:r>
     </w:p>
     <w:p>
@@ -430,7 +565,7 @@
         <w:pStyle w:val="ListBullet"/>
       </w:pPr>
       <w:r>
-        <w:t>**C1a ops ₹40–60k/month** assumes one FTE at a typical centre-agent load (~12–15 checks/day). A wage or roster from Ops would replace this.</w:t>
+        <w:t>**C1a ops ₹40–60k** assumes one FTE at 12–15 checks/day.</w:t>
       </w:r>
     </w:p>
     <w:p>
@@ -448,7 +583,7 @@
           <w:rFonts w:ascii="Calibri" w:hAnsi="Calibri"/>
           <w:sz w:val="21"/>
         </w:rPr>
-        <w:t>No CAC/spend field — cannot price field vs paid as media ROI. `airport_trips.csv` is sampled — rates hold; ₹/month is not a city budget. `signup_zone_id` does not join airport zones — cannot size captains who already live in the catchment.</w:t>
+        <w:t>No CAC — cannot price field vs paid. `airport_trips.csv` is sampled — rates hold; ₹/month is not a city budget. `signup_zone_id` does not join airport zones. Capture-only was not counted on Aadhaar/Permit/Fitness — reuse UX, then measure.</w:t>
       </w:r>
     </w:p>
     <w:sectPr>

--- a/MEMO.docx
+++ b/MEMO.docx
@@ -1,15 +1,629 @@
 
 <file path=word/document.xml><?xml version="1.0" encoding="utf-8"?>
 <w:document xmlns:wpc="http://schemas.microsoft.com/office/word/2010/wordprocessingCanvas" xmlns:mo="http://schemas.microsoft.com/office/mac/office/2008/main" xmlns:mc="http://schemas.openxmlformats.org/markup-compatibility/2006" xmlns:mv="urn:schemas-microsoft-com:mac:vml" xmlns:o="urn:schemas-microsoft-com:office:office" xmlns:r="http://schemas.openxmlformats.org/officeDocument/2006/relationships" xmlns:m="http://schemas.openxmlformats.org/officeDocument/2006/math" xmlns:v="urn:schemas-microsoft-com:vml" xmlns:wp14="http://schemas.microsoft.com/office/word/2010/wordprocessingDrawing" xmlns:wp="http://schemas.openxmlformats.org/drawingml/2006/wordprocessingDrawing" xmlns:w10="urn:schemas-microsoft-com:office:word" xmlns:w="http://schemas.openxmlformats.org/wordprocessingml/2006/main" xmlns:w14="http://schemas.microsoft.com/office/word/2010/wordml" xmlns:wpg="http://schemas.microsoft.com/office/word/2010/wordprocessingGroup" xmlns:wpi="http://schemas.microsoft.com/office/word/2010/wordprocessingInk" xmlns:wne="http://schemas.microsoft.com/office/word/2006/wordml" xmlns:wps="http://schemas.microsoft.com/office/word/2010/wordprocessingShape" mc:Ignorable="w14 wp14">
+  <w:background w:color="F7F8FC"/>
   <w:body>
+    <w:tbl>
+      <w:tblPr>
+        <w:tblW w:type="auto" w:w="0"/>
+        <w:tblLayout w:type="autofit"/>
+        <w:tblLook w:firstColumn="1" w:firstRow="1" w:lastColumn="0" w:lastRow="0" w:noHBand="0" w:noVBand="1" w:val="04A0"/>
+      </w:tblPr>
+      <w:tblGrid>
+        <w:gridCol w:w="10224"/>
+      </w:tblGrid>
+      <w:tr>
+        <w:tc>
+          <w:tcPr>
+            <w:tcW w:type="dxa" w:w="10224"/>
+            <w:shd w:fill="CADCFC" w:val="clear"/>
+          </w:tcPr>
+          <w:p>
+            <w:r>
+              <w:rPr>
+                <w:rFonts w:ascii="Calibri" w:hAnsi="Calibri"/>
+                <w:b/>
+                <w:color w:val="1E2761"/>
+                <w:sz w:val="20"/>
+              </w:rPr>
+              <w:t>RAPIDO  ·  MEMO TO THE HEAD OF SUPPLY</w:t>
+            </w:r>
+          </w:p>
+          <w:p>
+            <w:r>
+              <w:rPr>
+                <w:rFonts w:ascii="Calibri" w:hAnsi="Calibri"/>
+                <w:b w:val="0"/>
+                <w:color w:val="1C7293"/>
+                <w:sz w:val="18"/>
+              </w:rPr>
+              <w:t>Onboarding leak and overnight airport  ·  10 Sep 2026  ·  extract 30 Jun 2026, 23:59 IST</w:t>
+            </w:r>
+          </w:p>
+        </w:tc>
+      </w:tr>
+    </w:tbl>
     <w:p>
       <w:r>
         <w:rPr>
+          <w:rFonts w:ascii="Cambria" w:hAnsi="Cambria"/>
           <w:b/>
-          <w:color w:val="1F3A5F"/>
+          <w:color w:val="1E2761"/>
           <w:sz w:val="32"/>
         </w:rPr>
-        <w:t>Memo to the Head of Supply</w:t>
+        <w:t>~180 more approved captains a month — two photo fixes, not five programmes</w:t>
+      </w:r>
+    </w:p>
+    <w:p>
+      <w:r>
+        <w:rPr>
+          <w:rFonts w:ascii="Calibri" w:hAnsi="Calibri"/>
+          <w:b w:val="0"/>
+          <w:color w:val="333333"/>
+          <w:sz w:val="21"/>
+        </w:rPr>
+        <w:t>Central case is about 134 from a 10-day RC in-person grace (C1a) and ~50 from Insurance upload UX (C1b). The groups do not overlap. 98.7% of mature approved captains already take a first trip (3,895 / 3,946) — documents are the bottleneck. Show-up for RC is unobserved; if Legal will not treat deferred RC as activation, C1a shrinks toward ~36/month.</w:t>
+      </w:r>
+    </w:p>
+    <w:p>
+      <w:pPr>
+        <w:jc w:val="center"/>
+      </w:pPr>
+      <w:r>
+        <w:drawing>
+          <wp:inline xmlns:a="http://schemas.openxmlformats.org/drawingml/2006/main" xmlns:pic="http://schemas.openxmlformats.org/drawingml/2006/picture">
+            <wp:extent cx="2880360" cy="1626149"/>
+            <wp:docPr id="1" name="Picture 1"/>
+            <wp:cNvGraphicFramePr>
+              <a:graphicFrameLocks noChangeAspect="1"/>
+            </wp:cNvGraphicFramePr>
+            <a:graphic>
+              <a:graphicData uri="http://schemas.openxmlformats.org/drawingml/2006/picture">
+                <pic:pic>
+                  <pic:nvPicPr>
+                    <pic:cNvPr id="0" name="pie_c1.png"/>
+                    <pic:cNvPicPr/>
+                  </pic:nvPicPr>
+                  <pic:blipFill>
+                    <a:blip r:embed="rId9"/>
+                    <a:stretch>
+                      <a:fillRect/>
+                    </a:stretch>
+                  </pic:blipFill>
+                  <pic:spPr>
+                    <a:xfrm>
+                      <a:off x="0" y="0"/>
+                      <a:ext cx="2880360" cy="1626149"/>
+                    </a:xfrm>
+                    <a:prstGeom prst="rect"/>
+                  </pic:spPr>
+                </pic:pic>
+              </a:graphicData>
+            </a:graphic>
+          </wp:inline>
+        </w:drawing>
+      </w:r>
+      <w:r>
+        <w:t xml:space="preserve">  </w:t>
+      </w:r>
+      <w:r>
+        <w:drawing>
+          <wp:inline xmlns:a="http://schemas.openxmlformats.org/drawingml/2006/main" xmlns:pic="http://schemas.openxmlformats.org/drawingml/2006/picture">
+            <wp:extent cx="2880360" cy="2028292"/>
+            <wp:docPr id="2" name="Picture 2"/>
+            <wp:cNvGraphicFramePr>
+              <a:graphicFrameLocks noChangeAspect="1"/>
+            </wp:cNvGraphicFramePr>
+            <a:graphic>
+              <a:graphicData uri="http://schemas.openxmlformats.org/drawingml/2006/picture">
+                <pic:pic>
+                  <pic:nvPicPr>
+                    <pic:cNvPr id="0" name="pie_airport_night.png"/>
+                    <pic:cNvPicPr/>
+                  </pic:nvPicPr>
+                  <pic:blipFill>
+                    <a:blip r:embed="rId10"/>
+                    <a:stretch>
+                      <a:fillRect/>
+                    </a:stretch>
+                  </pic:blipFill>
+                  <pic:spPr>
+                    <a:xfrm>
+                      <a:off x="0" y="0"/>
+                      <a:ext cx="2880360" cy="2028292"/>
+                    </a:xfrm>
+                    <a:prstGeom prst="rect"/>
+                  </pic:spPr>
+                </pic:pic>
+              </a:graphicData>
+            </a:graphic>
+          </wp:inline>
+        </w:drawing>
+      </w:r>
+      <w:r>
+        <w:t xml:space="preserve">  </w:t>
+      </w:r>
+    </w:p>
+    <w:p>
+      <w:pPr>
+        <w:jc w:val="center"/>
+      </w:pPr>
+      <w:r>
+        <w:rPr>
+          <w:rFonts w:ascii="Calibri" w:hAnsi="Calibri"/>
+          <w:b w:val="0"/>
+          <w:color w:val="8A8FA3"/>
+          <w:sz w:val="17"/>
+        </w:rPr>
+        <w:t>Left: bank only C1a + C1b (~180). Right: 84% of airport unfulfilled volume sits in 21:00–03:59.</w:t>
+      </w:r>
+    </w:p>
+    <w:p>
+      <w:r>
+        <w:rPr>
+          <w:rFonts w:ascii="Cambria" w:hAnsi="Cambria"/>
+          <w:b/>
+          <w:color w:val="1C7293"/>
+          <w:sz w:val="26"/>
+        </w:rPr>
+        <w:t>What to do this week</w:t>
+      </w:r>
+    </w:p>
+    <w:tbl>
+      <w:tblPr>
+        <w:tblStyle w:val="TableGrid"/>
+        <w:tblW w:type="auto" w:w="0"/>
+        <w:jc w:val="center"/>
+        <w:tblLook w:firstColumn="1" w:firstRow="1" w:lastColumn="0" w:lastRow="0" w:noHBand="0" w:noVBand="1" w:val="04A0"/>
+      </w:tblPr>
+      <w:tblGrid>
+        <w:gridCol w:w="2556"/>
+        <w:gridCol w:w="2556"/>
+        <w:gridCol w:w="2556"/>
+        <w:gridCol w:w="2556"/>
+      </w:tblGrid>
+      <w:tr>
+        <w:tc>
+          <w:tcPr>
+            <w:tcW w:type="dxa" w:w="2556"/>
+            <w:shd w:fill="1E2761" w:val="clear"/>
+          </w:tcPr>
+          <w:p>
+            <w:r>
+              <w:rPr>
+                <w:rFonts w:ascii="Calibri" w:hAnsi="Calibri"/>
+                <w:b/>
+                <w:color w:val="FFFFFF"/>
+                <w:sz w:val="18"/>
+              </w:rPr>
+              <w:t>#</w:t>
+            </w:r>
+          </w:p>
+        </w:tc>
+        <w:tc>
+          <w:tcPr>
+            <w:tcW w:type="dxa" w:w="2556"/>
+            <w:shd w:fill="1E2761" w:val="clear"/>
+          </w:tcPr>
+          <w:p>
+            <w:r>
+              <w:rPr>
+                <w:rFonts w:ascii="Calibri" w:hAnsi="Calibri"/>
+                <w:b/>
+                <w:color w:val="FFFFFF"/>
+                <w:sz w:val="18"/>
+              </w:rPr>
+              <w:t>Do this</w:t>
+            </w:r>
+          </w:p>
+        </w:tc>
+        <w:tc>
+          <w:tcPr>
+            <w:tcW w:type="dxa" w:w="2556"/>
+            <w:shd w:fill="1E2761" w:val="clear"/>
+          </w:tcPr>
+          <w:p>
+            <w:r>
+              <w:rPr>
+                <w:rFonts w:ascii="Calibri" w:hAnsi="Calibri"/>
+                <w:b/>
+                <w:color w:val="FFFFFF"/>
+                <w:sz w:val="18"/>
+              </w:rPr>
+              <w:t>Impact</w:t>
+            </w:r>
+          </w:p>
+        </w:tc>
+        <w:tc>
+          <w:tcPr>
+            <w:tcW w:type="dxa" w:w="2556"/>
+            <w:shd w:fill="1E2761" w:val="clear"/>
+          </w:tcPr>
+          <w:p>
+            <w:r>
+              <w:rPr>
+                <w:rFonts w:ascii="Calibri" w:hAnsi="Calibri"/>
+                <w:b/>
+                <w:color w:val="FFFFFF"/>
+                <w:sz w:val="18"/>
+              </w:rPr>
+              <w:t>Watch</w:t>
+            </w:r>
+          </w:p>
+        </w:tc>
+      </w:tr>
+      <w:tr>
+        <w:tc>
+          <w:tcPr>
+            <w:tcW w:type="dxa" w:w="2556"/>
+            <w:shd w:fill="F7F8FC" w:val="clear"/>
+          </w:tcPr>
+          <w:p>
+            <w:r>
+              <w:rPr>
+                <w:rFonts w:ascii="Calibri" w:hAnsi="Calibri"/>
+                <w:b/>
+                <w:color w:val="1E2761"/>
+                <w:sz w:val="17"/>
+              </w:rPr>
+              <w:t>1</w:t>
+            </w:r>
+          </w:p>
+        </w:tc>
+        <w:tc>
+          <w:tcPr>
+            <w:tcW w:type="dxa" w:w="2556"/>
+            <w:shd w:fill="F7F8FC" w:val="clear"/>
+          </w:tcPr>
+          <w:p>
+            <w:r>
+              <w:rPr>
+                <w:rFonts w:ascii="Calibri" w:hAnsi="Calibri"/>
+                <w:b w:val="0"/>
+                <w:color w:val="333333"/>
+                <w:sz w:val="17"/>
+              </w:rPr>
+              <w:t>C1b Insurance camera this week, then C1a 10-day RC grace after Legal (1,637 + 411 capture-only). Same camera on other docs is a free rider — not added to 180.</w:t>
+            </w:r>
+          </w:p>
+        </w:tc>
+        <w:tc>
+          <w:tcPr>
+            <w:tcW w:type="dxa" w:w="2556"/>
+            <w:shd w:fill="F7F8FC" w:val="clear"/>
+          </w:tcPr>
+          <w:p>
+            <w:r>
+              <w:rPr>
+                <w:rFonts w:ascii="Calibri" w:hAnsi="Calibri"/>
+                <w:b w:val="0"/>
+                <w:color w:val="333333"/>
+                <w:sz w:val="17"/>
+              </w:rPr>
+              <w:t>~180/mo (~50 + ~134). C1a ops ~1 FTE ₹40–60k assumed.</w:t>
+            </w:r>
+          </w:p>
+        </w:tc>
+        <w:tc>
+          <w:tcPr>
+            <w:tcW w:type="dxa" w:w="2556"/>
+            <w:shd w:fill="F7F8FC" w:val="clear"/>
+          </w:tcPr>
+          <w:p>
+            <w:r>
+              <w:rPr>
+                <w:rFonts w:ascii="Calibri" w:hAnsi="Calibri"/>
+                <w:b w:val="0"/>
+                <w:color w:val="333333"/>
+                <w:sz w:val="17"/>
+              </w:rPr>
+              <w:t>Approved by cohort</w:t>
+            </w:r>
+          </w:p>
+        </w:tc>
+      </w:tr>
+      <w:tr>
+        <w:tc>
+          <w:tcPr>
+            <w:tcW w:type="dxa" w:w="2556"/>
+            <w:shd w:fill="FFFFFF" w:val="clear"/>
+          </w:tcPr>
+          <w:p>
+            <w:r>
+              <w:rPr>
+                <w:rFonts w:ascii="Calibri" w:hAnsi="Calibri"/>
+                <w:b/>
+                <w:color w:val="1E2761"/>
+                <w:sz w:val="17"/>
+              </w:rPr>
+              <w:t>2</w:t>
+            </w:r>
+          </w:p>
+        </w:tc>
+        <w:tc>
+          <w:tcPr>
+            <w:tcW w:type="dxa" w:w="2556"/>
+            <w:shd w:fill="FFFFFF" w:val="clear"/>
+          </w:tcPr>
+          <w:p>
+            <w:r>
+              <w:rPr>
+                <w:rFonts w:ascii="Calibri" w:hAnsi="Calibri"/>
+                <w:b w:val="0"/>
+                <w:color w:val="333333"/>
+                <w:sz w:val="17"/>
+              </w:rPr>
+              <w:t>Airport Return Assurance at ₹35.4 per unpaid night-suburban leg. Do not hire the catchment.</w:t>
+            </w:r>
+          </w:p>
+        </w:tc>
+        <w:tc>
+          <w:tcPr>
+            <w:tcW w:type="dxa" w:w="2556"/>
+            <w:shd w:fill="FFFFFF" w:val="clear"/>
+          </w:tcPr>
+          <w:p>
+            <w:r>
+              <w:rPr>
+                <w:rFonts w:ascii="Calibri" w:hAnsi="Calibri"/>
+                <w:b w:val="0"/>
+                <w:color w:val="333333"/>
+                <w:sz w:val="17"/>
+              </w:rPr>
+              <w:t>Sample ~₹69–103k/mo. Restores rest-of-day suburban net, not city-core.</w:t>
+            </w:r>
+          </w:p>
+        </w:tc>
+        <w:tc>
+          <w:tcPr>
+            <w:tcW w:type="dxa" w:w="2556"/>
+            <w:shd w:fill="FFFFFF" w:val="clear"/>
+          </w:tcPr>
+          <w:p>
+            <w:r>
+              <w:rPr>
+                <w:rFonts w:ascii="Calibri" w:hAnsi="Calibri"/>
+                <w:b w:val="0"/>
+                <w:color w:val="333333"/>
+                <w:sz w:val="17"/>
+              </w:rPr>
+              <w:t>Return-in-20m, cancels, falling 4-week payout run-rate</w:t>
+            </w:r>
+          </w:p>
+        </w:tc>
+      </w:tr>
+      <w:tr>
+        <w:tc>
+          <w:tcPr>
+            <w:tcW w:type="dxa" w:w="2556"/>
+            <w:shd w:fill="F7F8FC" w:val="clear"/>
+          </w:tcPr>
+          <w:p>
+            <w:r>
+              <w:rPr>
+                <w:rFonts w:ascii="Calibri" w:hAnsi="Calibri"/>
+                <w:b/>
+                <w:color w:val="1E2761"/>
+                <w:sz w:val="17"/>
+              </w:rPr>
+              <w:t>3</w:t>
+            </w:r>
+          </w:p>
+        </w:tc>
+        <w:tc>
+          <w:tcPr>
+            <w:tcW w:type="dxa" w:w="2556"/>
+            <w:shd w:fill="F7F8FC" w:val="clear"/>
+          </w:tcPr>
+          <w:p>
+            <w:r>
+              <w:rPr>
+                <w:rFonts w:ascii="Calibri" w:hAnsi="Calibri"/>
+                <w:b w:val="0"/>
+                <w:color w:val="333333"/>
+                <w:sz w:val="17"/>
+              </w:rPr>
+              <w:t>Stop CAMP_WA_002 5×. Send/no-send RCT on RC-cleared app/paid captains, no other campaign.</w:t>
+            </w:r>
+          </w:p>
+        </w:tc>
+        <w:tc>
+          <w:tcPr>
+            <w:tcW w:type="dxa" w:w="2556"/>
+            <w:shd w:fill="F7F8FC" w:val="clear"/>
+          </w:tcPr>
+          <w:p>
+            <w:r>
+              <w:rPr>
+                <w:rFonts w:ascii="Calibri" w:hAnsi="Calibri"/>
+                <w:b w:val="0"/>
+                <w:color w:val="333333"/>
+                <w:sz w:val="17"/>
+              </w:rPr>
+              <w:t>0 pp click lift. Cost avoided + answer in 4–6 weeks.</w:t>
+            </w:r>
+          </w:p>
+        </w:tc>
+        <w:tc>
+          <w:tcPr>
+            <w:tcW w:type="dxa" w:w="2556"/>
+            <w:shd w:fill="F7F8FC" w:val="clear"/>
+          </w:tcPr>
+          <w:p>
+            <w:r>
+              <w:rPr>
+                <w:rFonts w:ascii="Calibri" w:hAnsi="Calibri"/>
+                <w:b w:val="0"/>
+                <w:color w:val="333333"/>
+                <w:sz w:val="17"/>
+              </w:rPr>
+              <w:t>Aadhaar pass and approved</w:t>
+            </w:r>
+          </w:p>
+        </w:tc>
+      </w:tr>
+    </w:tbl>
+    <w:p>
+      <w:r>
+        <w:rPr>
+          <w:rFonts w:ascii="Calibri" w:hAnsi="Calibri"/>
+          <w:b w:val="0"/>
+          <w:sz w:val="21"/>
+        </w:rPr>
+        <w:t>Stop scaling CAMP_WA_002. Clicked vs not is −1.5pp (CI −3.6 to +0.6) → 0 pp. The 29% vs 11% recipient gap is targeting after RC. That same null is why never-upload is not another WhatsApp.</w:t>
+      </w:r>
+    </w:p>
+    <w:p>
+      <w:r>
+        <w:rPr>
+          <w:rFonts w:ascii="Cambria" w:hAnsi="Cambria"/>
+          <w:b/>
+          <w:color w:val="1C7293"/>
+          <w:sz w:val="26"/>
+        </w:rPr>
+        <w:t>Why these two stages — leftover queue — ARA maths</w:t>
+      </w:r>
+    </w:p>
+    <w:p>
+      <w:pPr>
+        <w:jc w:val="center"/>
+      </w:pPr>
+      <w:r>
+        <w:drawing>
+          <wp:inline xmlns:a="http://schemas.openxmlformats.org/drawingml/2006/main" xmlns:pic="http://schemas.openxmlformats.org/drawingml/2006/picture">
+            <wp:extent cx="2880360" cy="1772204"/>
+            <wp:docPr id="3" name="Picture 3"/>
+            <wp:cNvGraphicFramePr>
+              <a:graphicFrameLocks noChangeAspect="1"/>
+            </wp:cNvGraphicFramePr>
+            <a:graphic>
+              <a:graphicData uri="http://schemas.openxmlformats.org/drawingml/2006/picture">
+                <pic:pic>
+                  <pic:nvPicPr>
+                    <pic:cNvPr id="0" name="pie_rc_capture.png"/>
+                    <pic:cNvPicPr/>
+                  </pic:nvPicPr>
+                  <pic:blipFill>
+                    <a:blip r:embed="rId11"/>
+                    <a:stretch>
+                      <a:fillRect/>
+                    </a:stretch>
+                  </pic:blipFill>
+                  <pic:spPr>
+                    <a:xfrm>
+                      <a:off x="0" y="0"/>
+                      <a:ext cx="2880360" cy="1772204"/>
+                    </a:xfrm>
+                    <a:prstGeom prst="rect"/>
+                  </pic:spPr>
+                </pic:pic>
+              </a:graphicData>
+            </a:graphic>
+          </wp:inline>
+        </w:drawing>
+      </w:r>
+      <w:r>
+        <w:t xml:space="preserve">  </w:t>
+      </w:r>
+      <w:r>
+        <w:drawing>
+          <wp:inline xmlns:a="http://schemas.openxmlformats.org/drawingml/2006/main" xmlns:pic="http://schemas.openxmlformats.org/drawingml/2006/picture">
+            <wp:extent cx="2880360" cy="1566789"/>
+            <wp:docPr id="4" name="Picture 4"/>
+            <wp:cNvGraphicFramePr>
+              <a:graphicFrameLocks noChangeAspect="1"/>
+            </wp:cNvGraphicFramePr>
+            <a:graphic>
+              <a:graphicData uri="http://schemas.openxmlformats.org/drawingml/2006/picture">
+                <pic:pic>
+                  <pic:nvPicPr>
+                    <pic:cNvPr id="0" name="pie_c1b.png"/>
+                    <pic:cNvPicPr/>
+                  </pic:nvPicPr>
+                  <pic:blipFill>
+                    <a:blip r:embed="rId12"/>
+                    <a:stretch>
+                      <a:fillRect/>
+                    </a:stretch>
+                  </pic:blipFill>
+                  <pic:spPr>
+                    <a:xfrm>
+                      <a:off x="0" y="0"/>
+                      <a:ext cx="2880360" cy="1566789"/>
+                    </a:xfrm>
+                    <a:prstGeom prst="rect"/>
+                  </pic:spPr>
+                </pic:pic>
+              </a:graphicData>
+            </a:graphic>
+          </wp:inline>
+        </w:drawing>
+      </w:r>
+      <w:r>
+        <w:t xml:space="preserve">  </w:t>
+      </w:r>
+    </w:p>
+    <w:p>
+      <w:pPr>
+        <w:jc w:val="center"/>
+      </w:pPr>
+      <w:r>
+        <w:rPr>
+          <w:rFonts w:ascii="Calibri" w:hAnsi="Calibri"/>
+          <w:b w:val="0"/>
+          <w:color w:val="8A8FA3"/>
+          <w:sz w:val="17"/>
+        </w:rPr>
+        <w:t>Left: only 1,637 of 5,405 RC losses are C1a. Right: only 411 of 3,289 Insurance leftovers are C1b.</w:t>
+      </w:r>
+    </w:p>
+    <w:p>
+      <w:pPr>
+        <w:jc w:val="center"/>
+      </w:pPr>
+      <w:r>
+        <w:drawing>
+          <wp:inline xmlns:a="http://schemas.openxmlformats.org/drawingml/2006/main" xmlns:pic="http://schemas.openxmlformats.org/drawingml/2006/picture">
+            <wp:extent cx="5577840" cy="2815230"/>
+            <wp:docPr id="5" name="Picture 5"/>
+            <wp:cNvGraphicFramePr>
+              <a:graphicFrameLocks noChangeAspect="1"/>
+            </wp:cNvGraphicFramePr>
+            <a:graphic>
+              <a:graphicData uri="http://schemas.openxmlformats.org/drawingml/2006/picture">
+                <pic:pic>
+                  <pic:nvPicPr>
+                    <pic:cNvPr id="0" name="bar_volume_lost.png"/>
+                    <pic:cNvPicPr/>
+                  </pic:nvPicPr>
+                  <pic:blipFill>
+                    <a:blip r:embed="rId13"/>
+                    <a:stretch>
+                      <a:fillRect/>
+                    </a:stretch>
+                  </pic:blipFill>
+                  <pic:spPr>
+                    <a:xfrm>
+                      <a:off x="0" y="0"/>
+                      <a:ext cx="5577840" cy="2815230"/>
+                    </a:xfrm>
+                    <a:prstGeom prst="rect"/>
+                  </pic:spPr>
+                </pic:pic>
+              </a:graphicData>
+            </a:graphic>
+          </wp:inline>
+        </w:drawing>
+      </w:r>
+    </w:p>
+    <w:p>
+      <w:r>
+        <w:rPr>
+          <w:rFonts w:ascii="Calibri" w:hAnsi="Calibri"/>
+          <w:b w:val="0"/>
+          <w:sz w:val="21"/>
+        </w:rPr>
+        <w:t>RC loses 5,405; only 1,637 are capture-only (C1a). Insurance loses 3,289 but ~2,530 never uploaded after Fitness — C1b is the 411 photo fails. DL cannot be deferred. Mix does not shift overnight (χ² p=0.12). ARA: gap ₹31.6 ÷ 0.8931 eligible share ≈ ₹35.4/leg. 30% of fare (₹105) overpays.</w:t>
       </w:r>
     </w:p>
     <w:p>
@@ -17,578 +631,23 @@
         <w:rPr>
           <w:rFonts w:ascii="Calibri" w:hAnsi="Calibri"/>
           <w:b/>
-          <w:sz w:val="21"/>
+          <w:color w:val="1E2761"/>
+          <w:sz w:val="22"/>
         </w:rPr>
-        <w:t>Onboarding leak and overnight airport</w:t>
+        <w:t xml:space="preserve">What I assumed, and what would change my answer. </w:t>
       </w:r>
       <w:r>
         <w:rPr>
           <w:rFonts w:ascii="Calibri" w:hAnsi="Calibri"/>
-          <w:sz w:val="21"/>
+          <w:b w:val="0"/>
+          <w:sz w:val="20"/>
         </w:rPr>
-        <w:t xml:space="preserve"> · 10 Sep 2026 · extract 30 Jun 2026, 23:59 IST</w:t>
-      </w:r>
-    </w:p>
-    <w:p>
-      <w:r>
-        <w:rPr>
-          <w:b/>
-          <w:color w:val="C45C26"/>
-          <w:sz w:val="26"/>
-        </w:rPr>
-        <w:t>Page 1 — What to do this week</w:t>
-      </w:r>
-    </w:p>
-    <w:p>
-      <w:r>
-        <w:rPr>
-          <w:rFonts w:ascii="Calibri" w:hAnsi="Calibri"/>
-          <w:b/>
-          <w:sz w:val="21"/>
-        </w:rPr>
-        <w:t>About 180 more approved captains a month, medium confidence — roughly 134 from an RC grace window and 50 from Insurance upload UX.</w:t>
-      </w:r>
-      <w:r>
-        <w:rPr>
-          <w:rFonts w:ascii="Calibri" w:hAnsi="Calibri"/>
-          <w:sz w:val="21"/>
-        </w:rPr>
-        <w:t xml:space="preserve"> The two groups do not overlap. The 179.5–185.6 range is a sensitivity table, not a three-decimal forecast. Show-up for in-person RC is unobserved. If Legal will not let captains proceed with RC deferred, the RC piece is an upper bound.</w:t>
-      </w:r>
-    </w:p>
-    <w:p>
-      <w:r>
-        <w:rPr>
-          <w:rFonts w:ascii="Calibri" w:hAnsi="Calibri"/>
-          <w:sz w:val="21"/>
-        </w:rPr>
-        <w:t xml:space="preserve">These approvals are not hollow. Among mature approved captains, </w:t>
-      </w:r>
-      <w:r>
-        <w:rPr>
-          <w:rFonts w:ascii="Calibri" w:hAnsi="Calibri"/>
-          <w:b/>
-          <w:sz w:val="21"/>
-        </w:rPr>
-        <w:t>98.7% take a first trip</w:t>
-      </w:r>
-      <w:r>
-        <w:rPr>
-          <w:rFonts w:ascii="Calibri" w:hAnsi="Calibri"/>
-          <w:sz w:val="21"/>
-        </w:rPr>
-        <w:t xml:space="preserve"> (3,895 / 3,946). Documents are the bottleneck, not first-order.</w:t>
-      </w:r>
-    </w:p>
-    <w:p>
-      <w:r>
-        <w:rPr>
-          <w:rFonts w:ascii="Calibri" w:hAnsi="Calibri"/>
-          <w:b/>
-          <w:sz w:val="21"/>
-        </w:rPr>
-        <w:t>Stop scaling CAMP_WA_002.</w:t>
-      </w:r>
-      <w:r>
-        <w:rPr>
-          <w:rFonts w:ascii="Calibri" w:hAnsi="Calibri"/>
-          <w:sz w:val="21"/>
-        </w:rPr>
-        <w:t xml:space="preserve"> Clickers complete at 0pp vs non-clickers (about −1.5pp; interval −3.6 to +0.6). Most recipients had already cleared RC. The 29% vs 11% “got the campaign” gap is targeting, not lift. Do not fund 5×. That same null is why we do </w:t>
-      </w:r>
-      <w:r>
-        <w:rPr>
-          <w:rFonts w:ascii="Calibri" w:hAnsi="Calibri"/>
-          <w:b/>
-          <w:sz w:val="21"/>
-        </w:rPr>
-        <w:t>not</w:t>
-      </w:r>
-      <w:r>
-        <w:rPr>
-          <w:rFonts w:ascii="Calibri" w:hAnsi="Calibri"/>
-          <w:sz w:val="21"/>
-        </w:rPr>
-        <w:t xml:space="preserve"> harvest the large “never uploaded the next doc” pile with another WhatsApp.</w:t>
-      </w:r>
-    </w:p>
-    <w:p>
-      <w:r>
-        <w:rPr>
-          <w:rFonts w:ascii="Calibri" w:hAnsi="Calibri"/>
-          <w:b/>
-          <w:sz w:val="21"/>
-        </w:rPr>
-        <w:t>Ranked by monthly impact.</w:t>
-      </w:r>
-      <w:r>
-        <w:rPr>
-          <w:rFonts w:ascii="Calibri" w:hAnsi="Calibri"/>
-          <w:sz w:val="21"/>
-        </w:rPr>
-        <w:t xml:space="preserve"> Item 3 is the smallest number and the </w:t>
-      </w:r>
-      <w:r>
-        <w:rPr>
-          <w:rFonts w:ascii="Calibri" w:hAnsi="Calibri"/>
-          <w:b/>
-          <w:sz w:val="21"/>
-        </w:rPr>
-        <w:t>fastest yes</w:t>
-      </w:r>
-      <w:r>
-        <w:rPr>
-          <w:rFonts w:ascii="Calibri" w:hAnsi="Calibri"/>
-          <w:sz w:val="21"/>
-        </w:rPr>
-        <w:t xml:space="preserve"> (no sign-off). Airport is rec 2 on purpose: the answer is </w:t>
-      </w:r>
-      <w:r>
-        <w:rPr>
-          <w:rFonts w:ascii="Calibri" w:hAnsi="Calibri"/>
-          <w:b/>
-          <w:sz w:val="21"/>
-        </w:rPr>
-        <w:t>do not hire</w:t>
-      </w:r>
-      <w:r>
-        <w:rPr>
-          <w:rFonts w:ascii="Calibri" w:hAnsi="Calibri"/>
-          <w:sz w:val="21"/>
-        </w:rPr>
-        <w:t>, not a second onboarding slide.</w:t>
-      </w:r>
-    </w:p>
-    <w:p>
-      <w:r>
-        <w:rPr>
-          <w:sz w:val="18"/>
-        </w:rPr>
-        <w:t xml:space="preserve"> #  ·  Do this  ·  Impact  ·  Cost / risk  ·  Watch </w:t>
-      </w:r>
-    </w:p>
-    <w:p>
-      <w:r>
-        <w:rPr>
-          <w:sz w:val="18"/>
-        </w:rPr>
-        <w:t xml:space="preserve"> **1**  ·  **C1b** Insurance camera UX (411; must clear before a ride) **this week**, then **C1a** 10-day in-person RC (1,637) once Legal signs  ·  ~180 approved/month (~50 + ~134). Same camera on DL/Aadhaar/Permit/Fitness is a **free rider after C1b — not added to 180**  ·  C1a: Legal/T&amp;S + **~1 FTE (~₹40–60k/month, ~180 visits)**, assumed. C1b: engineering only  ·  Approved split by cohort </w:t>
-      </w:r>
-    </w:p>
-    <w:p>
-      <w:r>
-        <w:rPr>
-          <w:sz w:val="18"/>
-        </w:rPr>
-        <w:t xml:space="preserve"> **2**  ·  **Airport Return Assurance** at **₹35.4 per unpaid night-suburban leg** (~₹69–103k/month sample)  ·  Restores rest-of-day suburban economics. **No catchment hiring**  ·  Sampled trips ≠ city P&amp;L. Target rest-suburban, not city-core  ·  Night suburban return-in-20m, cancels, **falling payout run-rate** over 4 weeks </w:t>
-      </w:r>
-    </w:p>
-    <w:p>
-      <w:r>
-        <w:rPr>
-          <w:sz w:val="18"/>
-        </w:rPr>
-        <w:t xml:space="preserve"> **3**  ·  Kill the 5× WhatsApp; send vs no-send RCT among RC-cleared app/paid captains, no other campaign  ·  Cost avoided + answer in 4–6 weeks  ·  Near zero  ·  Aadhaar pass and approved </w:t>
-      </w:r>
-    </w:p>
-    <w:p>
-      <w:r>
-        <w:rPr>
-          <w:rFonts w:ascii="Calibri" w:hAnsi="Calibri"/>
-          <w:b/>
-          <w:sz w:val="21"/>
-        </w:rPr>
-        <w:t>Airport, said plainly:</w:t>
-      </w:r>
-      <w:r>
-        <w:rPr>
-          <w:rFonts w:ascii="Calibri" w:hAnsi="Calibri"/>
-          <w:sz w:val="21"/>
-        </w:rPr>
-        <w:t xml:space="preserve"> unfilled demand is ~40% at terminals vs ~3% elsewhere; 84% of that pain is 21:00–03:59. After the trip, suburban backhaul and overnight return-collapse </w:t>
-      </w:r>
-      <w:r>
-        <w:rPr>
-          <w:rFonts w:ascii="Calibri" w:hAnsi="Calibri"/>
-          <w:b/>
-          <w:sz w:val="21"/>
-        </w:rPr>
-        <w:t>compound</w:t>
-      </w:r>
-      <w:r>
-        <w:rPr>
-          <w:rFonts w:ascii="Calibri" w:hAnsi="Calibri"/>
-          <w:sz w:val="21"/>
-        </w:rPr>
-        <w:t xml:space="preserve">, and mix does </w:t>
-      </w:r>
-      <w:r>
-        <w:rPr>
-          <w:rFonts w:ascii="Calibri" w:hAnsi="Calibri"/>
-          <w:b/>
-          <w:sz w:val="21"/>
-        </w:rPr>
-        <w:t>not</w:t>
-      </w:r>
-      <w:r>
-        <w:rPr>
-          <w:rFonts w:ascii="Calibri" w:hAnsi="Calibri"/>
-          <w:sz w:val="21"/>
-        </w:rPr>
-        <w:t xml:space="preserve"> shift after dark. New hires inherit both penalties. ARA first; headcount only if a 4-week run-rate is </w:t>
-      </w:r>
-      <w:r>
-        <w:rPr>
-          <w:rFonts w:ascii="Calibri" w:hAnsi="Calibri"/>
-          <w:b/>
-          <w:sz w:val="21"/>
-        </w:rPr>
-        <w:t>not</w:t>
-      </w:r>
-      <w:r>
-        <w:rPr>
-          <w:rFonts w:ascii="Calibri" w:hAnsi="Calibri"/>
-          <w:sz w:val="21"/>
-        </w:rPr>
-        <w:t xml:space="preserve"> falling and nights stay unfilled.</w:t>
-      </w:r>
-    </w:p>
-    <w:p>
-      <w:r>
-        <w:rPr>
-          <w:b/>
-          <w:color w:val="C45C26"/>
-          <w:sz w:val="26"/>
-        </w:rPr>
-        <w:t>Page 2 — Why these two stages, what we left, what would change my mind</w:t>
-      </w:r>
-    </w:p>
-    <w:p>
-      <w:r>
-        <w:rPr>
-          <w:rFonts w:ascii="Calibri" w:hAnsi="Calibri"/>
-          <w:b/>
-          <w:sz w:val="21"/>
-        </w:rPr>
-        <w:t>Why RC and Insurance, not “fix the whole funnel.”</w:t>
-      </w:r>
-      <w:r>
-        <w:rPr>
-          <w:rFonts w:ascii="Calibri" w:hAnsi="Calibri"/>
-          <w:sz w:val="21"/>
-        </w:rPr>
-        <w:t xml:space="preserve"> RC loses 5,405 people — the largest stage. </w:t>
-      </w:r>
-      <w:r>
-        <w:rPr>
-          <w:rFonts w:ascii="Calibri" w:hAnsi="Calibri"/>
-          <w:b/>
-          <w:sz w:val="21"/>
-        </w:rPr>
-        <w:t>1,637</w:t>
-      </w:r>
-      <w:r>
-        <w:rPr>
-          <w:rFonts w:ascii="Calibri" w:hAnsi="Calibri"/>
-          <w:sz w:val="21"/>
-        </w:rPr>
-        <w:t xml:space="preserve"> failed *only* on blur / OCR / illegible; retry pass rates go </w:t>
-      </w:r>
-      <w:r>
-        <w:rPr>
-          <w:rFonts w:ascii="Calibri" w:hAnsi="Calibri"/>
-          <w:b/>
-          <w:sz w:val="21"/>
-        </w:rPr>
-        <w:t>up</w:t>
-      </w:r>
-      <w:r>
-        <w:rPr>
-          <w:rFonts w:ascii="Calibri" w:hAnsi="Calibri"/>
-          <w:sz w:val="21"/>
-        </w:rPr>
-        <w:t xml:space="preserve"> (65% → 74%). RC is vehicle identity, not passenger liability, so a 10-day in-person grace is scoped. Insurance loses 3,289, but </w:t>
-      </w:r>
-      <w:r>
-        <w:rPr>
-          <w:rFonts w:ascii="Calibri" w:hAnsi="Calibri"/>
-          <w:b/>
-          <w:sz w:val="21"/>
-        </w:rPr>
-        <w:t>~2,530 never uploaded</w:t>
-      </w:r>
-      <w:r>
-        <w:rPr>
-          <w:rFonts w:ascii="Calibri" w:hAnsi="Calibri"/>
-          <w:sz w:val="21"/>
-        </w:rPr>
-        <w:t xml:space="preserve"> after Fitness. C1b is only the </w:t>
-      </w:r>
-      <w:r>
-        <w:rPr>
-          <w:rFonts w:ascii="Calibri" w:hAnsi="Calibri"/>
-          <w:b/>
-          <w:sz w:val="21"/>
-        </w:rPr>
-        <w:t>411</w:t>
-      </w:r>
-      <w:r>
-        <w:rPr>
-          <w:rFonts w:ascii="Calibri" w:hAnsi="Calibri"/>
-          <w:sz w:val="21"/>
-        </w:rPr>
-        <w:t xml:space="preserve"> capture-only fails (same photo mechanism; </w:t>
-      </w:r>
-      <w:r>
-        <w:rPr>
-          <w:rFonts w:ascii="Calibri" w:hAnsi="Calibri"/>
-          <w:b/>
-          <w:sz w:val="21"/>
-        </w:rPr>
-        <w:t>cannot</w:t>
-      </w:r>
-      <w:r>
-        <w:rPr>
-          <w:rFonts w:ascii="Calibri" w:hAnsi="Calibri"/>
-          <w:sz w:val="21"/>
-        </w:rPr>
-        <w:t xml:space="preserve"> defer — liability). DL (1,166) is 100% uploaded-fail and </w:t>
-      </w:r>
-      <w:r>
-        <w:rPr>
-          <w:rFonts w:ascii="Calibri" w:hAnsi="Calibri"/>
-          <w:b/>
-          <w:sz w:val="21"/>
-        </w:rPr>
-        <w:t>cannot</w:t>
-      </w:r>
-      <w:r>
-        <w:rPr>
-          <w:rFonts w:ascii="Calibri" w:hAnsi="Calibri"/>
-          <w:sz w:val="21"/>
-        </w:rPr>
-        <w:t xml:space="preserve"> be deferred. Aadhaar / Permit / Fitness losses are real (1,540 / 2,616 / 2,653) but mostly </w:t>
-      </w:r>
-      <w:r>
-        <w:rPr>
-          <w:rFonts w:ascii="Calibri" w:hAnsi="Calibri"/>
-          <w:b/>
-          <w:sz w:val="21"/>
-        </w:rPr>
-        <w:t>never-uploaded</w:t>
-      </w:r>
-      <w:r>
-        <w:rPr>
-          <w:rFonts w:ascii="Calibri" w:hAnsi="Calibri"/>
-          <w:sz w:val="21"/>
-        </w:rPr>
-        <w:t xml:space="preserve"> or mixed with eligibility (expired, duplicate, name mismatch). A camera does not fix those. Rejected 409 already cleared docs — a gate.</w:t>
-      </w:r>
-    </w:p>
-    <w:p>
-      <w:r>
-        <w:rPr>
-          <w:rFonts w:ascii="Calibri" w:hAnsi="Calibri"/>
-          <w:b/>
-          <w:sz w:val="21"/>
-        </w:rPr>
-        <w:t>Leftover queue — possible, not banked.</w:t>
-      </w:r>
-      <w:r>
-        <w:rPr>
-          <w:rFonts w:ascii="Calibri" w:hAnsi="Calibri"/>
-          <w:sz w:val="21"/>
-        </w:rPr>
-        <w:t xml:space="preserve"> (1) Reuse C1b’s capture UX on every upload screen including DL — cheap once C1b ships; capture-only n not sized except RC/Insurance; do not add it to 180. (2) Never-upload RC (~2,388) and Insurance (~2,530): looks like a nudge; CAMP_WA_002 was 0pp and only 13 post-Fitness nudges exist in 7,644 people. Fos abandonment after Fitness is 26% vs paid 43% — in-person help, not WhatsApp. That is the </w:t>
-      </w:r>
-      <w:r>
-        <w:rPr>
-          <w:rFonts w:ascii="Calibri" w:hAnsi="Calibri"/>
-          <w:b/>
-          <w:sz w:val="21"/>
-        </w:rPr>
-        <w:t>assisted-onboarding RCT</w:t>
-      </w:r>
-      <w:r>
-        <w:rPr>
-          <w:rFonts w:ascii="Calibri" w:hAnsi="Calibri"/>
-          <w:sz w:val="21"/>
-        </w:rPr>
-        <w:t xml:space="preserve"> (unproven ceiling 128–256/month; overlaps 726 C1a captains; do not add). (3) Paid never-starts docs at 11.5% vs fos ~1% — channel quality; no CAC so not sized.</w:t>
-      </w:r>
-    </w:p>
-    <w:p>
-      <w:r>
-        <w:rPr>
-          <w:rFonts w:ascii="Calibri" w:hAnsi="Calibri"/>
-          <w:b/>
-          <w:sz w:val="21"/>
-        </w:rPr>
-        <w:t>How ~134 and ~50 are built.</w:t>
-      </w:r>
-      <w:r>
-        <w:rPr>
-          <w:rFonts w:ascii="Calibri" w:hAnsi="Calibri"/>
-          <w:sz w:val="21"/>
-        </w:rPr>
-        <w:t xml:space="preserve"> RC flow ~300/month × 60% show-up × 74% pass = </w:t>
-      </w:r>
-      <w:r>
-        <w:rPr>
-          <w:rFonts w:ascii="Calibri" w:hAnsi="Calibri"/>
-          <w:b/>
-          <w:sz w:val="21"/>
-        </w:rPr>
-        <w:t>~134</w:t>
-      </w:r>
-      <w:r>
-        <w:rPr>
-          <w:rFonts w:ascii="Calibri" w:hAnsi="Calibri"/>
-          <w:sz w:val="21"/>
-        </w:rPr>
-        <w:t xml:space="preserve">. Insurance 67→76% × 91% approved-if-cleared = </w:t>
-      </w:r>
-      <w:r>
-        <w:rPr>
-          <w:rFonts w:ascii="Calibri" w:hAnsi="Calibri"/>
-          <w:b/>
-          <w:sz w:val="21"/>
-        </w:rPr>
-        <w:t>~46–52</w:t>
-      </w:r>
-      <w:r>
-        <w:rPr>
-          <w:rFonts w:ascii="Calibri" w:hAnsi="Calibri"/>
-          <w:sz w:val="21"/>
-        </w:rPr>
-        <w:t xml:space="preserve">. If remaining docs still bind after RC, historical P(approved | passed RC) is 27% and C1a shrinks toward </w:t>
-      </w:r>
-      <w:r>
-        <w:rPr>
-          <w:rFonts w:ascii="Calibri" w:hAnsi="Calibri"/>
-          <w:b/>
-          <w:sz w:val="21"/>
-        </w:rPr>
-        <w:t>~36/month</w:t>
-      </w:r>
-      <w:r>
-        <w:rPr>
-          <w:rFonts w:ascii="Calibri" w:hAnsi="Calibri"/>
-          <w:sz w:val="21"/>
-        </w:rPr>
-        <w:t xml:space="preserve"> — that is the Legal ask (deferral-as-activation).</w:t>
-      </w:r>
-    </w:p>
-    <w:p>
-      <w:r>
-        <w:rPr>
-          <w:rFonts w:ascii="Calibri" w:hAnsi="Calibri"/>
-          <w:b/>
-          <w:sz w:val="21"/>
-        </w:rPr>
-        <w:t>ARA:</w:t>
-      </w:r>
-      <w:r>
-        <w:rPr>
-          <w:rFonts w:ascii="Calibri" w:hAnsi="Calibri"/>
-          <w:sz w:val="21"/>
-        </w:rPr>
-        <w:t xml:space="preserve"> ₹31.6 gap (₹24.9 vs ₹56.5) is a mean across *all* completed worst-suburban trips. ARA pays only the 89.31% with no return in 20 min → </w:t>
-      </w:r>
-      <w:r>
-        <w:rPr>
-          <w:rFonts w:ascii="Calibri" w:hAnsi="Calibri"/>
-          <w:b/>
-          <w:sz w:val="21"/>
-        </w:rPr>
-        <w:t>31.6 / 0.8931 ≈ ₹35.4</w:t>
-      </w:r>
-      <w:r>
-        <w:rPr>
-          <w:rFonts w:ascii="Calibri" w:hAnsi="Calibri"/>
-          <w:sz w:val="21"/>
-        </w:rPr>
-        <w:t>/leg. 80/100/120% → ~₹69–103k/month sample. 30% of fare (₹105) overpays. City-core ₹104.7 is geography.</w:t>
-      </w:r>
-    </w:p>
-    <w:p>
-      <w:r>
-        <w:rPr>
-          <w:b/>
-          <w:sz w:val="24"/>
-        </w:rPr>
-        <w:t>What I assumed, and what would change my answer</w:t>
-      </w:r>
-    </w:p>
-    <w:p>
-      <w:pPr>
-        <w:pStyle w:val="ListBullet"/>
-      </w:pPr>
-      <w:r>
-        <w:t>**~15.6-day cutoff.** Later capture-fails → 180 is a floor; they finish alone → slight overstatement.</w:t>
-      </w:r>
-    </w:p>
-    <w:p>
-      <w:pPr>
-        <w:pStyle w:val="ListBullet"/>
-      </w:pPr>
-      <w:r>
-        <w:t>**Document events**, not the approvals file, for which docs passed (disagree only while unfinished).</w:t>
-      </w:r>
-    </w:p>
-    <w:p>
-      <w:pPr>
-        <w:pStyle w:val="ListBullet"/>
-      </w:pPr>
-      <w:r>
-        <w:t>**Field vs app not banked** until a randomised assist test on ordinary app/paid signups.</w:t>
-      </w:r>
-    </w:p>
-    <w:p>
-      <w:pPr>
-        <w:pStyle w:val="ListBullet"/>
-      </w:pPr>
-      <w:r>
-        <w:t>**ARA = rest-suburban, not city-core.** Night suburban trips would have to get as short as city-core. They don’t.</w:t>
-      </w:r>
-    </w:p>
-    <w:p>
-      <w:pPr>
-        <w:pStyle w:val="ListBullet"/>
-      </w:pPr>
-      <w:r>
-        <w:t>**₹31.6 / 0.8931.** If night returns rise, re-derive; do not freeze ₹35.4.</w:t>
-      </w:r>
-    </w:p>
-    <w:p>
-      <w:pPr>
-        <w:pStyle w:val="ListBullet"/>
-      </w:pPr>
-      <w:r>
-        <w:t>**C1a ops ₹40–60k** assumes one FTE at 12–15 checks/day.</w:t>
-      </w:r>
-    </w:p>
-    <w:p>
-      <w:r>
-        <w:rPr>
-          <w:b/>
-          <w:sz w:val="24"/>
-        </w:rPr>
-        <w:t>Unresolved (not omitted)</w:t>
-      </w:r>
-    </w:p>
-    <w:p>
-      <w:r>
-        <w:rPr>
-          <w:rFonts w:ascii="Calibri" w:hAnsi="Calibri"/>
-          <w:sz w:val="21"/>
-        </w:rPr>
-        <w:t>No CAC — cannot price field vs paid. `airport_trips.csv` is sampled — rates hold; ₹/month is not a city budget. `signup_zone_id` does not join airport zones. Capture-only was not counted on Aadhaar/Permit/Fitness — reuse UX, then measure.</w:t>
+        <w:t>~15.6-day cutoff; doc_events not approvals.docs_cleared; field gap not banked; ARA vs rest-suburban not city-core; C1a FTE ₹40–60k assumed; trips file is sampled so ₹/month is not a city P&amp;L.</w:t>
       </w:r>
     </w:p>
     <w:sectPr>
       <w:pgSz w:w="12240" w:h="15840"/>
-      <w:pgMar w:top="1008" w:right="1224" w:bottom="1008" w:left="1224" w:header="720" w:footer="720" w:gutter="0"/>
+      <w:pgMar w:top="792" w:right="1008" w:bottom="792" w:left="1008" w:header="720" w:footer="720" w:gutter="0"/>
       <w:cols w:space="720"/>
       <w:docGrid w:linePitch="360"/>
     </w:sectPr>

--- a/MEMO.docx
+++ b/MEMO.docx
@@ -240,7 +240,7 @@
         <w:tc>
           <w:tcPr>
             <w:tcW w:type="dxa" w:w="2556"/>
-            <w:shd w:fill="FFF8E1" w:val="clear"/>
+            <w:shd w:fill="FFE8C2" w:val="clear"/>
           </w:tcPr>
           <w:p>
             <w:r>
@@ -257,7 +257,7 @@
         <w:tc>
           <w:tcPr>
             <w:tcW w:type="dxa" w:w="2556"/>
-            <w:shd w:fill="FFF8E1" w:val="clear"/>
+            <w:shd w:fill="FFE8C2" w:val="clear"/>
           </w:tcPr>
           <w:p>
             <w:r>
@@ -274,7 +274,7 @@
         <w:tc>
           <w:tcPr>
             <w:tcW w:type="dxa" w:w="2556"/>
-            <w:shd w:fill="FFF8E1" w:val="clear"/>
+            <w:shd w:fill="FFE8C2" w:val="clear"/>
           </w:tcPr>
           <w:p>
             <w:r>
@@ -291,7 +291,7 @@
         <w:tc>
           <w:tcPr>
             <w:tcW w:type="dxa" w:w="2556"/>
-            <w:shd w:fill="FFF8E1" w:val="clear"/>
+            <w:shd w:fill="FFE8C2" w:val="clear"/>
           </w:tcPr>
           <w:p>
             <w:r>
@@ -310,7 +310,7 @@
         <w:tc>
           <w:tcPr>
             <w:tcW w:type="dxa" w:w="2556"/>
-            <w:shd w:fill="FFFDF6" w:val="clear"/>
+            <w:shd w:fill="FFF6E8" w:val="clear"/>
           </w:tcPr>
           <w:p>
             <w:r>
@@ -327,7 +327,7 @@
         <w:tc>
           <w:tcPr>
             <w:tcW w:type="dxa" w:w="2556"/>
-            <w:shd w:fill="FFFDF6" w:val="clear"/>
+            <w:shd w:fill="FFF6E8" w:val="clear"/>
           </w:tcPr>
           <w:p>
             <w:r>
@@ -344,7 +344,7 @@
         <w:tc>
           <w:tcPr>
             <w:tcW w:type="dxa" w:w="2556"/>
-            <w:shd w:fill="FFFDF6" w:val="clear"/>
+            <w:shd w:fill="FFF6E8" w:val="clear"/>
           </w:tcPr>
           <w:p>
             <w:r>
@@ -361,7 +361,7 @@
         <w:tc>
           <w:tcPr>
             <w:tcW w:type="dxa" w:w="2556"/>
-            <w:shd w:fill="FFFDF6" w:val="clear"/>
+            <w:shd w:fill="FFF6E8" w:val="clear"/>
           </w:tcPr>
           <w:p>
             <w:r>
@@ -380,7 +380,7 @@
         <w:tc>
           <w:tcPr>
             <w:tcW w:type="dxa" w:w="2556"/>
-            <w:shd w:fill="FFF8E1" w:val="clear"/>
+            <w:shd w:fill="FFE8C2" w:val="clear"/>
           </w:tcPr>
           <w:p>
             <w:r>
@@ -397,7 +397,7 @@
         <w:tc>
           <w:tcPr>
             <w:tcW w:type="dxa" w:w="2556"/>
-            <w:shd w:fill="FFF8E1" w:val="clear"/>
+            <w:shd w:fill="FFE8C2" w:val="clear"/>
           </w:tcPr>
           <w:p>
             <w:r>
@@ -414,7 +414,7 @@
         <w:tc>
           <w:tcPr>
             <w:tcW w:type="dxa" w:w="2556"/>
-            <w:shd w:fill="FFF8E1" w:val="clear"/>
+            <w:shd w:fill="FFE8C2" w:val="clear"/>
           </w:tcPr>
           <w:p>
             <w:r>
@@ -431,7 +431,7 @@
         <w:tc>
           <w:tcPr>
             <w:tcW w:type="dxa" w:w="2556"/>
-            <w:shd w:fill="FFF8E1" w:val="clear"/>
+            <w:shd w:fill="FFE8C2" w:val="clear"/>
           </w:tcPr>
           <w:p>
             <w:r>

--- a/MEMO.docx
+++ b/MEMO.docx
@@ -1,22 +1,27 @@
 
 <file path=word/document.xml><?xml version="1.0" encoding="utf-8"?>
 <w:document xmlns:wpc="http://schemas.microsoft.com/office/word/2010/wordprocessingCanvas" xmlns:mo="http://schemas.microsoft.com/office/mac/office/2008/main" xmlns:mc="http://schemas.openxmlformats.org/markup-compatibility/2006" xmlns:mv="urn:schemas-microsoft-com:mac:vml" xmlns:o="urn:schemas-microsoft-com:office:office" xmlns:r="http://schemas.openxmlformats.org/officeDocument/2006/relationships" xmlns:m="http://schemas.openxmlformats.org/officeDocument/2006/math" xmlns:v="urn:schemas-microsoft-com:vml" xmlns:wp14="http://schemas.microsoft.com/office/word/2010/wordprocessingDrawing" xmlns:wp="http://schemas.openxmlformats.org/drawingml/2006/wordprocessingDrawing" xmlns:w10="urn:schemas-microsoft-com:office:word" xmlns:w="http://schemas.openxmlformats.org/wordprocessingml/2006/main" xmlns:w14="http://schemas.microsoft.com/office/word/2010/wordml" xmlns:wpg="http://schemas.microsoft.com/office/word/2010/wordprocessingGroup" xmlns:wpi="http://schemas.microsoft.com/office/word/2010/wordprocessingInk" xmlns:wne="http://schemas.microsoft.com/office/word/2006/wordml" xmlns:wps="http://schemas.microsoft.com/office/word/2010/wordprocessingShape" mc:Ignorable="w14 wp14">
+  <w:background w:color="FFE8C2"/>
   <w:body>
     <w:tbl>
       <w:tblPr>
         <w:tblW w:type="auto" w:w="0"/>
+        <w:tblLayout w:type="autofit"/>
         <w:tblLook w:firstColumn="1" w:firstRow="1" w:lastColumn="0" w:lastRow="0" w:noHBand="0" w:noVBand="1" w:val="04A0"/>
       </w:tblPr>
       <w:tblGrid>
-        <w:gridCol w:w="10224"/>
+        <w:gridCol w:w="10368"/>
       </w:tblGrid>
       <w:tr>
         <w:tc>
           <w:tcPr>
-            <w:tcW w:type="dxa" w:w="10224"/>
+            <w:tcW w:type="dxa" w:w="10368"/>
             <w:shd w:fill="FFC400" w:val="clear"/>
           </w:tcPr>
           <w:p>
+            <w:pPr>
+              <w:spacing w:after="40" w:before="40" w:line="240" w:lineRule="auto"/>
+            </w:pPr>
             <w:r>
               <w:rPr>
                 <w:rFonts w:ascii="Calibri" w:hAnsi="Calibri"/>
@@ -24,24 +29,21 @@
                 <w:color w:val="1E2761"/>
                 <w:sz w:val="20"/>
               </w:rPr>
-              <w:t>RAPIDO  ·  MEMO TO THE HEAD OF SUPPLY</w:t>
-            </w:r>
-          </w:p>
-          <w:p>
-            <w:r>
-              <w:rPr>
-                <w:rFonts w:ascii="Calibri" w:hAnsi="Calibri"/>
-                <w:b w:val="0"/>
-                <w:color w:val="1E2761"/>
-                <w:sz w:val="18"/>
-              </w:rPr>
-              <w:t>Onboarding leak and overnight airport  ·  Ramanathan K R  ·  10 Sep 2026  ·  extract 30 Jun 2026, 23:59 IST</w:t>
+              <w:t>RAPIDO  ·  MEMO TO THE HEAD OF SUPPLY  ·  Ramanathan K R  ·  10 Sep 2026  ·  extract 30 Jun 2026, 23:59 IST</w:t>
             </w:r>
           </w:p>
         </w:tc>
       </w:tr>
     </w:tbl>
     <w:p>
+      <w:pPr>
+        <w:spacing w:after="80" w:before="0" w:line="240" w:lineRule="auto"/>
+      </w:pPr>
+    </w:p>
+    <w:p>
+      <w:pPr>
+        <w:spacing w:after="120" w:before="0" w:line="240" w:lineRule="auto"/>
+      </w:pPr>
       <w:r>
         <w:rPr>
           <w:rFonts w:ascii="Cambria" w:hAnsi="Cambria"/>
@@ -49,28 +51,32 @@
           <w:color w:val="1E2761"/>
           <w:sz w:val="32"/>
         </w:rPr>
-        <w:t>~180 more approved captains a month — two photo fixes, not a hiring push</w:t>
+        <w:t>~180 more approved captains a month — two photo fixes, not five programmes</w:t>
       </w:r>
     </w:p>
     <w:p>
+      <w:pPr>
+        <w:spacing w:after="120" w:before="0" w:line="240" w:lineRule="auto"/>
+      </w:pPr>
       <w:r>
         <w:rPr>
           <w:rFonts w:ascii="Calibri" w:hAnsi="Calibri"/>
           <w:b w:val="0"/>
-          <w:color w:val="333333"/>
+          <w:color w:val="3A2208"/>
           <w:sz w:val="21"/>
         </w:rPr>
-        <w:t>The ask. Ship Insurance camera UX this week, then a 10-day RC grace after Legal. Do not hire the airport catchment. Stop scaling CAMP_WA_002. Medium confidence on 180; the campaign call is a hard no. These approvals are not hollow: 98.7% of mature approved captains already take a first trip (3,895 / 3,946).</w:t>
+        <w:t>Bank only two disjoint capture fixes: ~134/month from a 10-day in-person RC grace (C1a) and ~50 from Insurance upload UX (C1b). 98.7% of mature approved captains already take a first trip (3,895 / 3,946) — documents are the bottleneck, not first-order. Show-up for RC is unobserved; if Legal will not treat deferred RC as activation, C1a shrinks toward ~36/month. That is the only number I would put in a deck with my name on the campaign: 0 pp, not 5×.</w:t>
       </w:r>
     </w:p>
     <w:p>
       <w:pPr>
+        <w:spacing w:after="40" w:before="0" w:line="240" w:lineRule="auto"/>
         <w:jc w:val="center"/>
       </w:pPr>
       <w:r>
         <w:drawing>
           <wp:inline xmlns:a="http://schemas.openxmlformats.org/drawingml/2006/main" xmlns:pic="http://schemas.openxmlformats.org/drawingml/2006/picture">
-            <wp:extent cx="2880360" cy="1626149"/>
+            <wp:extent cx="3063240" cy="1729397"/>
             <wp:docPr id="1" name="Picture 1"/>
             <wp:cNvGraphicFramePr>
               <a:graphicFrameLocks noChangeAspect="1"/>
@@ -91,7 +97,7 @@
                   <pic:spPr>
                     <a:xfrm>
                       <a:off x="0" y="0"/>
-                      <a:ext cx="2880360" cy="1626149"/>
+                      <a:ext cx="3063240" cy="1729397"/>
                     </a:xfrm>
                     <a:prstGeom prst="rect"/>
                   </pic:spPr>
@@ -107,7 +113,7 @@
       <w:r>
         <w:drawing>
           <wp:inline xmlns:a="http://schemas.openxmlformats.org/drawingml/2006/main" xmlns:pic="http://schemas.openxmlformats.org/drawingml/2006/picture">
-            <wp:extent cx="2880360" cy="2028292"/>
+            <wp:extent cx="3063240" cy="2157072"/>
             <wp:docPr id="2" name="Picture 2"/>
             <wp:cNvGraphicFramePr>
               <a:graphicFrameLocks noChangeAspect="1"/>
@@ -128,7 +134,7 @@
                   <pic:spPr>
                     <a:xfrm>
                       <a:off x="0" y="0"/>
-                      <a:ext cx="2880360" cy="2028292"/>
+                      <a:ext cx="3063240" cy="2157072"/>
                     </a:xfrm>
                     <a:prstGeom prst="rect"/>
                   </pic:spPr>
@@ -143,15 +149,56 @@
       </w:r>
     </w:p>
     <w:p>
+      <w:pPr>
+        <w:spacing w:after="160" w:before="0" w:line="240" w:lineRule="auto"/>
+        <w:jc w:val="center"/>
+      </w:pPr>
       <w:r>
         <w:rPr>
-          <w:rFonts w:ascii="Cambria" w:hAnsi="Cambria"/>
-          <w:b/>
-          <w:color w:val="1C7293"/>
-          <w:sz w:val="26"/>
+          <w:rFonts w:ascii="Calibri" w:hAnsi="Calibri"/>
+          <w:b w:val="0"/>
+          <w:color w:val="6B4A2A"/>
+          <w:sz w:val="17"/>
         </w:rPr>
-        <w:t>What to do this week</w:t>
+        <w:t>Left: bank C1a + C1b only. Right: 84% of airport unfulfilled volume is 21:00–03:59.</w:t>
       </w:r>
+    </w:p>
+    <w:tbl>
+      <w:tblPr>
+        <w:tblW w:type="auto" w:w="0"/>
+        <w:tblLayout w:type="autofit"/>
+        <w:tblLook w:firstColumn="1" w:firstRow="1" w:lastColumn="0" w:lastRow="0" w:noHBand="0" w:noVBand="1" w:val="04A0"/>
+      </w:tblPr>
+      <w:tblGrid>
+        <w:gridCol w:w="10368"/>
+      </w:tblGrid>
+      <w:tr>
+        <w:tc>
+          <w:tcPr>
+            <w:tcW w:type="dxa" w:w="10368"/>
+            <w:shd w:fill="FF8A3D" w:val="clear"/>
+          </w:tcPr>
+          <w:p>
+            <w:pPr>
+              <w:spacing w:after="40" w:before="40" w:line="240" w:lineRule="auto"/>
+            </w:pPr>
+            <w:r>
+              <w:rPr>
+                <w:rFonts w:ascii="Calibri" w:hAnsi="Calibri"/>
+                <w:b/>
+                <w:color w:val="FFFFFF"/>
+                <w:sz w:val="22"/>
+              </w:rPr>
+              <w:t>PAGE 1  ·  WHAT TO DO THIS WEEK</w:t>
+            </w:r>
+          </w:p>
+        </w:tc>
+      </w:tr>
+    </w:tbl>
+    <w:p>
+      <w:pPr>
+        <w:spacing w:after="80" w:before="0" w:line="240" w:lineRule="auto"/>
+      </w:pPr>
     </w:p>
     <w:tbl>
       <w:tblPr>
@@ -161,24 +208,28 @@
         <w:tblLook w:firstColumn="1" w:firstRow="1" w:lastColumn="0" w:lastRow="0" w:noHBand="0" w:noVBand="1" w:val="04A0"/>
       </w:tblPr>
       <w:tblGrid>
-        <w:gridCol w:w="2556"/>
-        <w:gridCol w:w="2556"/>
-        <w:gridCol w:w="2556"/>
-        <w:gridCol w:w="2556"/>
+        <w:gridCol w:w="2074"/>
+        <w:gridCol w:w="2074"/>
+        <w:gridCol w:w="2074"/>
+        <w:gridCol w:w="2074"/>
+        <w:gridCol w:w="2074"/>
       </w:tblGrid>
       <w:tr>
         <w:tc>
           <w:tcPr>
-            <w:tcW w:type="dxa" w:w="2556"/>
-            <w:shd w:fill="1E2761" w:val="clear"/>
+            <w:tcW w:type="dxa" w:w="576"/>
+            <w:shd w:fill="E85D4C" w:val="clear"/>
           </w:tcPr>
           <w:p>
+            <w:pPr>
+              <w:spacing w:after="40" w:before="40" w:line="240" w:lineRule="auto"/>
+            </w:pPr>
             <w:r>
               <w:rPr>
                 <w:rFonts w:ascii="Calibri" w:hAnsi="Calibri"/>
                 <w:b/>
                 <w:color w:val="FFFFFF"/>
-                <w:sz w:val="18"/>
+                <w:sz w:val="17"/>
               </w:rPr>
               <w:t>#</w:t>
             </w:r>
@@ -186,16 +237,19 @@
         </w:tc>
         <w:tc>
           <w:tcPr>
-            <w:tcW w:type="dxa" w:w="2556"/>
-            <w:shd w:fill="1E2761" w:val="clear"/>
+            <w:tcW w:type="dxa" w:w="3672"/>
+            <w:shd w:fill="E85D4C" w:val="clear"/>
           </w:tcPr>
           <w:p>
+            <w:pPr>
+              <w:spacing w:after="40" w:before="40" w:line="240" w:lineRule="auto"/>
+            </w:pPr>
             <w:r>
               <w:rPr>
                 <w:rFonts w:ascii="Calibri" w:hAnsi="Calibri"/>
                 <w:b/>
                 <w:color w:val="FFFFFF"/>
-                <w:sz w:val="18"/>
+                <w:sz w:val="17"/>
               </w:rPr>
               <w:t>Do this</w:t>
             </w:r>
@@ -203,16 +257,19 @@
         </w:tc>
         <w:tc>
           <w:tcPr>
-            <w:tcW w:type="dxa" w:w="2556"/>
-            <w:shd w:fill="1E2761" w:val="clear"/>
+            <w:tcW w:type="dxa" w:w="2232"/>
+            <w:shd w:fill="E85D4C" w:val="clear"/>
           </w:tcPr>
           <w:p>
+            <w:pPr>
+              <w:spacing w:after="40" w:before="40" w:line="240" w:lineRule="auto"/>
+            </w:pPr>
             <w:r>
               <w:rPr>
                 <w:rFonts w:ascii="Calibri" w:hAnsi="Calibri"/>
                 <w:b/>
                 <w:color w:val="FFFFFF"/>
-                <w:sz w:val="18"/>
+                <w:sz w:val="17"/>
               </w:rPr>
               <w:t>Impact</w:t>
             </w:r>
@@ -220,16 +277,39 @@
         </w:tc>
         <w:tc>
           <w:tcPr>
-            <w:tcW w:type="dxa" w:w="2556"/>
-            <w:shd w:fill="1E2761" w:val="clear"/>
+            <w:tcW w:type="dxa" w:w="2448"/>
+            <w:shd w:fill="E85D4C" w:val="clear"/>
           </w:tcPr>
           <w:p>
+            <w:pPr>
+              <w:spacing w:after="40" w:before="40" w:line="240" w:lineRule="auto"/>
+            </w:pPr>
             <w:r>
               <w:rPr>
                 <w:rFonts w:ascii="Calibri" w:hAnsi="Calibri"/>
                 <w:b/>
                 <w:color w:val="FFFFFF"/>
-                <w:sz w:val="18"/>
+                <w:sz w:val="17"/>
+              </w:rPr>
+              <w:t>Cost / risk</w:t>
+            </w:r>
+          </w:p>
+        </w:tc>
+        <w:tc>
+          <w:tcPr>
+            <w:tcW w:type="dxa" w:w="2160"/>
+            <w:shd w:fill="E85D4C" w:val="clear"/>
+          </w:tcPr>
+          <w:p>
+            <w:pPr>
+              <w:spacing w:after="40" w:before="40" w:line="240" w:lineRule="auto"/>
+            </w:pPr>
+            <w:r>
+              <w:rPr>
+                <w:rFonts w:ascii="Calibri" w:hAnsi="Calibri"/>
+                <w:b/>
+                <w:color w:val="FFFFFF"/>
+                <w:sz w:val="17"/>
               </w:rPr>
               <w:t>Watch</w:t>
             </w:r>
@@ -239,16 +319,19 @@
       <w:tr>
         <w:tc>
           <w:tcPr>
-            <w:tcW w:type="dxa" w:w="2556"/>
+            <w:tcW w:type="dxa" w:w="576"/>
             <w:shd w:fill="FFE8C2" w:val="clear"/>
           </w:tcPr>
           <w:p>
+            <w:pPr>
+              <w:spacing w:after="60" w:before="40" w:line="240" w:lineRule="auto"/>
+            </w:pPr>
             <w:r>
               <w:rPr>
                 <w:rFonts w:ascii="Calibri" w:hAnsi="Calibri"/>
                 <w:b/>
                 <w:color w:val="1E2761"/>
-                <w:sz w:val="17"/>
+                <w:sz w:val="16"/>
               </w:rPr>
               <w:t>1</w:t>
             </w:r>
@@ -256,50 +339,79 @@
         </w:tc>
         <w:tc>
           <w:tcPr>
-            <w:tcW w:type="dxa" w:w="2556"/>
+            <w:tcW w:type="dxa" w:w="3672"/>
             <w:shd w:fill="FFE8C2" w:val="clear"/>
           </w:tcPr>
           <w:p>
+            <w:pPr>
+              <w:spacing w:after="60" w:before="40" w:line="240" w:lineRule="auto"/>
+            </w:pPr>
             <w:r>
               <w:rPr>
                 <w:rFonts w:ascii="Calibri" w:hAnsi="Calibri"/>
                 <w:b w:val="0"/>
-                <w:color w:val="333333"/>
-                <w:sz w:val="17"/>
+                <w:color w:val="3A2208"/>
+                <w:sz w:val="16"/>
               </w:rPr>
-              <w:t>C1b Insurance camera this week (411), then C1a 10-day RC grace after Legal (1,637). Same camera on other docs is a free rider — not in the 180.</w:t>
+              <w:t>C1b Insurance camera this week (411). Then C1a 10-day RC grace after Legal (1,637). Same camera on other docs: free rider, not in 180.</w:t>
             </w:r>
           </w:p>
         </w:tc>
         <w:tc>
           <w:tcPr>
-            <w:tcW w:type="dxa" w:w="2556"/>
+            <w:tcW w:type="dxa" w:w="2232"/>
             <w:shd w:fill="FFE8C2" w:val="clear"/>
           </w:tcPr>
           <w:p>
+            <w:pPr>
+              <w:spacing w:after="60" w:before="40" w:line="240" w:lineRule="auto"/>
+            </w:pPr>
             <w:r>
               <w:rPr>
                 <w:rFonts w:ascii="Calibri" w:hAnsi="Calibri"/>
                 <w:b w:val="0"/>
-                <w:color w:val="333333"/>
-                <w:sz w:val="17"/>
+                <w:color w:val="3A2208"/>
+                <w:sz w:val="16"/>
               </w:rPr>
-              <w:t>~180/mo (~50 + ~134). C1a ops ~1 FTE ₹40–60k assumed.</w:t>
+              <w:t>~180/mo (~50 + ~134)</w:t>
             </w:r>
           </w:p>
         </w:tc>
         <w:tc>
           <w:tcPr>
-            <w:tcW w:type="dxa" w:w="2556"/>
+            <w:tcW w:type="dxa" w:w="2448"/>
             <w:shd w:fill="FFE8C2" w:val="clear"/>
           </w:tcPr>
           <w:p>
+            <w:pPr>
+              <w:spacing w:after="60" w:before="40" w:line="240" w:lineRule="auto"/>
+            </w:pPr>
             <w:r>
               <w:rPr>
                 <w:rFonts w:ascii="Calibri" w:hAnsi="Calibri"/>
                 <w:b w:val="0"/>
-                <w:color w:val="333333"/>
-                <w:sz w:val="17"/>
+                <w:color w:val="3A2208"/>
+                <w:sz w:val="16"/>
+              </w:rPr>
+              <w:t>C1b: engineering. C1a: Legal/T&amp;S + ~1 FTE ₹40–60k (assumed).</w:t>
+            </w:r>
+          </w:p>
+        </w:tc>
+        <w:tc>
+          <w:tcPr>
+            <w:tcW w:type="dxa" w:w="2160"/>
+            <w:shd w:fill="FFE8C2" w:val="clear"/>
+          </w:tcPr>
+          <w:p>
+            <w:pPr>
+              <w:spacing w:after="60" w:before="40" w:line="240" w:lineRule="auto"/>
+            </w:pPr>
+            <w:r>
+              <w:rPr>
+                <w:rFonts w:ascii="Calibri" w:hAnsi="Calibri"/>
+                <w:b w:val="0"/>
+                <w:color w:val="3A2208"/>
+                <w:sz w:val="16"/>
               </w:rPr>
               <w:t>Approved by cohort</w:t>
             </w:r>
@@ -309,16 +421,19 @@
       <w:tr>
         <w:tc>
           <w:tcPr>
-            <w:tcW w:type="dxa" w:w="2556"/>
+            <w:tcW w:type="dxa" w:w="576"/>
             <w:shd w:fill="FFF6E8" w:val="clear"/>
           </w:tcPr>
           <w:p>
+            <w:pPr>
+              <w:spacing w:after="60" w:before="40" w:line="240" w:lineRule="auto"/>
+            </w:pPr>
             <w:r>
               <w:rPr>
                 <w:rFonts w:ascii="Calibri" w:hAnsi="Calibri"/>
                 <w:b/>
                 <w:color w:val="1E2761"/>
-                <w:sz w:val="17"/>
+                <w:sz w:val="16"/>
               </w:rPr>
               <w:t>2</w:t>
             </w:r>
@@ -326,52 +441,81 @@
         </w:tc>
         <w:tc>
           <w:tcPr>
-            <w:tcW w:type="dxa" w:w="2556"/>
+            <w:tcW w:type="dxa" w:w="3672"/>
             <w:shd w:fill="FFF6E8" w:val="clear"/>
           </w:tcPr>
           <w:p>
+            <w:pPr>
+              <w:spacing w:after="60" w:before="40" w:line="240" w:lineRule="auto"/>
+            </w:pPr>
             <w:r>
               <w:rPr>
                 <w:rFonts w:ascii="Calibri" w:hAnsi="Calibri"/>
                 <w:b w:val="0"/>
-                <w:color w:val="333333"/>
-                <w:sz w:val="17"/>
+                <w:color w:val="3A2208"/>
+                <w:sz w:val="16"/>
               </w:rPr>
-              <w:t>Airport Return Assurance at ₹35.4 per unpaid night-suburban leg. Do not hire the catchment.</w:t>
+              <w:t>Airport Return Assurance at ₹35.4 / unpaid night-suburban leg. Do not hire the catchment.</w:t>
             </w:r>
           </w:p>
         </w:tc>
         <w:tc>
           <w:tcPr>
-            <w:tcW w:type="dxa" w:w="2556"/>
+            <w:tcW w:type="dxa" w:w="2232"/>
             <w:shd w:fill="FFF6E8" w:val="clear"/>
           </w:tcPr>
           <w:p>
+            <w:pPr>
+              <w:spacing w:after="60" w:before="40" w:line="240" w:lineRule="auto"/>
+            </w:pPr>
             <w:r>
               <w:rPr>
                 <w:rFonts w:ascii="Calibri" w:hAnsi="Calibri"/>
                 <w:b w:val="0"/>
-                <w:color w:val="333333"/>
-                <w:sz w:val="17"/>
+                <w:color w:val="3A2208"/>
+                <w:sz w:val="16"/>
               </w:rPr>
-              <w:t>Sample ~₹69–103k/mo. Rest-suburban, not city-core.</w:t>
+              <w:t>Sample ~₹69–103k/mo. Restores rest-suburban net.</w:t>
             </w:r>
           </w:p>
         </w:tc>
         <w:tc>
           <w:tcPr>
-            <w:tcW w:type="dxa" w:w="2556"/>
+            <w:tcW w:type="dxa" w:w="2448"/>
             <w:shd w:fill="FFF6E8" w:val="clear"/>
           </w:tcPr>
           <w:p>
+            <w:pPr>
+              <w:spacing w:after="60" w:before="40" w:line="240" w:lineRule="auto"/>
+            </w:pPr>
             <w:r>
               <w:rPr>
                 <w:rFonts w:ascii="Calibri" w:hAnsi="Calibri"/>
                 <w:b w:val="0"/>
-                <w:color w:val="333333"/>
-                <w:sz w:val="17"/>
+                <w:color w:val="3A2208"/>
+                <w:sz w:val="16"/>
               </w:rPr>
-              <w:t>Return-in-20m, cancels, falling 4-week run-rate</w:t>
+              <w:t>Sampled trips ≠ city P&amp;L. Not city-core.</w:t>
+            </w:r>
+          </w:p>
+        </w:tc>
+        <w:tc>
+          <w:tcPr>
+            <w:tcW w:type="dxa" w:w="2160"/>
+            <w:shd w:fill="FFF6E8" w:val="clear"/>
+          </w:tcPr>
+          <w:p>
+            <w:pPr>
+              <w:spacing w:after="60" w:before="40" w:line="240" w:lineRule="auto"/>
+            </w:pPr>
+            <w:r>
+              <w:rPr>
+                <w:rFonts w:ascii="Calibri" w:hAnsi="Calibri"/>
+                <w:b w:val="0"/>
+                <w:color w:val="3A2208"/>
+                <w:sz w:val="16"/>
+              </w:rPr>
+              <w:t>Return-in-20m, cancels, falling 4-wk run-rate</w:t>
             </w:r>
           </w:p>
         </w:tc>
@@ -379,16 +523,19 @@
       <w:tr>
         <w:tc>
           <w:tcPr>
-            <w:tcW w:type="dxa" w:w="2556"/>
+            <w:tcW w:type="dxa" w:w="576"/>
             <w:shd w:fill="FFE8C2" w:val="clear"/>
           </w:tcPr>
           <w:p>
+            <w:pPr>
+              <w:spacing w:after="60" w:before="40" w:line="240" w:lineRule="auto"/>
+            </w:pPr>
             <w:r>
               <w:rPr>
                 <w:rFonts w:ascii="Calibri" w:hAnsi="Calibri"/>
                 <w:b/>
                 <w:color w:val="1E2761"/>
-                <w:sz w:val="17"/>
+                <w:sz w:val="16"/>
               </w:rPr>
               <w:t>3</w:t>
             </w:r>
@@ -396,50 +543,79 @@
         </w:tc>
         <w:tc>
           <w:tcPr>
-            <w:tcW w:type="dxa" w:w="2556"/>
+            <w:tcW w:type="dxa" w:w="3672"/>
             <w:shd w:fill="FFE8C2" w:val="clear"/>
           </w:tcPr>
           <w:p>
+            <w:pPr>
+              <w:spacing w:after="60" w:before="40" w:line="240" w:lineRule="auto"/>
+            </w:pPr>
             <w:r>
               <w:rPr>
                 <w:rFonts w:ascii="Calibri" w:hAnsi="Calibri"/>
                 <w:b w:val="0"/>
-                <w:color w:val="333333"/>
-                <w:sz w:val="17"/>
+                <w:color w:val="3A2208"/>
+                <w:sz w:val="16"/>
               </w:rPr>
-              <w:t>Stop CAMP_WA_002 5×. Send/no-send RCT on RC-cleared app/paid captains only.</w:t>
+              <w:t>Kill CAMP_WA_002 5×. Send/no-send RCT on RC-cleared app/paid captains, no other campaign.</w:t>
             </w:r>
           </w:p>
         </w:tc>
         <w:tc>
           <w:tcPr>
-            <w:tcW w:type="dxa" w:w="2556"/>
+            <w:tcW w:type="dxa" w:w="2232"/>
             <w:shd w:fill="FFE8C2" w:val="clear"/>
           </w:tcPr>
           <w:p>
+            <w:pPr>
+              <w:spacing w:after="60" w:before="40" w:line="240" w:lineRule="auto"/>
+            </w:pPr>
             <w:r>
               <w:rPr>
                 <w:rFonts w:ascii="Calibri" w:hAnsi="Calibri"/>
                 <w:b w:val="0"/>
-                <w:color w:val="333333"/>
-                <w:sz w:val="17"/>
+                <w:color w:val="3A2208"/>
+                <w:sz w:val="16"/>
               </w:rPr>
-              <w:t>0 pp click lift. Cost avoided + answer in 4–6 weeks.</w:t>
+              <w:t>0 pp lift. Cost avoided + 4–6 week answer.</w:t>
             </w:r>
           </w:p>
         </w:tc>
         <w:tc>
           <w:tcPr>
-            <w:tcW w:type="dxa" w:w="2556"/>
+            <w:tcW w:type="dxa" w:w="2448"/>
             <w:shd w:fill="FFE8C2" w:val="clear"/>
           </w:tcPr>
           <w:p>
+            <w:pPr>
+              <w:spacing w:after="60" w:before="40" w:line="240" w:lineRule="auto"/>
+            </w:pPr>
             <w:r>
               <w:rPr>
                 <w:rFonts w:ascii="Calibri" w:hAnsi="Calibri"/>
                 <w:b w:val="0"/>
-                <w:color w:val="333333"/>
-                <w:sz w:val="17"/>
+                <w:color w:val="3A2208"/>
+                <w:sz w:val="16"/>
+              </w:rPr>
+              <w:t>Near zero</w:t>
+            </w:r>
+          </w:p>
+        </w:tc>
+        <w:tc>
+          <w:tcPr>
+            <w:tcW w:type="dxa" w:w="2160"/>
+            <w:shd w:fill="FFE8C2" w:val="clear"/>
+          </w:tcPr>
+          <w:p>
+            <w:pPr>
+              <w:spacing w:after="60" w:before="40" w:line="240" w:lineRule="auto"/>
+            </w:pPr>
+            <w:r>
+              <w:rPr>
+                <w:rFonts w:ascii="Calibri" w:hAnsi="Calibri"/>
+                <w:b w:val="0"/>
+                <w:color w:val="3A2208"/>
+                <w:sz w:val="16"/>
               </w:rPr>
               <w:t>Aadhaar pass and approved</w:t>
             </w:r>
@@ -448,35 +624,136 @@
       </w:tr>
     </w:tbl>
     <w:p>
+      <w:pPr>
+        <w:spacing w:after="120" w:before="0" w:line="240" w:lineRule="auto"/>
+      </w:pPr>
+    </w:p>
+    <w:tbl>
+      <w:tblPr>
+        <w:tblW w:type="auto" w:w="0"/>
+        <w:tblLook w:firstColumn="1" w:firstRow="1" w:lastColumn="0" w:lastRow="0" w:noHBand="0" w:noVBand="1" w:val="04A0"/>
+      </w:tblPr>
+      <w:tblGrid>
+        <w:gridCol w:w="5184"/>
+        <w:gridCol w:w="5184"/>
+      </w:tblGrid>
+      <w:tr>
+        <w:tc>
+          <w:tcPr>
+            <w:tcW w:type="dxa" w:w="5112"/>
+            <w:shd w:fill="FF8A3D" w:val="clear"/>
+          </w:tcPr>
+          <w:p>
+            <w:r>
+              <w:rPr>
+                <w:rFonts w:ascii="Calibri" w:hAnsi="Calibri"/>
+                <w:b/>
+                <w:color w:val="FFFFFF"/>
+                <w:sz w:val="20"/>
+              </w:rPr>
+              <w:t>Why rec 2 is “do not hire”</w:t>
+              <w:br/>
+            </w:r>
+            <w:r>
+              <w:rPr>
+                <w:rFonts w:ascii="Calibri" w:hAnsi="Calibri"/>
+                <w:b w:val="0"/>
+                <w:color w:val="FFFFFF"/>
+                <w:sz w:val="18"/>
+              </w:rPr>
+              <w:t>Terminals ~40% unfulfilled vs ~3% elsewhere. After the trip, suburban backhaul and overnight return-collapse compound. Mix does not shift after dark (χ² p=0.12). New hires inherit both penalties. Price the deadhead for 4 weeks; hire only if the payout run-rate is not falling.</w:t>
+            </w:r>
+          </w:p>
+        </w:tc>
+        <w:tc>
+          <w:tcPr>
+            <w:tcW w:type="dxa" w:w="5112"/>
+            <w:shd w:fill="E85D4C" w:val="clear"/>
+          </w:tcPr>
+          <w:p>
+            <w:r>
+              <w:rPr>
+                <w:rFonts w:ascii="Calibri" w:hAnsi="Calibri"/>
+                <w:b/>
+                <w:color w:val="FFFFFF"/>
+                <w:sz w:val="20"/>
+              </w:rPr>
+              <w:t>Why rec 3 is a hard no on 5×</w:t>
+              <w:br/>
+            </w:r>
+            <w:r>
+              <w:rPr>
+                <w:rFonts w:ascii="Calibri" w:hAnsi="Calibri"/>
+                <w:b w:val="0"/>
+                <w:color w:val="FFFFFF"/>
+                <w:sz w:val="18"/>
+              </w:rPr>
+              <w:t>Clicked vs not (delivered): −1.5pp, CI −3.6 to +0.6 → 0 pp. The 29% vs 11% “got CAMP” gap is targeting after RC, not lift. That same null is why never-upload is not another WhatsApp. Redirect the paper into a send/no-send RCT this week.</w:t>
+            </w:r>
+          </w:p>
+        </w:tc>
+      </w:tr>
+    </w:tbl>
+    <w:tbl>
+      <w:tblPr>
+        <w:tblW w:type="auto" w:w="0"/>
+        <w:tblLayout w:type="autofit"/>
+        <w:tblLook w:firstColumn="1" w:firstRow="1" w:lastColumn="0" w:lastRow="0" w:noHBand="0" w:noVBand="1" w:val="04A0"/>
+      </w:tblPr>
+      <w:tblGrid>
+        <w:gridCol w:w="10368"/>
+      </w:tblGrid>
+      <w:tr>
+        <w:tc>
+          <w:tcPr>
+            <w:tcW w:type="dxa" w:w="10368"/>
+            <w:shd w:fill="FF8A3D" w:val="clear"/>
+          </w:tcPr>
+          <w:p>
+            <w:pPr>
+              <w:spacing w:after="40" w:before="40" w:line="240" w:lineRule="auto"/>
+            </w:pPr>
+            <w:r>
+              <w:rPr>
+                <w:rFonts w:ascii="Calibri" w:hAnsi="Calibri"/>
+                <w:b/>
+                <w:color w:val="FFFFFF"/>
+                <w:sz w:val="22"/>
+              </w:rPr>
+              <w:t>PAGE 2  ·  WHY THESE TWO STAGES, WHAT WE LEFT, WHAT WOULD CHANGE MY MIND</w:t>
+            </w:r>
+          </w:p>
+        </w:tc>
+      </w:tr>
+    </w:tbl>
+    <w:p>
+      <w:pPr>
+        <w:spacing w:after="80" w:before="0" w:line="240" w:lineRule="auto"/>
+      </w:pPr>
+    </w:p>
+    <w:p>
+      <w:pPr>
+        <w:spacing w:after="120" w:before="0" w:line="240" w:lineRule="auto"/>
+      </w:pPr>
       <w:r>
         <w:rPr>
           <w:rFonts w:ascii="Calibri" w:hAnsi="Calibri"/>
           <w:b w:val="0"/>
-          <w:color w:val="333333"/>
+          <w:color w:val="3A2208"/>
           <w:sz w:val="21"/>
         </w:rPr>
-        <w:t>Airport: ~40% unfulfilled vs ~3% elsewhere; 84% in 21:00–03:59. Mix does not shift overnight (χ² p=0.12). CAMP_WA_002 clicked vs not is −1.5pp (CI −3.6 to +0.6) → 0 pp. Do not fund 5×.</w:t>
-      </w:r>
-    </w:p>
-    <w:p>
-      <w:r>
-        <w:rPr>
-          <w:rFonts w:ascii="Cambria" w:hAnsi="Cambria"/>
-          <w:b/>
-          <w:color w:val="1C7293"/>
-          <w:sz w:val="26"/>
-        </w:rPr>
-        <w:t>Why these two stages — leftover queue — ARA maths</w:t>
+        <w:t>The deck shows the leaks. This page is the bound: what is C1a vs leftover, how ₹35.4 is derived, and which piles I refuse to add to 180. RC loses 5,405 people — largest stage — but only 1,637 failed solely on blur / OCR / illegible. Insurance loses 3,289; ~2,530 never uploaded after Fitness. C1b is the 411 photo fails and cannot defer (liability). DL (1,166) is 100% uploaded-fail and cannot be deferred. Aadhaar / Permit / Fitness (1,540 / 2,616 / 2,653) are mostly never-upload or eligibility. Rejected 409 already cleared docs — a gate, not a UX leak.</w:t>
       </w:r>
     </w:p>
     <w:p>
       <w:pPr>
+        <w:spacing w:after="40" w:before="0" w:line="240" w:lineRule="auto"/>
         <w:jc w:val="center"/>
       </w:pPr>
       <w:r>
         <w:drawing>
           <wp:inline xmlns:a="http://schemas.openxmlformats.org/drawingml/2006/main" xmlns:pic="http://schemas.openxmlformats.org/drawingml/2006/picture">
-            <wp:extent cx="2880360" cy="1772204"/>
+            <wp:extent cx="2971800" cy="1828464"/>
             <wp:docPr id="3" name="Picture 3"/>
             <wp:cNvGraphicFramePr>
               <a:graphicFrameLocks noChangeAspect="1"/>
@@ -497,7 +774,7 @@
                   <pic:spPr>
                     <a:xfrm>
                       <a:off x="0" y="0"/>
-                      <a:ext cx="2880360" cy="1772204"/>
+                      <a:ext cx="2971800" cy="1828464"/>
                     </a:xfrm>
                     <a:prstGeom prst="rect"/>
                   </pic:spPr>
@@ -513,7 +790,7 @@
       <w:r>
         <w:drawing>
           <wp:inline xmlns:a="http://schemas.openxmlformats.org/drawingml/2006/main" xmlns:pic="http://schemas.openxmlformats.org/drawingml/2006/picture">
-            <wp:extent cx="2880360" cy="1566789"/>
+            <wp:extent cx="2971800" cy="1616528"/>
             <wp:docPr id="4" name="Picture 4"/>
             <wp:cNvGraphicFramePr>
               <a:graphicFrameLocks noChangeAspect="1"/>
@@ -534,7 +811,7 @@
                   <pic:spPr>
                     <a:xfrm>
                       <a:off x="0" y="0"/>
-                      <a:ext cx="2880360" cy="1566789"/>
+                      <a:ext cx="2971800" cy="1616528"/>
                     </a:xfrm>
                     <a:prstGeom prst="rect"/>
                   </pic:spPr>
@@ -550,12 +827,28 @@
     </w:p>
     <w:p>
       <w:pPr>
+        <w:spacing w:after="120" w:before="0" w:line="240" w:lineRule="auto"/>
+        <w:jc w:val="center"/>
+      </w:pPr>
+      <w:r>
+        <w:rPr>
+          <w:rFonts w:ascii="Calibri" w:hAnsi="Calibri"/>
+          <w:b w:val="0"/>
+          <w:color w:val="6B4A2A"/>
+          <w:sz w:val="17"/>
+        </w:rPr>
+        <w:t>Left: 1,637 of 5,405 RC losses are C1a. Right: 411 of 3,289 Insurance leftovers are C1b.</w:t>
+      </w:r>
+    </w:p>
+    <w:p>
+      <w:pPr>
+        <w:spacing w:after="80" w:before="0" w:line="240" w:lineRule="auto"/>
         <w:jc w:val="center"/>
       </w:pPr>
       <w:r>
         <w:drawing>
           <wp:inline xmlns:a="http://schemas.openxmlformats.org/drawingml/2006/main" xmlns:pic="http://schemas.openxmlformats.org/drawingml/2006/picture">
-            <wp:extent cx="5577840" cy="2815230"/>
+            <wp:extent cx="5943600" cy="2999836"/>
             <wp:docPr id="5" name="Picture 5"/>
             <wp:cNvGraphicFramePr>
               <a:graphicFrameLocks noChangeAspect="1"/>
@@ -576,7 +869,7 @@
                   <pic:spPr>
                     <a:xfrm>
                       <a:off x="0" y="0"/>
-                      <a:ext cx="5577840" cy="2815230"/>
+                      <a:ext cx="5943600" cy="2999836"/>
                     </a:xfrm>
                     <a:prstGeom prst="rect"/>
                   </pic:spPr>
@@ -587,40 +880,399 @@
         </w:drawing>
       </w:r>
     </w:p>
+    <w:tbl>
+      <w:tblPr>
+        <w:tblW w:type="auto" w:w="0"/>
+        <w:jc w:val="center"/>
+        <w:tblLook w:firstColumn="1" w:firstRow="1" w:lastColumn="0" w:lastRow="0" w:noHBand="0" w:noVBand="1" w:val="04A0"/>
+      </w:tblPr>
+      <w:tblGrid>
+        <w:gridCol w:w="2592"/>
+        <w:gridCol w:w="2592"/>
+        <w:gridCol w:w="2592"/>
+        <w:gridCol w:w="2592"/>
+      </w:tblGrid>
+      <w:tr>
+        <w:tc>
+          <w:tcPr>
+            <w:tcW w:type="dxa" w:w="2592"/>
+            <w:shd w:fill="FFC400" w:val="clear"/>
+          </w:tcPr>
+          <w:p>
+            <w:r>
+              <w:rPr>
+                <w:rFonts w:ascii="Calibri" w:hAnsi="Calibri"/>
+                <w:b/>
+                <w:color w:val="1E2761"/>
+                <w:sz w:val="18"/>
+              </w:rPr>
+              <w:t>Fix</w:t>
+            </w:r>
+          </w:p>
+        </w:tc>
+        <w:tc>
+          <w:tcPr>
+            <w:tcW w:type="dxa" w:w="2736"/>
+            <w:shd w:fill="FFC400" w:val="clear"/>
+          </w:tcPr>
+          <w:p>
+            <w:r>
+              <w:rPr>
+                <w:rFonts w:ascii="Calibri" w:hAnsi="Calibri"/>
+                <w:b/>
+                <w:color w:val="1E2761"/>
+                <w:sz w:val="18"/>
+              </w:rPr>
+              <w:t>Flow</w:t>
+            </w:r>
+          </w:p>
+        </w:tc>
+        <w:tc>
+          <w:tcPr>
+            <w:tcW w:type="dxa" w:w="3312"/>
+            <w:shd w:fill="FFC400" w:val="clear"/>
+          </w:tcPr>
+          <w:p>
+            <w:r>
+              <w:rPr>
+                <w:rFonts w:ascii="Calibri" w:hAnsi="Calibri"/>
+                <w:b/>
+                <w:color w:val="1E2761"/>
+                <w:sz w:val="18"/>
+              </w:rPr>
+              <w:t>Maths</w:t>
+            </w:r>
+          </w:p>
+        </w:tc>
+        <w:tc>
+          <w:tcPr>
+            <w:tcW w:type="dxa" w:w="1584"/>
+            <w:shd w:fill="FFC400" w:val="clear"/>
+          </w:tcPr>
+          <w:p>
+            <w:r>
+              <w:rPr>
+                <w:rFonts w:ascii="Calibri" w:hAnsi="Calibri"/>
+                <w:b/>
+                <w:color w:val="1E2761"/>
+                <w:sz w:val="18"/>
+              </w:rPr>
+              <w:t>Bank</w:t>
+            </w:r>
+          </w:p>
+        </w:tc>
+      </w:tr>
+      <w:tr>
+        <w:tc>
+          <w:tcPr>
+            <w:tcW w:type="dxa" w:w="2592"/>
+            <w:shd w:fill="FFF6E8" w:val="clear"/>
+          </w:tcPr>
+          <w:p>
+            <w:r>
+              <w:rPr>
+                <w:rFonts w:ascii="Calibri" w:hAnsi="Calibri"/>
+                <w:b w:val="0"/>
+                <w:color w:val="1E2761"/>
+                <w:sz w:val="18"/>
+              </w:rPr>
+              <w:t>C1a RC grace</w:t>
+            </w:r>
+          </w:p>
+        </w:tc>
+        <w:tc>
+          <w:tcPr>
+            <w:tcW w:type="dxa" w:w="2736"/>
+            <w:shd w:fill="FFF6E8" w:val="clear"/>
+          </w:tcPr>
+          <w:p>
+            <w:r>
+              <w:rPr>
+                <w:rFonts w:ascii="Calibri" w:hAnsi="Calibri"/>
+                <w:b w:val="0"/>
+                <w:color w:val="1E2761"/>
+                <w:sz w:val="18"/>
+              </w:rPr>
+              <w:t>~300/mo capture-only</w:t>
+            </w:r>
+          </w:p>
+        </w:tc>
+        <w:tc>
+          <w:tcPr>
+            <w:tcW w:type="dxa" w:w="3312"/>
+            <w:shd w:fill="FFF6E8" w:val="clear"/>
+          </w:tcPr>
+          <w:p>
+            <w:r>
+              <w:rPr>
+                <w:rFonts w:ascii="Calibri" w:hAnsi="Calibri"/>
+                <w:b w:val="0"/>
+                <w:color w:val="1E2761"/>
+                <w:sz w:val="18"/>
+              </w:rPr>
+              <w:t>× 60% show-up × 74% pass</w:t>
+            </w:r>
+          </w:p>
+        </w:tc>
+        <w:tc>
+          <w:tcPr>
+            <w:tcW w:type="dxa" w:w="1584"/>
+            <w:shd w:fill="FFF6E8" w:val="clear"/>
+          </w:tcPr>
+          <w:p>
+            <w:r>
+              <w:rPr>
+                <w:rFonts w:ascii="Calibri" w:hAnsi="Calibri"/>
+                <w:b/>
+                <w:color w:val="1E2761"/>
+                <w:sz w:val="18"/>
+              </w:rPr>
+              <w:t>~134/mo</w:t>
+            </w:r>
+          </w:p>
+        </w:tc>
+      </w:tr>
+      <w:tr>
+        <w:tc>
+          <w:tcPr>
+            <w:tcW w:type="dxa" w:w="2592"/>
+            <w:shd w:fill="FFF6E8" w:val="clear"/>
+          </w:tcPr>
+          <w:p>
+            <w:r>
+              <w:rPr>
+                <w:rFonts w:ascii="Calibri" w:hAnsi="Calibri"/>
+                <w:b w:val="0"/>
+                <w:color w:val="1E2761"/>
+                <w:sz w:val="18"/>
+              </w:rPr>
+              <w:t>C1b Insurance UX</w:t>
+            </w:r>
+          </w:p>
+        </w:tc>
+        <w:tc>
+          <w:tcPr>
+            <w:tcW w:type="dxa" w:w="2736"/>
+            <w:shd w:fill="FFF6E8" w:val="clear"/>
+          </w:tcPr>
+          <w:p>
+            <w:r>
+              <w:rPr>
+                <w:rFonts w:ascii="Calibri" w:hAnsi="Calibri"/>
+                <w:b w:val="0"/>
+                <w:color w:val="1E2761"/>
+                <w:sz w:val="18"/>
+              </w:rPr>
+              <w:t>411 capture-only</w:t>
+            </w:r>
+          </w:p>
+        </w:tc>
+        <w:tc>
+          <w:tcPr>
+            <w:tcW w:type="dxa" w:w="3312"/>
+            <w:shd w:fill="FFF6E8" w:val="clear"/>
+          </w:tcPr>
+          <w:p>
+            <w:r>
+              <w:rPr>
+                <w:rFonts w:ascii="Calibri" w:hAnsi="Calibri"/>
+                <w:b w:val="0"/>
+                <w:color w:val="1E2761"/>
+                <w:sz w:val="18"/>
+              </w:rPr>
+              <w:t>67→76% × 91% approved-if-cleared</w:t>
+            </w:r>
+          </w:p>
+        </w:tc>
+        <w:tc>
+          <w:tcPr>
+            <w:tcW w:type="dxa" w:w="1584"/>
+            <w:shd w:fill="FFF6E8" w:val="clear"/>
+          </w:tcPr>
+          <w:p>
+            <w:r>
+              <w:rPr>
+                <w:rFonts w:ascii="Calibri" w:hAnsi="Calibri"/>
+                <w:b/>
+                <w:color w:val="1E2761"/>
+                <w:sz w:val="18"/>
+              </w:rPr>
+              <w:t>~46–52/mo</w:t>
+            </w:r>
+          </w:p>
+        </w:tc>
+      </w:tr>
+    </w:tbl>
     <w:p>
+      <w:pPr>
+        <w:spacing w:after="120" w:before="0" w:line="240" w:lineRule="auto"/>
+      </w:pPr>
       <w:r>
         <w:rPr>
           <w:rFonts w:ascii="Calibri" w:hAnsi="Calibri"/>
           <w:b w:val="0"/>
-          <w:color w:val="333333"/>
-          <w:sz w:val="21"/>
+          <w:color w:val="3A2208"/>
+          <w:sz w:val="20"/>
         </w:rPr>
-        <w:t>RC loses 5,405; only 1,637 are capture-only (C1a). Insurance loses 3,289 but ~2,530 never uploaded after Fitness — C1b is the 411 photo fails. C1a: ~300/mo × 60% show-up × 74% pass ≈ 134. C1b: 67→76% × 91% approved-if-cleared ≈ 46–52. If remaining docs bind, C1a shrinks toward ~36/month. ARA: gap ₹31.6 ÷ 0.8931 ≈ ₹35.4/leg. 30% of fare (₹105) overpays. Do not add field 128–256 (overlaps 726 C1a captains).</w:t>
+        <w:t>40–80% show-up → ~89–188. If remaining docs still bind after RC, historical P(approved | passed RC) is 27% and C1a → ~36/month — that is the Legal question (deferral-as-activation).</w:t>
       </w:r>
     </w:p>
+    <w:tbl>
+      <w:tblPr>
+        <w:tblW w:type="auto" w:w="0"/>
+        <w:tblLayout w:type="autofit"/>
+        <w:tblLook w:firstColumn="1" w:firstRow="1" w:lastColumn="0" w:lastRow="0" w:noHBand="0" w:noVBand="1" w:val="04A0"/>
+      </w:tblPr>
+      <w:tblGrid>
+        <w:gridCol w:w="10368"/>
+      </w:tblGrid>
+      <w:tr>
+        <w:tc>
+          <w:tcPr>
+            <w:tcW w:type="dxa" w:w="10368"/>
+            <w:shd w:fill="E85D4C" w:val="clear"/>
+          </w:tcPr>
+          <w:p>
+            <w:pPr>
+              <w:spacing w:after="40" w:before="40" w:line="240" w:lineRule="auto"/>
+            </w:pPr>
+            <w:r>
+              <w:rPr>
+                <w:rFonts w:ascii="Calibri" w:hAnsi="Calibri"/>
+                <w:b/>
+                <w:color w:val="FFFFFF"/>
+                <w:sz w:val="22"/>
+              </w:rPr>
+              <w:t>NOT BANKED  ·  leftover queue (possible, not in the 180)</w:t>
+            </w:r>
+          </w:p>
+        </w:tc>
+      </w:tr>
+    </w:tbl>
     <w:p>
-      <w:r>
-        <w:rPr>
-          <w:rFonts w:ascii="Calibri" w:hAnsi="Calibri"/>
-          <w:b/>
-          <w:color w:val="1E2761"/>
-          <w:sz w:val="22"/>
-        </w:rPr>
-        <w:t xml:space="preserve">What I assumed, and what would change my answer. </w:t>
-      </w:r>
+      <w:pPr>
+        <w:spacing w:after="80" w:before="0" w:line="240" w:lineRule="auto"/>
+      </w:pPr>
+    </w:p>
+    <w:p>
+      <w:pPr>
+        <w:spacing w:after="120" w:before="0" w:line="240" w:lineRule="auto"/>
+      </w:pPr>
       <w:r>
         <w:rPr>
           <w:rFonts w:ascii="Calibri" w:hAnsi="Calibri"/>
           <w:b w:val="0"/>
-          <w:color w:val="333333"/>
+          <w:color w:val="3A2208"/>
+          <w:sz w:val="21"/>
+        </w:rPr>
+        <w:t>(1) Reuse C1b’s camera on DL / Aadhaar / Permit / Fitness after C1b ships — cheap, capture-only n not sized except RC/Insurance. (2) Never-upload RC ~2,388 and Insurance ~2,530 looks like a nudge; CAMP was 0 pp and only 13 post-Fitness nudges exist in 7,644 people. Fos abandon after Fitness 26% vs paid 43% — assisted-onboarding RCT, unproven ceiling 128–256/month, overlaps 726 C1a captains. (3) Paid never-starts docs at 11.5% vs fos ~1% — channel quality; no CAC, not sized.</w:t>
+      </w:r>
+    </w:p>
+    <w:tbl>
+      <w:tblPr>
+        <w:tblW w:type="auto" w:w="0"/>
+        <w:tblLayout w:type="autofit"/>
+        <w:tblLook w:firstColumn="1" w:firstRow="1" w:lastColumn="0" w:lastRow="0" w:noHBand="0" w:noVBand="1" w:val="04A0"/>
+      </w:tblPr>
+      <w:tblGrid>
+        <w:gridCol w:w="10368"/>
+      </w:tblGrid>
+      <w:tr>
+        <w:tc>
+          <w:tcPr>
+            <w:tcW w:type="dxa" w:w="10368"/>
+            <w:shd w:fill="FF8A3D" w:val="clear"/>
+          </w:tcPr>
+          <w:p>
+            <w:pPr>
+              <w:spacing w:after="40" w:before="40" w:line="240" w:lineRule="auto"/>
+            </w:pPr>
+            <w:r>
+              <w:rPr>
+                <w:rFonts w:ascii="Calibri" w:hAnsi="Calibri"/>
+                <w:b/>
+                <w:color w:val="FFFFFF"/>
+                <w:sz w:val="22"/>
+              </w:rPr>
+              <w:t>ARA  ·  derived payout, not 30% of fare</w:t>
+            </w:r>
+          </w:p>
+        </w:tc>
+      </w:tr>
+    </w:tbl>
+    <w:p>
+      <w:pPr>
+        <w:spacing w:after="80" w:before="0" w:line="240" w:lineRule="auto"/>
+      </w:pPr>
+    </w:p>
+    <w:p>
+      <w:pPr>
+        <w:spacing w:after="120" w:before="0" w:line="240" w:lineRule="auto"/>
+      </w:pPr>
+      <w:r>
+        <w:rPr>
+          <w:rFonts w:ascii="Calibri" w:hAnsi="Calibri"/>
+          <w:b w:val="0"/>
+          <w:color w:val="3A2208"/>
+          <w:sz w:val="21"/>
+        </w:rPr>
+        <w:t>Night-suburban net ₹24.9 vs rest-suburban ₹56.5 → gap ₹31.6 across all completed worst-suburban trips. ARA pays only the 89.31% with no return in 20 min → 31.6 / 0.8931 ≈ ₹35.4 per eligible leg. 80 / 100 / 120% → sample ~₹69k / ₹86k / ₹103k a month. 30% of a ₹350 fare (₹105) overpays. City-core ₹104.7 is geography, not the matching comparison.</w:t>
+      </w:r>
+    </w:p>
+    <w:tbl>
+      <w:tblPr>
+        <w:tblW w:type="auto" w:w="0"/>
+        <w:tblLayout w:type="autofit"/>
+        <w:tblLook w:firstColumn="1" w:firstRow="1" w:lastColumn="0" w:lastRow="0" w:noHBand="0" w:noVBand="1" w:val="04A0"/>
+      </w:tblPr>
+      <w:tblGrid>
+        <w:gridCol w:w="10368"/>
+      </w:tblGrid>
+      <w:tr>
+        <w:tc>
+          <w:tcPr>
+            <w:tcW w:type="dxa" w:w="10368"/>
+            <w:shd w:fill="FFC400" w:val="clear"/>
+          </w:tcPr>
+          <w:p>
+            <w:pPr>
+              <w:spacing w:after="40" w:before="40" w:line="240" w:lineRule="auto"/>
+            </w:pPr>
+            <w:r>
+              <w:rPr>
+                <w:rFonts w:ascii="Calibri" w:hAnsi="Calibri"/>
+                <w:b/>
+                <w:color w:val="1E2761"/>
+                <w:sz w:val="22"/>
+              </w:rPr>
+              <w:t>WHAT I ASSUMED, AND WHAT WOULD CHANGE MY ANSWER</w:t>
+            </w:r>
+          </w:p>
+        </w:tc>
+      </w:tr>
+    </w:tbl>
+    <w:p>
+      <w:pPr>
+        <w:spacing w:after="80" w:before="0" w:line="240" w:lineRule="auto"/>
+      </w:pPr>
+    </w:p>
+    <w:p>
+      <w:pPr>
+        <w:spacing w:after="40" w:before="0" w:line="240" w:lineRule="auto"/>
+      </w:pPr>
+      <w:r>
+        <w:rPr>
+          <w:rFonts w:ascii="Calibri" w:hAnsi="Calibri"/>
+          <w:b w:val="0"/>
+          <w:color w:val="3A2208"/>
           <w:sz w:val="20"/>
         </w:rPr>
-        <w:t>~15.6-day cutoff; doc_events not approvals.docs_cleared; field gap not banked; ARA vs rest-suburban not city-core; C1a FTE ₹40–60k assumed; trips file is sampled so ₹/month is not a city P&amp;L.</w:t>
+        <w:t>• ~15.6-day cutoff (max in_progress age). Later capture-fails still in flight → 180 is a floor; they finish alone → slight overstatement.  • doc_events.verification_pass, not approvals.docs_cleared (they disagree only while unfinished).  • Field vs app not banked until a randomised assist test on ordinary app/paid signups.  • ARA matches rest-suburban, not city-core. If night returns rise, re-derive ₹35.4; do not freeze it.  • C1a ops ₹40–60k assumes one FTE at 12–15 checks/day.  Unresolved, not omitted: no CAC so field vs paid cannot be priced. airport_trips.csv is sampled — rates hold; ₹/month is not a city budget. signup_zone_id does not join airport zones. Capture-only was counted only on RC and Insurance.</w:t>
       </w:r>
     </w:p>
     <w:sectPr>
       <w:pgSz w:w="12240" w:h="15840"/>
-      <w:pgMar w:top="792" w:right="1008" w:bottom="720" w:left="1008" w:header="720" w:footer="720" w:gutter="0"/>
+      <w:pgMar w:top="720" w:right="936" w:bottom="720" w:left="936" w:header="720" w:footer="720" w:gutter="0"/>
       <w:cols w:space="720"/>
       <w:docGrid w:linePitch="360"/>
     </w:sectPr>

--- a/MEMO.docx
+++ b/MEMO.docx
@@ -37,7 +37,7 @@
     </w:tbl>
     <w:p>
       <w:pPr>
-        <w:spacing w:after="80" w:before="0" w:line="240" w:lineRule="auto"/>
+        <w:spacing w:after="40" w:before="0" w:line="240" w:lineRule="auto"/>
       </w:pPr>
     </w:p>
     <w:p>
@@ -197,7 +197,7 @@
     </w:tbl>
     <w:p>
       <w:pPr>
-        <w:spacing w:after="80" w:before="0" w:line="240" w:lineRule="auto"/>
+        <w:spacing w:after="40" w:before="0" w:line="240" w:lineRule="auto"/>
       </w:pPr>
     </w:p>
     <w:tbl>
@@ -728,7 +728,7 @@
     </w:tbl>
     <w:p>
       <w:pPr>
-        <w:spacing w:after="80" w:before="0" w:line="240" w:lineRule="auto"/>
+        <w:spacing w:after="40" w:before="0" w:line="240" w:lineRule="auto"/>
       </w:pPr>
     </w:p>
     <w:p>
@@ -753,7 +753,7 @@
       <w:r>
         <w:drawing>
           <wp:inline xmlns:a="http://schemas.openxmlformats.org/drawingml/2006/main" xmlns:pic="http://schemas.openxmlformats.org/drawingml/2006/picture">
-            <wp:extent cx="2971800" cy="1828464"/>
+            <wp:extent cx="2606040" cy="1603423"/>
             <wp:docPr id="3" name="Picture 3"/>
             <wp:cNvGraphicFramePr>
               <a:graphicFrameLocks noChangeAspect="1"/>
@@ -774,7 +774,7 @@
                   <pic:spPr>
                     <a:xfrm>
                       <a:off x="0" y="0"/>
-                      <a:ext cx="2971800" cy="1828464"/>
+                      <a:ext cx="2606040" cy="1603423"/>
                     </a:xfrm>
                     <a:prstGeom prst="rect"/>
                   </pic:spPr>
@@ -790,7 +790,7 @@
       <w:r>
         <w:drawing>
           <wp:inline xmlns:a="http://schemas.openxmlformats.org/drawingml/2006/main" xmlns:pic="http://schemas.openxmlformats.org/drawingml/2006/picture">
-            <wp:extent cx="2971800" cy="1616528"/>
+            <wp:extent cx="2606040" cy="1417571"/>
             <wp:docPr id="4" name="Picture 4"/>
             <wp:cNvGraphicFramePr>
               <a:graphicFrameLocks noChangeAspect="1"/>
@@ -811,7 +811,7 @@
                   <pic:spPr>
                     <a:xfrm>
                       <a:off x="0" y="0"/>
-                      <a:ext cx="2971800" cy="1616528"/>
+                      <a:ext cx="2606040" cy="1417571"/>
                     </a:xfrm>
                     <a:prstGeom prst="rect"/>
                   </pic:spPr>
@@ -827,7 +827,7 @@
     </w:p>
     <w:p>
       <w:pPr>
-        <w:spacing w:after="120" w:before="0" w:line="240" w:lineRule="auto"/>
+        <w:spacing w:after="60" w:before="0" w:line="240" w:lineRule="auto"/>
         <w:jc w:val="center"/>
       </w:pPr>
       <w:r>
@@ -842,13 +842,13 @@
     </w:p>
     <w:p>
       <w:pPr>
-        <w:spacing w:after="80" w:before="0" w:line="240" w:lineRule="auto"/>
+        <w:spacing w:after="40" w:before="0" w:line="240" w:lineRule="auto"/>
         <w:jc w:val="center"/>
       </w:pPr>
       <w:r>
         <w:drawing>
           <wp:inline xmlns:a="http://schemas.openxmlformats.org/drawingml/2006/main" xmlns:pic="http://schemas.openxmlformats.org/drawingml/2006/picture">
-            <wp:extent cx="5943600" cy="2999836"/>
+            <wp:extent cx="5212080" cy="2630625"/>
             <wp:docPr id="5" name="Picture 5"/>
             <wp:cNvGraphicFramePr>
               <a:graphicFrameLocks noChangeAspect="1"/>
@@ -869,7 +869,7 @@
                   <pic:spPr>
                     <a:xfrm>
                       <a:off x="0" y="0"/>
-                      <a:ext cx="5943600" cy="2999836"/>
+                      <a:ext cx="5212080" cy="2630625"/>
                     </a:xfrm>
                     <a:prstGeom prst="rect"/>
                   </pic:spPr>
@@ -882,6 +882,7 @@
     </w:p>
     <w:tbl>
       <w:tblPr>
+        <w:tblStyle w:val="TableGrid"/>
         <w:tblW w:type="auto" w:w="0"/>
         <w:jc w:val="center"/>
         <w:tblLook w:firstColumn="1" w:firstRow="1" w:lastColumn="0" w:lastRow="0" w:noHBand="0" w:noVBand="1" w:val="04A0"/>
@@ -1105,31 +1106,34 @@
     </w:tbl>
     <w:p>
       <w:pPr>
-        <w:spacing w:after="120" w:before="0" w:line="240" w:lineRule="auto"/>
+        <w:spacing w:after="80" w:before="0" w:line="240" w:lineRule="auto"/>
       </w:pPr>
       <w:r>
         <w:rPr>
           <w:rFonts w:ascii="Calibri" w:hAnsi="Calibri"/>
           <w:b w:val="0"/>
           <w:color w:val="3A2208"/>
-          <w:sz w:val="20"/>
+          <w:sz w:val="19"/>
         </w:rPr>
-        <w:t>40–80% show-up → ~89–188. If remaining docs still bind after RC, historical P(approved | passed RC) is 27% and C1a → ~36/month — that is the Legal question (deferral-as-activation).</w:t>
+        <w:t>40–80% show-up → ~89–188. If remaining docs still bind after RC, P(approved | passed RC)=27% → ~36/month (Legal ask).</w:t>
       </w:r>
     </w:p>
     <w:tbl>
       <w:tblPr>
+        <w:tblStyle w:val="TableGrid"/>
         <w:tblW w:type="auto" w:w="0"/>
-        <w:tblLayout w:type="autofit"/>
+        <w:jc w:val="center"/>
         <w:tblLook w:firstColumn="1" w:firstRow="1" w:lastColumn="0" w:lastRow="0" w:noHBand="0" w:noVBand="1" w:val="04A0"/>
       </w:tblPr>
       <w:tblGrid>
-        <w:gridCol w:w="10368"/>
+        <w:gridCol w:w="3456"/>
+        <w:gridCol w:w="3456"/>
+        <w:gridCol w:w="3456"/>
       </w:tblGrid>
       <w:tr>
         <w:tc>
           <w:tcPr>
-            <w:tcW w:type="dxa" w:w="10368"/>
+            <w:tcW w:type="dxa" w:w="3456"/>
             <w:shd w:fill="E85D4C" w:val="clear"/>
           </w:tcPr>
           <w:p>
@@ -1141,46 +1145,15 @@
                 <w:rFonts w:ascii="Calibri" w:hAnsi="Calibri"/>
                 <w:b/>
                 <w:color w:val="FFFFFF"/>
-                <w:sz w:val="22"/>
+                <w:sz w:val="16"/>
               </w:rPr>
-              <w:t>NOT BANKED  ·  leftover queue (possible, not in the 180)</w:t>
+              <w:t>NOT BANKED</w:t>
             </w:r>
           </w:p>
         </w:tc>
-      </w:tr>
-    </w:tbl>
-    <w:p>
-      <w:pPr>
-        <w:spacing w:after="80" w:before="0" w:line="240" w:lineRule="auto"/>
-      </w:pPr>
-    </w:p>
-    <w:p>
-      <w:pPr>
-        <w:spacing w:after="120" w:before="0" w:line="240" w:lineRule="auto"/>
-      </w:pPr>
-      <w:r>
-        <w:rPr>
-          <w:rFonts w:ascii="Calibri" w:hAnsi="Calibri"/>
-          <w:b w:val="0"/>
-          <w:color w:val="3A2208"/>
-          <w:sz w:val="21"/>
-        </w:rPr>
-        <w:t>(1) Reuse C1b’s camera on DL / Aadhaar / Permit / Fitness after C1b ships — cheap, capture-only n not sized except RC/Insurance. (2) Never-upload RC ~2,388 and Insurance ~2,530 looks like a nudge; CAMP was 0 pp and only 13 post-Fitness nudges exist in 7,644 people. Fos abandon after Fitness 26% vs paid 43% — assisted-onboarding RCT, unproven ceiling 128–256/month, overlaps 726 C1a captains. (3) Paid never-starts docs at 11.5% vs fos ~1% — channel quality; no CAC, not sized.</w:t>
-      </w:r>
-    </w:p>
-    <w:tbl>
-      <w:tblPr>
-        <w:tblW w:type="auto" w:w="0"/>
-        <w:tblLayout w:type="autofit"/>
-        <w:tblLook w:firstColumn="1" w:firstRow="1" w:lastColumn="0" w:lastRow="0" w:noHBand="0" w:noVBand="1" w:val="04A0"/>
-      </w:tblPr>
-      <w:tblGrid>
-        <w:gridCol w:w="10368"/>
-      </w:tblGrid>
-      <w:tr>
         <w:tc>
           <w:tcPr>
-            <w:tcW w:type="dxa" w:w="10368"/>
+            <w:tcW w:type="dxa" w:w="3456"/>
             <w:shd w:fill="FF8A3D" w:val="clear"/>
           </w:tcPr>
           <w:p>
@@ -1192,46 +1165,15 @@
                 <w:rFonts w:ascii="Calibri" w:hAnsi="Calibri"/>
                 <w:b/>
                 <w:color w:val="FFFFFF"/>
-                <w:sz w:val="22"/>
+                <w:sz w:val="16"/>
               </w:rPr>
-              <w:t>ARA  ·  derived payout, not 30% of fare</w:t>
+              <w:t>ARA (not 30% of fare)</w:t>
             </w:r>
           </w:p>
         </w:tc>
-      </w:tr>
-    </w:tbl>
-    <w:p>
-      <w:pPr>
-        <w:spacing w:after="80" w:before="0" w:line="240" w:lineRule="auto"/>
-      </w:pPr>
-    </w:p>
-    <w:p>
-      <w:pPr>
-        <w:spacing w:after="120" w:before="0" w:line="240" w:lineRule="auto"/>
-      </w:pPr>
-      <w:r>
-        <w:rPr>
-          <w:rFonts w:ascii="Calibri" w:hAnsi="Calibri"/>
-          <w:b w:val="0"/>
-          <w:color w:val="3A2208"/>
-          <w:sz w:val="21"/>
-        </w:rPr>
-        <w:t>Night-suburban net ₹24.9 vs rest-suburban ₹56.5 → gap ₹31.6 across all completed worst-suburban trips. ARA pays only the 89.31% with no return in 20 min → 31.6 / 0.8931 ≈ ₹35.4 per eligible leg. 80 / 100 / 120% → sample ~₹69k / ₹86k / ₹103k a month. 30% of a ₹350 fare (₹105) overpays. City-core ₹104.7 is geography, not the matching comparison.</w:t>
-      </w:r>
-    </w:p>
-    <w:tbl>
-      <w:tblPr>
-        <w:tblW w:type="auto" w:w="0"/>
-        <w:tblLayout w:type="autofit"/>
-        <w:tblLook w:firstColumn="1" w:firstRow="1" w:lastColumn="0" w:lastRow="0" w:noHBand="0" w:noVBand="1" w:val="04A0"/>
-      </w:tblPr>
-      <w:tblGrid>
-        <w:gridCol w:w="10368"/>
-      </w:tblGrid>
-      <w:tr>
         <w:tc>
           <w:tcPr>
-            <w:tcW w:type="dxa" w:w="10368"/>
+            <w:tcW w:type="dxa" w:w="3456"/>
             <w:shd w:fill="FFC400" w:val="clear"/>
           </w:tcPr>
           <w:p>
@@ -1243,33 +1185,76 @@
                 <w:rFonts w:ascii="Calibri" w:hAnsi="Calibri"/>
                 <w:b/>
                 <w:color w:val="1E2761"/>
-                <w:sz w:val="22"/>
+                <w:sz w:val="16"/>
               </w:rPr>
-              <w:t>WHAT I ASSUMED, AND WHAT WOULD CHANGE MY ANSWER</w:t>
+              <w:t>ASSUMPTIONS / WHAT WOULD CHANGE IT</w:t>
+            </w:r>
+          </w:p>
+        </w:tc>
+      </w:tr>
+      <w:tr>
+        <w:tc>
+          <w:tcPr>
+            <w:tcW w:type="dxa" w:w="3456"/>
+            <w:shd w:fill="FFF6E8" w:val="clear"/>
+          </w:tcPr>
+          <w:p>
+            <w:pPr>
+              <w:spacing w:after="40" w:before="40" w:line="240" w:lineRule="auto"/>
+            </w:pPr>
+            <w:r>
+              <w:rPr>
+                <w:rFonts w:ascii="Calibri" w:hAnsi="Calibri"/>
+                <w:b w:val="0"/>
+                <w:color w:val="3A2208"/>
+                <w:sz w:val="16"/>
+              </w:rPr>
+              <w:t>Other-doc camera after C1b: measure, not +180. Never-upload RC ~2,388 / Insurance ~2,530: assist RCT, not WhatsApp (CAMP 0 pp). Overlaps 726 C1a. Paid never-starts 11.5% vs fos ~1% — no CAC, not sized.</w:t>
+            </w:r>
+          </w:p>
+        </w:tc>
+        <w:tc>
+          <w:tcPr>
+            <w:tcW w:type="dxa" w:w="3456"/>
+            <w:shd w:fill="FFF6E8" w:val="clear"/>
+          </w:tcPr>
+          <w:p>
+            <w:pPr>
+              <w:spacing w:after="40" w:before="40" w:line="240" w:lineRule="auto"/>
+            </w:pPr>
+            <w:r>
+              <w:rPr>
+                <w:rFonts w:ascii="Calibri" w:hAnsi="Calibri"/>
+                <w:b w:val="0"/>
+                <w:color w:val="3A2208"/>
+                <w:sz w:val="16"/>
+              </w:rPr>
+              <w:t>Gap ₹31.6 (₹24.9 vs ₹56.5) ÷ 0.8931 eligible ≈ ₹35.4/leg. 80/100/120% → ~₹69–103k sample. ₹105 (30% of fare) overpays. City-core ₹104.7 is geography.</w:t>
+            </w:r>
+          </w:p>
+        </w:tc>
+        <w:tc>
+          <w:tcPr>
+            <w:tcW w:type="dxa" w:w="3456"/>
+            <w:shd w:fill="FFF6E8" w:val="clear"/>
+          </w:tcPr>
+          <w:p>
+            <w:pPr>
+              <w:spacing w:after="40" w:before="40" w:line="240" w:lineRule="auto"/>
+            </w:pPr>
+            <w:r>
+              <w:rPr>
+                <w:rFonts w:ascii="Calibri" w:hAnsi="Calibri"/>
+                <w:b w:val="0"/>
+                <w:color w:val="3A2208"/>
+                <w:sz w:val="16"/>
+              </w:rPr>
+              <w:t>~15.6-day cutoff (later capture-fails → 180 is a floor). doc_events, not docs_cleared. Field gap not banked. Re-derive ₹35.4 if night returns rise. C1a FTE ₹40–60k assumed. No CAC. Trips sampled. signup_zone_id ≠ airport zones. Capture-only counted on RC/Insurance only.</w:t>
             </w:r>
           </w:p>
         </w:tc>
       </w:tr>
     </w:tbl>
-    <w:p>
-      <w:pPr>
-        <w:spacing w:after="80" w:before="0" w:line="240" w:lineRule="auto"/>
-      </w:pPr>
-    </w:p>
-    <w:p>
-      <w:pPr>
-        <w:spacing w:after="40" w:before="0" w:line="240" w:lineRule="auto"/>
-      </w:pPr>
-      <w:r>
-        <w:rPr>
-          <w:rFonts w:ascii="Calibri" w:hAnsi="Calibri"/>
-          <w:b w:val="0"/>
-          <w:color w:val="3A2208"/>
-          <w:sz w:val="20"/>
-        </w:rPr>
-        <w:t>• ~15.6-day cutoff (max in_progress age). Later capture-fails still in flight → 180 is a floor; they finish alone → slight overstatement.  • doc_events.verification_pass, not approvals.docs_cleared (they disagree only while unfinished).  • Field vs app not banked until a randomised assist test on ordinary app/paid signups.  • ARA matches rest-suburban, not city-core. If night returns rise, re-derive ₹35.4; do not freeze it.  • C1a ops ₹40–60k assumes one FTE at 12–15 checks/day.  Unresolved, not omitted: no CAC so field vs paid cannot be priced. airport_trips.csv is sampled — rates hold; ₹/month is not a city budget. signup_zone_id does not join airport zones. Capture-only was counted only on RC and Insurance.</w:t>
-      </w:r>
-    </w:p>
     <w:sectPr>
       <w:pgSz w:w="12240" w:h="15840"/>
       <w:pgMar w:top="720" w:right="936" w:bottom="720" w:left="936" w:header="720" w:footer="720" w:gutter="0"/>

--- a/MEMO.docx
+++ b/MEMO.docx
@@ -1,7 +1,7 @@
 
 <file path=word/document.xml><?xml version="1.0" encoding="utf-8"?>
 <w:document xmlns:wpc="http://schemas.microsoft.com/office/word/2010/wordprocessingCanvas" xmlns:mo="http://schemas.microsoft.com/office/mac/office/2008/main" xmlns:mc="http://schemas.openxmlformats.org/markup-compatibility/2006" xmlns:mv="urn:schemas-microsoft-com:mac:vml" xmlns:o="urn:schemas-microsoft-com:office:office" xmlns:r="http://schemas.openxmlformats.org/officeDocument/2006/relationships" xmlns:m="http://schemas.openxmlformats.org/officeDocument/2006/math" xmlns:v="urn:schemas-microsoft-com:vml" xmlns:wp14="http://schemas.microsoft.com/office/word/2010/wordprocessingDrawing" xmlns:wp="http://schemas.openxmlformats.org/drawingml/2006/wordprocessingDrawing" xmlns:w10="urn:schemas-microsoft-com:office:word" xmlns:w="http://schemas.openxmlformats.org/wordprocessingml/2006/main" xmlns:w14="http://schemas.microsoft.com/office/word/2010/wordml" xmlns:wpg="http://schemas.microsoft.com/office/word/2010/wordprocessingGroup" xmlns:wpi="http://schemas.microsoft.com/office/word/2010/wordprocessingInk" xmlns:wne="http://schemas.microsoft.com/office/word/2006/wordml" xmlns:wps="http://schemas.microsoft.com/office/word/2010/wordprocessingShape" mc:Ignorable="w14 wp14">
-  <w:background w:color="FFE8C2"/>
+  <w:background w:color="FAF7F2"/>
   <w:body>
     <w:tbl>
       <w:tblPr>
@@ -10,24 +10,24 @@
         <w:tblLook w:firstColumn="1" w:firstRow="1" w:lastColumn="0" w:lastRow="0" w:noHBand="0" w:noVBand="1" w:val="04A0"/>
       </w:tblPr>
       <w:tblGrid>
-        <w:gridCol w:w="10368"/>
+        <w:gridCol w:w="10224"/>
       </w:tblGrid>
       <w:tr>
         <w:tc>
           <w:tcPr>
-            <w:tcW w:type="dxa" w:w="10368"/>
-            <w:shd w:fill="FFC400" w:val="clear"/>
+            <w:tcW w:type="dxa" w:w="10224"/>
+            <w:shd w:fill="F3E6C0" w:val="clear"/>
           </w:tcPr>
           <w:p>
             <w:pPr>
-              <w:spacing w:after="40" w:before="40" w:line="240" w:lineRule="auto"/>
+              <w:spacing w:after="80" w:before="80" w:line="240" w:lineRule="auto"/>
             </w:pPr>
             <w:r>
               <w:rPr>
                 <w:rFonts w:ascii="Calibri" w:hAnsi="Calibri"/>
                 <w:b/>
-                <w:color w:val="1E2761"/>
-                <w:sz w:val="20"/>
+                <w:color w:val="1C1917"/>
+                <w:sz w:val="22"/>
               </w:rPr>
               <w:t>RAPIDO  ·  MEMO TO THE HEAD OF SUPPLY  ·  Ramanathan K R  ·  10 Sep 2026  ·  extract 30 Jun 2026, 23:59 IST</w:t>
             </w:r>
@@ -37,46 +37,46 @@
     </w:tbl>
     <w:p>
       <w:pPr>
-        <w:spacing w:after="40" w:before="0" w:line="240" w:lineRule="auto"/>
+        <w:spacing w:after="80" w:before="0" w:line="240" w:lineRule="auto"/>
       </w:pPr>
     </w:p>
     <w:p>
       <w:pPr>
-        <w:spacing w:after="120" w:before="0" w:line="240" w:lineRule="auto"/>
+        <w:spacing w:after="160" w:before="0" w:line="240" w:lineRule="auto"/>
       </w:pPr>
       <w:r>
         <w:rPr>
           <w:rFonts w:ascii="Cambria" w:hAnsi="Cambria"/>
           <w:b/>
-          <w:color w:val="1E2761"/>
-          <w:sz w:val="32"/>
+          <w:color w:val="1C1917"/>
+          <w:sz w:val="36"/>
         </w:rPr>
         <w:t>~180 more approved captains a month — two photo fixes, not five programmes</w:t>
       </w:r>
     </w:p>
     <w:p>
       <w:pPr>
-        <w:spacing w:after="120" w:before="0" w:line="240" w:lineRule="auto"/>
+        <w:spacing w:after="160" w:before="0" w:line="240" w:lineRule="auto"/>
       </w:pPr>
       <w:r>
         <w:rPr>
           <w:rFonts w:ascii="Calibri" w:hAnsi="Calibri"/>
           <w:b w:val="0"/>
-          <w:color w:val="3A2208"/>
-          <w:sz w:val="21"/>
+          <w:color w:val="1C1917"/>
+          <w:sz w:val="23"/>
         </w:rPr>
-        <w:t>Bank only two disjoint capture fixes: ~134/month from a 10-day in-person RC grace (C1a) and ~50 from Insurance upload UX (C1b). 98.7% of mature approved captains already take a first trip (3,895 / 3,946) — documents are the bottleneck, not first-order. Show-up for RC is unobserved; if Legal will not treat deferred RC as activation, C1a shrinks toward ~36/month. That is the only number I would put in a deck with my name on the campaign: 0 pp, not 5×.</w:t>
+        <w:t>Bank only two disjoint capture fixes: ~134/month from a 10-day in-person RC grace (C1a) and ~50 from Insurance upload UX (C1b). 98.7% of mature approved captains already take a first trip (3,895 / 3,946) — documents are the bottleneck, not first-order. Show-up for RC is unobserved; if Legal will not treat deferred RC as activation, C1a shrinks toward ~36/month. The campaign number I would put my name on is 0 pp, not 5×.</w:t>
       </w:r>
     </w:p>
     <w:p>
       <w:pPr>
-        <w:spacing w:after="40" w:before="0" w:line="240" w:lineRule="auto"/>
+        <w:spacing w:after="80" w:before="0" w:line="240" w:lineRule="auto"/>
         <w:jc w:val="center"/>
       </w:pPr>
       <w:r>
         <w:drawing>
           <wp:inline xmlns:a="http://schemas.openxmlformats.org/drawingml/2006/main" xmlns:pic="http://schemas.openxmlformats.org/drawingml/2006/picture">
-            <wp:extent cx="3063240" cy="1729397"/>
+            <wp:extent cx="2971800" cy="1407270"/>
             <wp:docPr id="1" name="Picture 1"/>
             <wp:cNvGraphicFramePr>
               <a:graphicFrameLocks noChangeAspect="1"/>
@@ -97,7 +97,7 @@
                   <pic:spPr>
                     <a:xfrm>
                       <a:off x="0" y="0"/>
-                      <a:ext cx="3063240" cy="1729397"/>
+                      <a:ext cx="2971800" cy="1407270"/>
                     </a:xfrm>
                     <a:prstGeom prst="rect"/>
                   </pic:spPr>
@@ -113,7 +113,7 @@
       <w:r>
         <w:drawing>
           <wp:inline xmlns:a="http://schemas.openxmlformats.org/drawingml/2006/main" xmlns:pic="http://schemas.openxmlformats.org/drawingml/2006/picture">
-            <wp:extent cx="3063240" cy="2157072"/>
+            <wp:extent cx="2971800" cy="1745022"/>
             <wp:docPr id="2" name="Picture 2"/>
             <wp:cNvGraphicFramePr>
               <a:graphicFrameLocks noChangeAspect="1"/>
@@ -134,7 +134,7 @@
                   <pic:spPr>
                     <a:xfrm>
                       <a:off x="0" y="0"/>
-                      <a:ext cx="3063240" cy="2157072"/>
+                      <a:ext cx="2971800" cy="1745022"/>
                     </a:xfrm>
                     <a:prstGeom prst="rect"/>
                   </pic:spPr>
@@ -157,8 +157,8 @@
         <w:rPr>
           <w:rFonts w:ascii="Calibri" w:hAnsi="Calibri"/>
           <w:b w:val="0"/>
-          <w:color w:val="6B4A2A"/>
-          <w:sz w:val="17"/>
+          <w:color w:val="57534E"/>
+          <w:sz w:val="21"/>
         </w:rPr>
         <w:t>Left: bank C1a + C1b only. Right: 84% of airport unfulfilled volume is 21:00–03:59.</w:t>
       </w:r>
@@ -170,24 +170,24 @@
         <w:tblLook w:firstColumn="1" w:firstRow="1" w:lastColumn="0" w:lastRow="0" w:noHBand="0" w:noVBand="1" w:val="04A0"/>
       </w:tblPr>
       <w:tblGrid>
-        <w:gridCol w:w="10368"/>
+        <w:gridCol w:w="10224"/>
       </w:tblGrid>
       <w:tr>
         <w:tc>
           <w:tcPr>
-            <w:tcW w:type="dxa" w:w="10368"/>
-            <w:shd w:fill="FF8A3D" w:val="clear"/>
+            <w:tcW w:type="dxa" w:w="10224"/>
+            <w:shd w:fill="F0C9A0" w:val="clear"/>
           </w:tcPr>
           <w:p>
             <w:pPr>
-              <w:spacing w:after="40" w:before="40" w:line="240" w:lineRule="auto"/>
+              <w:spacing w:after="80" w:before="80" w:line="240" w:lineRule="auto"/>
             </w:pPr>
             <w:r>
               <w:rPr>
                 <w:rFonts w:ascii="Calibri" w:hAnsi="Calibri"/>
                 <w:b/>
-                <w:color w:val="FFFFFF"/>
-                <w:sz w:val="22"/>
+                <w:color w:val="1C1917"/>
+                <w:sz w:val="24"/>
               </w:rPr>
               <w:t>PAGE 1  ·  WHAT TO DO THIS WEEK</w:t>
             </w:r>
@@ -197,7 +197,7 @@
     </w:tbl>
     <w:p>
       <w:pPr>
-        <w:spacing w:after="40" w:before="0" w:line="240" w:lineRule="auto"/>
+        <w:spacing w:after="80" w:before="0" w:line="240" w:lineRule="auto"/>
       </w:pPr>
     </w:p>
     <w:tbl>
@@ -208,28 +208,28 @@
         <w:tblLook w:firstColumn="1" w:firstRow="1" w:lastColumn="0" w:lastRow="0" w:noHBand="0" w:noVBand="1" w:val="04A0"/>
       </w:tblPr>
       <w:tblGrid>
-        <w:gridCol w:w="2074"/>
-        <w:gridCol w:w="2074"/>
-        <w:gridCol w:w="2074"/>
-        <w:gridCol w:w="2074"/>
-        <w:gridCol w:w="2074"/>
+        <w:gridCol w:w="2045"/>
+        <w:gridCol w:w="2045"/>
+        <w:gridCol w:w="2045"/>
+        <w:gridCol w:w="2045"/>
+        <w:gridCol w:w="2045"/>
       </w:tblGrid>
       <w:tr>
         <w:tc>
           <w:tcPr>
             <w:tcW w:type="dxa" w:w="576"/>
-            <w:shd w:fill="E85D4C" w:val="clear"/>
+            <w:shd w:fill="F0C9A0" w:val="clear"/>
           </w:tcPr>
           <w:p>
             <w:pPr>
-              <w:spacing w:after="40" w:before="40" w:line="240" w:lineRule="auto"/>
+              <w:spacing w:after="60" w:before="60" w:line="240" w:lineRule="auto"/>
             </w:pPr>
             <w:r>
               <w:rPr>
                 <w:rFonts w:ascii="Calibri" w:hAnsi="Calibri"/>
                 <w:b/>
-                <w:color w:val="FFFFFF"/>
-                <w:sz w:val="17"/>
+                <w:color w:val="1C1917"/>
+                <w:sz w:val="21"/>
               </w:rPr>
               <w:t>#</w:t>
             </w:r>
@@ -237,19 +237,19 @@
         </w:tc>
         <w:tc>
           <w:tcPr>
-            <w:tcW w:type="dxa" w:w="3672"/>
-            <w:shd w:fill="E85D4C" w:val="clear"/>
+            <w:tcW w:type="dxa" w:w="3600"/>
+            <w:shd w:fill="F0C9A0" w:val="clear"/>
           </w:tcPr>
           <w:p>
             <w:pPr>
-              <w:spacing w:after="40" w:before="40" w:line="240" w:lineRule="auto"/>
+              <w:spacing w:after="60" w:before="60" w:line="240" w:lineRule="auto"/>
             </w:pPr>
             <w:r>
               <w:rPr>
                 <w:rFonts w:ascii="Calibri" w:hAnsi="Calibri"/>
                 <w:b/>
-                <w:color w:val="FFFFFF"/>
-                <w:sz w:val="17"/>
+                <w:color w:val="1C1917"/>
+                <w:sz w:val="21"/>
               </w:rPr>
               <w:t>Do this</w:t>
             </w:r>
@@ -258,18 +258,18 @@
         <w:tc>
           <w:tcPr>
             <w:tcW w:type="dxa" w:w="2232"/>
-            <w:shd w:fill="E85D4C" w:val="clear"/>
+            <w:shd w:fill="F0C9A0" w:val="clear"/>
           </w:tcPr>
           <w:p>
             <w:pPr>
-              <w:spacing w:after="40" w:before="40" w:line="240" w:lineRule="auto"/>
+              <w:spacing w:after="60" w:before="60" w:line="240" w:lineRule="auto"/>
             </w:pPr>
             <w:r>
               <w:rPr>
                 <w:rFonts w:ascii="Calibri" w:hAnsi="Calibri"/>
                 <w:b/>
-                <w:color w:val="FFFFFF"/>
-                <w:sz w:val="17"/>
+                <w:color w:val="1C1917"/>
+                <w:sz w:val="21"/>
               </w:rPr>
               <w:t>Impact</w:t>
             </w:r>
@@ -278,18 +278,18 @@
         <w:tc>
           <w:tcPr>
             <w:tcW w:type="dxa" w:w="2448"/>
-            <w:shd w:fill="E85D4C" w:val="clear"/>
+            <w:shd w:fill="F0C9A0" w:val="clear"/>
           </w:tcPr>
           <w:p>
             <w:pPr>
-              <w:spacing w:after="40" w:before="40" w:line="240" w:lineRule="auto"/>
+              <w:spacing w:after="60" w:before="60" w:line="240" w:lineRule="auto"/>
             </w:pPr>
             <w:r>
               <w:rPr>
                 <w:rFonts w:ascii="Calibri" w:hAnsi="Calibri"/>
                 <w:b/>
-                <w:color w:val="FFFFFF"/>
-                <w:sz w:val="17"/>
+                <w:color w:val="1C1917"/>
+                <w:sz w:val="21"/>
               </w:rPr>
               <w:t>Cost / risk</w:t>
             </w:r>
@@ -298,18 +298,18 @@
         <w:tc>
           <w:tcPr>
             <w:tcW w:type="dxa" w:w="2160"/>
-            <w:shd w:fill="E85D4C" w:val="clear"/>
+            <w:shd w:fill="F0C9A0" w:val="clear"/>
           </w:tcPr>
           <w:p>
             <w:pPr>
-              <w:spacing w:after="40" w:before="40" w:line="240" w:lineRule="auto"/>
+              <w:spacing w:after="60" w:before="60" w:line="240" w:lineRule="auto"/>
             </w:pPr>
             <w:r>
               <w:rPr>
                 <w:rFonts w:ascii="Calibri" w:hAnsi="Calibri"/>
                 <w:b/>
-                <w:color w:val="FFFFFF"/>
-                <w:sz w:val="17"/>
+                <w:color w:val="1C1917"/>
+                <w:sz w:val="21"/>
               </w:rPr>
               <w:t>Watch</w:t>
             </w:r>
@@ -320,18 +320,18 @@
         <w:tc>
           <w:tcPr>
             <w:tcW w:type="dxa" w:w="576"/>
-            <w:shd w:fill="FFE8C2" w:val="clear"/>
+            <w:shd w:fill="F6E4D4" w:val="clear"/>
           </w:tcPr>
           <w:p>
             <w:pPr>
-              <w:spacing w:after="60" w:before="40" w:line="240" w:lineRule="auto"/>
+              <w:spacing w:after="80" w:before="60" w:line="240" w:lineRule="auto"/>
             </w:pPr>
             <w:r>
               <w:rPr>
                 <w:rFonts w:ascii="Calibri" w:hAnsi="Calibri"/>
                 <w:b/>
-                <w:color w:val="1E2761"/>
-                <w:sz w:val="16"/>
+                <w:color w:val="1C1917"/>
+                <w:sz w:val="20"/>
               </w:rPr>
               <w:t>1</w:t>
             </w:r>
@@ -339,19 +339,19 @@
         </w:tc>
         <w:tc>
           <w:tcPr>
-            <w:tcW w:type="dxa" w:w="3672"/>
-            <w:shd w:fill="FFE8C2" w:val="clear"/>
+            <w:tcW w:type="dxa" w:w="3600"/>
+            <w:shd w:fill="F6E4D4" w:val="clear"/>
           </w:tcPr>
           <w:p>
             <w:pPr>
-              <w:spacing w:after="60" w:before="40" w:line="240" w:lineRule="auto"/>
+              <w:spacing w:after="80" w:before="60" w:line="240" w:lineRule="auto"/>
             </w:pPr>
             <w:r>
               <w:rPr>
                 <w:rFonts w:ascii="Calibri" w:hAnsi="Calibri"/>
                 <w:b w:val="0"/>
-                <w:color w:val="3A2208"/>
-                <w:sz w:val="16"/>
+                <w:color w:val="1C1917"/>
+                <w:sz w:val="20"/>
               </w:rPr>
               <w:t>C1b Insurance camera this week (411). Then C1a 10-day RC grace after Legal (1,637). Same camera on other docs: free rider, not in 180.</w:t>
             </w:r>
@@ -360,18 +360,18 @@
         <w:tc>
           <w:tcPr>
             <w:tcW w:type="dxa" w:w="2232"/>
-            <w:shd w:fill="FFE8C2" w:val="clear"/>
+            <w:shd w:fill="F6E4D4" w:val="clear"/>
           </w:tcPr>
           <w:p>
             <w:pPr>
-              <w:spacing w:after="60" w:before="40" w:line="240" w:lineRule="auto"/>
+              <w:spacing w:after="80" w:before="60" w:line="240" w:lineRule="auto"/>
             </w:pPr>
             <w:r>
               <w:rPr>
                 <w:rFonts w:ascii="Calibri" w:hAnsi="Calibri"/>
                 <w:b w:val="0"/>
-                <w:color w:val="3A2208"/>
-                <w:sz w:val="16"/>
+                <w:color w:val="1C1917"/>
+                <w:sz w:val="20"/>
               </w:rPr>
               <w:t>~180/mo (~50 + ~134)</w:t>
             </w:r>
@@ -380,18 +380,18 @@
         <w:tc>
           <w:tcPr>
             <w:tcW w:type="dxa" w:w="2448"/>
-            <w:shd w:fill="FFE8C2" w:val="clear"/>
+            <w:shd w:fill="F6E4D4" w:val="clear"/>
           </w:tcPr>
           <w:p>
             <w:pPr>
-              <w:spacing w:after="60" w:before="40" w:line="240" w:lineRule="auto"/>
+              <w:spacing w:after="80" w:before="60" w:line="240" w:lineRule="auto"/>
             </w:pPr>
             <w:r>
               <w:rPr>
                 <w:rFonts w:ascii="Calibri" w:hAnsi="Calibri"/>
                 <w:b w:val="0"/>
-                <w:color w:val="3A2208"/>
-                <w:sz w:val="16"/>
+                <w:color w:val="1C1917"/>
+                <w:sz w:val="20"/>
               </w:rPr>
               <w:t>C1b: engineering. C1a: Legal/T&amp;S + ~1 FTE ₹40–60k (assumed).</w:t>
             </w:r>
@@ -400,18 +400,18 @@
         <w:tc>
           <w:tcPr>
             <w:tcW w:type="dxa" w:w="2160"/>
-            <w:shd w:fill="FFE8C2" w:val="clear"/>
+            <w:shd w:fill="F6E4D4" w:val="clear"/>
           </w:tcPr>
           <w:p>
             <w:pPr>
-              <w:spacing w:after="60" w:before="40" w:line="240" w:lineRule="auto"/>
+              <w:spacing w:after="80" w:before="60" w:line="240" w:lineRule="auto"/>
             </w:pPr>
             <w:r>
               <w:rPr>
                 <w:rFonts w:ascii="Calibri" w:hAnsi="Calibri"/>
                 <w:b w:val="0"/>
-                <w:color w:val="3A2208"/>
-                <w:sz w:val="16"/>
+                <w:color w:val="1C1917"/>
+                <w:sz w:val="20"/>
               </w:rPr>
               <w:t>Approved by cohort</w:t>
             </w:r>
@@ -422,18 +422,18 @@
         <w:tc>
           <w:tcPr>
             <w:tcW w:type="dxa" w:w="576"/>
-            <w:shd w:fill="FFF6E8" w:val="clear"/>
+            <w:shd w:fill="F8F1E3" w:val="clear"/>
           </w:tcPr>
           <w:p>
             <w:pPr>
-              <w:spacing w:after="60" w:before="40" w:line="240" w:lineRule="auto"/>
+              <w:spacing w:after="80" w:before="60" w:line="240" w:lineRule="auto"/>
             </w:pPr>
             <w:r>
               <w:rPr>
                 <w:rFonts w:ascii="Calibri" w:hAnsi="Calibri"/>
                 <w:b/>
-                <w:color w:val="1E2761"/>
-                <w:sz w:val="16"/>
+                <w:color w:val="1C1917"/>
+                <w:sz w:val="20"/>
               </w:rPr>
               <w:t>2</w:t>
             </w:r>
@@ -441,19 +441,19 @@
         </w:tc>
         <w:tc>
           <w:tcPr>
-            <w:tcW w:type="dxa" w:w="3672"/>
-            <w:shd w:fill="FFF6E8" w:val="clear"/>
+            <w:tcW w:type="dxa" w:w="3600"/>
+            <w:shd w:fill="F8F1E3" w:val="clear"/>
           </w:tcPr>
           <w:p>
             <w:pPr>
-              <w:spacing w:after="60" w:before="40" w:line="240" w:lineRule="auto"/>
+              <w:spacing w:after="80" w:before="60" w:line="240" w:lineRule="auto"/>
             </w:pPr>
             <w:r>
               <w:rPr>
                 <w:rFonts w:ascii="Calibri" w:hAnsi="Calibri"/>
                 <w:b w:val="0"/>
-                <w:color w:val="3A2208"/>
-                <w:sz w:val="16"/>
+                <w:color w:val="1C1917"/>
+                <w:sz w:val="20"/>
               </w:rPr>
               <w:t>Airport Return Assurance at ₹35.4 / unpaid night-suburban leg. Do not hire the catchment.</w:t>
             </w:r>
@@ -462,18 +462,18 @@
         <w:tc>
           <w:tcPr>
             <w:tcW w:type="dxa" w:w="2232"/>
-            <w:shd w:fill="FFF6E8" w:val="clear"/>
+            <w:shd w:fill="F8F1E3" w:val="clear"/>
           </w:tcPr>
           <w:p>
             <w:pPr>
-              <w:spacing w:after="60" w:before="40" w:line="240" w:lineRule="auto"/>
+              <w:spacing w:after="80" w:before="60" w:line="240" w:lineRule="auto"/>
             </w:pPr>
             <w:r>
               <w:rPr>
                 <w:rFonts w:ascii="Calibri" w:hAnsi="Calibri"/>
                 <w:b w:val="0"/>
-                <w:color w:val="3A2208"/>
-                <w:sz w:val="16"/>
+                <w:color w:val="1C1917"/>
+                <w:sz w:val="20"/>
               </w:rPr>
               <w:t>Sample ~₹69–103k/mo. Restores rest-suburban net.</w:t>
             </w:r>
@@ -482,18 +482,18 @@
         <w:tc>
           <w:tcPr>
             <w:tcW w:type="dxa" w:w="2448"/>
-            <w:shd w:fill="FFF6E8" w:val="clear"/>
+            <w:shd w:fill="F8F1E3" w:val="clear"/>
           </w:tcPr>
           <w:p>
             <w:pPr>
-              <w:spacing w:after="60" w:before="40" w:line="240" w:lineRule="auto"/>
+              <w:spacing w:after="80" w:before="60" w:line="240" w:lineRule="auto"/>
             </w:pPr>
             <w:r>
               <w:rPr>
                 <w:rFonts w:ascii="Calibri" w:hAnsi="Calibri"/>
                 <w:b w:val="0"/>
-                <w:color w:val="3A2208"/>
-                <w:sz w:val="16"/>
+                <w:color w:val="1C1917"/>
+                <w:sz w:val="20"/>
               </w:rPr>
               <w:t>Sampled trips ≠ city P&amp;L. Not city-core.</w:t>
             </w:r>
@@ -502,18 +502,18 @@
         <w:tc>
           <w:tcPr>
             <w:tcW w:type="dxa" w:w="2160"/>
-            <w:shd w:fill="FFF6E8" w:val="clear"/>
+            <w:shd w:fill="F8F1E3" w:val="clear"/>
           </w:tcPr>
           <w:p>
             <w:pPr>
-              <w:spacing w:after="60" w:before="40" w:line="240" w:lineRule="auto"/>
+              <w:spacing w:after="80" w:before="60" w:line="240" w:lineRule="auto"/>
             </w:pPr>
             <w:r>
               <w:rPr>
                 <w:rFonts w:ascii="Calibri" w:hAnsi="Calibri"/>
                 <w:b w:val="0"/>
-                <w:color w:val="3A2208"/>
-                <w:sz w:val="16"/>
+                <w:color w:val="1C1917"/>
+                <w:sz w:val="20"/>
               </w:rPr>
               <w:t>Return-in-20m, cancels, falling 4-wk run-rate</w:t>
             </w:r>
@@ -524,18 +524,18 @@
         <w:tc>
           <w:tcPr>
             <w:tcW w:type="dxa" w:w="576"/>
-            <w:shd w:fill="FFE8C2" w:val="clear"/>
+            <w:shd w:fill="F6E4D4" w:val="clear"/>
           </w:tcPr>
           <w:p>
             <w:pPr>
-              <w:spacing w:after="60" w:before="40" w:line="240" w:lineRule="auto"/>
+              <w:spacing w:after="80" w:before="60" w:line="240" w:lineRule="auto"/>
             </w:pPr>
             <w:r>
               <w:rPr>
                 <w:rFonts w:ascii="Calibri" w:hAnsi="Calibri"/>
                 <w:b/>
-                <w:color w:val="1E2761"/>
-                <w:sz w:val="16"/>
+                <w:color w:val="1C1917"/>
+                <w:sz w:val="20"/>
               </w:rPr>
               <w:t>3</w:t>
             </w:r>
@@ -543,19 +543,19 @@
         </w:tc>
         <w:tc>
           <w:tcPr>
-            <w:tcW w:type="dxa" w:w="3672"/>
-            <w:shd w:fill="FFE8C2" w:val="clear"/>
+            <w:tcW w:type="dxa" w:w="3600"/>
+            <w:shd w:fill="F6E4D4" w:val="clear"/>
           </w:tcPr>
           <w:p>
             <w:pPr>
-              <w:spacing w:after="60" w:before="40" w:line="240" w:lineRule="auto"/>
+              <w:spacing w:after="80" w:before="60" w:line="240" w:lineRule="auto"/>
             </w:pPr>
             <w:r>
               <w:rPr>
                 <w:rFonts w:ascii="Calibri" w:hAnsi="Calibri"/>
                 <w:b w:val="0"/>
-                <w:color w:val="3A2208"/>
-                <w:sz w:val="16"/>
+                <w:color w:val="1C1917"/>
+                <w:sz w:val="20"/>
               </w:rPr>
               <w:t>Kill CAMP_WA_002 5×. Send/no-send RCT on RC-cleared app/paid captains, no other campaign.</w:t>
             </w:r>
@@ -564,18 +564,18 @@
         <w:tc>
           <w:tcPr>
             <w:tcW w:type="dxa" w:w="2232"/>
-            <w:shd w:fill="FFE8C2" w:val="clear"/>
+            <w:shd w:fill="F6E4D4" w:val="clear"/>
           </w:tcPr>
           <w:p>
             <w:pPr>
-              <w:spacing w:after="60" w:before="40" w:line="240" w:lineRule="auto"/>
+              <w:spacing w:after="80" w:before="60" w:line="240" w:lineRule="auto"/>
             </w:pPr>
             <w:r>
               <w:rPr>
                 <w:rFonts w:ascii="Calibri" w:hAnsi="Calibri"/>
                 <w:b w:val="0"/>
-                <w:color w:val="3A2208"/>
-                <w:sz w:val="16"/>
+                <w:color w:val="1C1917"/>
+                <w:sz w:val="20"/>
               </w:rPr>
               <w:t>0 pp lift. Cost avoided + 4–6 week answer.</w:t>
             </w:r>
@@ -584,18 +584,18 @@
         <w:tc>
           <w:tcPr>
             <w:tcW w:type="dxa" w:w="2448"/>
-            <w:shd w:fill="FFE8C2" w:val="clear"/>
+            <w:shd w:fill="F6E4D4" w:val="clear"/>
           </w:tcPr>
           <w:p>
             <w:pPr>
-              <w:spacing w:after="60" w:before="40" w:line="240" w:lineRule="auto"/>
+              <w:spacing w:after="80" w:before="60" w:line="240" w:lineRule="auto"/>
             </w:pPr>
             <w:r>
               <w:rPr>
                 <w:rFonts w:ascii="Calibri" w:hAnsi="Calibri"/>
                 <w:b w:val="0"/>
-                <w:color w:val="3A2208"/>
-                <w:sz w:val="16"/>
+                <w:color w:val="1C1917"/>
+                <w:sz w:val="20"/>
               </w:rPr>
               <w:t>Near zero</w:t>
             </w:r>
@@ -604,18 +604,18 @@
         <w:tc>
           <w:tcPr>
             <w:tcW w:type="dxa" w:w="2160"/>
-            <w:shd w:fill="FFE8C2" w:val="clear"/>
+            <w:shd w:fill="F6E4D4" w:val="clear"/>
           </w:tcPr>
           <w:p>
             <w:pPr>
-              <w:spacing w:after="60" w:before="40" w:line="240" w:lineRule="auto"/>
+              <w:spacing w:after="80" w:before="60" w:line="240" w:lineRule="auto"/>
             </w:pPr>
             <w:r>
               <w:rPr>
                 <w:rFonts w:ascii="Calibri" w:hAnsi="Calibri"/>
                 <w:b w:val="0"/>
-                <w:color w:val="3A2208"/>
-                <w:sz w:val="16"/>
+                <w:color w:val="1C1917"/>
+                <w:sz w:val="20"/>
               </w:rPr>
               <w:t>Aadhaar pass and approved</w:t>
             </w:r>
@@ -625,7 +625,7 @@
     </w:tbl>
     <w:p>
       <w:pPr>
-        <w:spacing w:after="120" w:before="0" w:line="240" w:lineRule="auto"/>
+        <w:spacing w:after="160" w:before="0" w:line="240" w:lineRule="auto"/>
       </w:pPr>
     </w:p>
     <w:tbl>
@@ -634,22 +634,22 @@
         <w:tblLook w:firstColumn="1" w:firstRow="1" w:lastColumn="0" w:lastRow="0" w:noHBand="0" w:noVBand="1" w:val="04A0"/>
       </w:tblPr>
       <w:tblGrid>
-        <w:gridCol w:w="5184"/>
-        <w:gridCol w:w="5184"/>
+        <w:gridCol w:w="5112"/>
+        <w:gridCol w:w="5112"/>
       </w:tblGrid>
       <w:tr>
         <w:tc>
           <w:tcPr>
-            <w:tcW w:type="dxa" w:w="5112"/>
-            <w:shd w:fill="FF8A3D" w:val="clear"/>
+            <w:tcW w:type="dxa" w:w="5040"/>
+            <w:shd w:fill="F6E4D4" w:val="clear"/>
           </w:tcPr>
           <w:p>
             <w:r>
               <w:rPr>
                 <w:rFonts w:ascii="Calibri" w:hAnsi="Calibri"/>
                 <w:b/>
-                <w:color w:val="FFFFFF"/>
-                <w:sz w:val="20"/>
+                <w:color w:val="1C1917"/>
+                <w:sz w:val="24"/>
               </w:rPr>
               <w:t>Why rec 2 is “do not hire”</w:t>
               <w:br/>
@@ -658,8 +658,8 @@
               <w:rPr>
                 <w:rFonts w:ascii="Calibri" w:hAnsi="Calibri"/>
                 <w:b w:val="0"/>
-                <w:color w:val="FFFFFF"/>
-                <w:sz w:val="18"/>
+                <w:color w:val="1C1917"/>
+                <w:sz w:val="21"/>
               </w:rPr>
               <w:t>Terminals ~40% unfulfilled vs ~3% elsewhere. After the trip, suburban backhaul and overnight return-collapse compound. Mix does not shift after dark (χ² p=0.12). New hires inherit both penalties. Price the deadhead for 4 weeks; hire only if the payout run-rate is not falling.</w:t>
             </w:r>
@@ -668,15 +668,15 @@
         <w:tc>
           <w:tcPr>
             <w:tcW w:type="dxa" w:w="5112"/>
-            <w:shd w:fill="E85D4C" w:val="clear"/>
+            <w:shd w:fill="F8F1E3" w:val="clear"/>
           </w:tcPr>
           <w:p>
             <w:r>
               <w:rPr>
                 <w:rFonts w:ascii="Calibri" w:hAnsi="Calibri"/>
                 <w:b/>
-                <w:color w:val="FFFFFF"/>
-                <w:sz w:val="20"/>
+                <w:color w:val="1C1917"/>
+                <w:sz w:val="24"/>
               </w:rPr>
               <w:t>Why rec 3 is a hard no on 5×</w:t>
               <w:br/>
@@ -685,8 +685,8 @@
               <w:rPr>
                 <w:rFonts w:ascii="Calibri" w:hAnsi="Calibri"/>
                 <w:b w:val="0"/>
-                <w:color w:val="FFFFFF"/>
-                <w:sz w:val="18"/>
+                <w:color w:val="1C1917"/>
+                <w:sz w:val="21"/>
               </w:rPr>
               <w:t>Clicked vs not (delivered): −1.5pp, CI −3.6 to +0.6 → 0 pp. The 29% vs 11% “got CAMP” gap is targeting after RC, not lift. That same null is why never-upload is not another WhatsApp. Redirect the paper into a send/no-send RCT this week.</w:t>
             </w:r>
@@ -701,24 +701,24 @@
         <w:tblLook w:firstColumn="1" w:firstRow="1" w:lastColumn="0" w:lastRow="0" w:noHBand="0" w:noVBand="1" w:val="04A0"/>
       </w:tblPr>
       <w:tblGrid>
-        <w:gridCol w:w="10368"/>
+        <w:gridCol w:w="10224"/>
       </w:tblGrid>
       <w:tr>
         <w:tc>
           <w:tcPr>
-            <w:tcW w:type="dxa" w:w="10368"/>
-            <w:shd w:fill="FF8A3D" w:val="clear"/>
+            <w:tcW w:type="dxa" w:w="10224"/>
+            <w:shd w:fill="F3E6C0" w:val="clear"/>
           </w:tcPr>
           <w:p>
             <w:pPr>
-              <w:spacing w:after="40" w:before="40" w:line="240" w:lineRule="auto"/>
+              <w:spacing w:after="80" w:before="80" w:line="240" w:lineRule="auto"/>
             </w:pPr>
             <w:r>
               <w:rPr>
                 <w:rFonts w:ascii="Calibri" w:hAnsi="Calibri"/>
                 <w:b/>
-                <w:color w:val="FFFFFF"/>
-                <w:sz w:val="22"/>
+                <w:color w:val="1C1917"/>
+                <w:sz w:val="24"/>
               </w:rPr>
               <w:t>PAGE 2  ·  WHY THESE TWO STAGES, WHAT WE LEFT, WHAT WOULD CHANGE MY MIND</w:t>
             </w:r>
@@ -728,7 +728,7 @@
     </w:tbl>
     <w:p>
       <w:pPr>
-        <w:spacing w:after="40" w:before="0" w:line="240" w:lineRule="auto"/>
+        <w:spacing w:after="80" w:before="0" w:line="240" w:lineRule="auto"/>
       </w:pPr>
     </w:p>
     <w:p>
@@ -739,21 +739,21 @@
         <w:rPr>
           <w:rFonts w:ascii="Calibri" w:hAnsi="Calibri"/>
           <w:b w:val="0"/>
-          <w:color w:val="3A2208"/>
-          <w:sz w:val="21"/>
+          <w:color w:val="1C1917"/>
+          <w:sz w:val="22"/>
         </w:rPr>
-        <w:t>The deck shows the leaks. This page is the bound: what is C1a vs leftover, how ₹35.4 is derived, and which piles I refuse to add to 180. RC loses 5,405 people — largest stage — but only 1,637 failed solely on blur / OCR / illegible. Insurance loses 3,289; ~2,530 never uploaded after Fitness. C1b is the 411 photo fails and cannot defer (liability). DL (1,166) is 100% uploaded-fail and cannot be deferred. Aadhaar / Permit / Fitness (1,540 / 2,616 / 2,653) are mostly never-upload or eligibility. Rejected 409 already cleared docs — a gate, not a UX leak.</w:t>
+        <w:t>The deck shows the leaks. This page is the bound: what is C1a vs leftover, how ₹35.4 is derived, and which piles I refuse to add to 180. RC loses 5,405 people — largest stage — but only 1,637 failed solely on blur / OCR / illegible. Insurance loses 3,289; ~2,530 never uploaded after Fitness. C1b is the 411 photo fails and cannot defer (liability). DL (1,166) is 100% uploaded-fail and cannot be deferred. Aadhaar / Permit / Fitness (1,540 / 2,616 / 2,653) are mostly never-upload or eligibility. Rejected 409 already cleared docs — a gate.</w:t>
       </w:r>
     </w:p>
     <w:p>
       <w:pPr>
-        <w:spacing w:after="40" w:before="0" w:line="240" w:lineRule="auto"/>
+        <w:spacing w:after="80" w:before="0" w:line="240" w:lineRule="auto"/>
         <w:jc w:val="center"/>
       </w:pPr>
       <w:r>
         <w:drawing>
           <wp:inline xmlns:a="http://schemas.openxmlformats.org/drawingml/2006/main" xmlns:pic="http://schemas.openxmlformats.org/drawingml/2006/picture">
-            <wp:extent cx="2606040" cy="1603423"/>
+            <wp:extent cx="2651760" cy="1481228"/>
             <wp:docPr id="3" name="Picture 3"/>
             <wp:cNvGraphicFramePr>
               <a:graphicFrameLocks noChangeAspect="1"/>
@@ -774,7 +774,7 @@
                   <pic:spPr>
                     <a:xfrm>
                       <a:off x="0" y="0"/>
-                      <a:ext cx="2606040" cy="1603423"/>
+                      <a:ext cx="2651760" cy="1481228"/>
                     </a:xfrm>
                     <a:prstGeom prst="rect"/>
                   </pic:spPr>
@@ -790,7 +790,7 @@
       <w:r>
         <w:drawing>
           <wp:inline xmlns:a="http://schemas.openxmlformats.org/drawingml/2006/main" xmlns:pic="http://schemas.openxmlformats.org/drawingml/2006/picture">
-            <wp:extent cx="2606040" cy="1417571"/>
+            <wp:extent cx="2651760" cy="1361909"/>
             <wp:docPr id="4" name="Picture 4"/>
             <wp:cNvGraphicFramePr>
               <a:graphicFrameLocks noChangeAspect="1"/>
@@ -811,7 +811,7 @@
                   <pic:spPr>
                     <a:xfrm>
                       <a:off x="0" y="0"/>
-                      <a:ext cx="2606040" cy="1417571"/>
+                      <a:ext cx="2651760" cy="1361909"/>
                     </a:xfrm>
                     <a:prstGeom prst="rect"/>
                   </pic:spPr>
@@ -827,28 +827,28 @@
     </w:p>
     <w:p>
       <w:pPr>
-        <w:spacing w:after="60" w:before="0" w:line="240" w:lineRule="auto"/>
+        <w:spacing w:after="80" w:before="0" w:line="240" w:lineRule="auto"/>
         <w:jc w:val="center"/>
       </w:pPr>
       <w:r>
         <w:rPr>
           <w:rFonts w:ascii="Calibri" w:hAnsi="Calibri"/>
           <w:b w:val="0"/>
-          <w:color w:val="6B4A2A"/>
-          <w:sz w:val="17"/>
+          <w:color w:val="57534E"/>
+          <w:sz w:val="21"/>
         </w:rPr>
         <w:t>Left: 1,637 of 5,405 RC losses are C1a. Right: 411 of 3,289 Insurance leftovers are C1b.</w:t>
       </w:r>
     </w:p>
     <w:p>
       <w:pPr>
-        <w:spacing w:after="40" w:before="0" w:line="240" w:lineRule="auto"/>
+        <w:spacing w:after="80" w:before="0" w:line="240" w:lineRule="auto"/>
         <w:jc w:val="center"/>
       </w:pPr>
       <w:r>
         <w:drawing>
           <wp:inline xmlns:a="http://schemas.openxmlformats.org/drawingml/2006/main" xmlns:pic="http://schemas.openxmlformats.org/drawingml/2006/picture">
-            <wp:extent cx="5212080" cy="2630625"/>
+            <wp:extent cx="5303520" cy="2733137"/>
             <wp:docPr id="5" name="Picture 5"/>
             <wp:cNvGraphicFramePr>
               <a:graphicFrameLocks noChangeAspect="1"/>
@@ -869,7 +869,7 @@
                   <pic:spPr>
                     <a:xfrm>
                       <a:off x="0" y="0"/>
-                      <a:ext cx="5212080" cy="2630625"/>
+                      <a:ext cx="5303520" cy="2733137"/>
                     </a:xfrm>
                     <a:prstGeom prst="rect"/>
                   </pic:spPr>
@@ -888,24 +888,27 @@
         <w:tblLook w:firstColumn="1" w:firstRow="1" w:lastColumn="0" w:lastRow="0" w:noHBand="0" w:noVBand="1" w:val="04A0"/>
       </w:tblPr>
       <w:tblGrid>
-        <w:gridCol w:w="2592"/>
-        <w:gridCol w:w="2592"/>
-        <w:gridCol w:w="2592"/>
-        <w:gridCol w:w="2592"/>
+        <w:gridCol w:w="2556"/>
+        <w:gridCol w:w="2556"/>
+        <w:gridCol w:w="2556"/>
+        <w:gridCol w:w="2556"/>
       </w:tblGrid>
       <w:tr>
         <w:tc>
           <w:tcPr>
             <w:tcW w:type="dxa" w:w="2592"/>
-            <w:shd w:fill="FFC400" w:val="clear"/>
+            <w:shd w:fill="F3E6C0" w:val="clear"/>
           </w:tcPr>
           <w:p>
+            <w:pPr>
+              <w:spacing w:after="60" w:before="60" w:line="240" w:lineRule="auto"/>
+            </w:pPr>
             <w:r>
               <w:rPr>
                 <w:rFonts w:ascii="Calibri" w:hAnsi="Calibri"/>
                 <w:b/>
-                <w:color w:val="1E2761"/>
-                <w:sz w:val="18"/>
+                <w:color w:val="1C1917"/>
+                <w:sz w:val="22"/>
               </w:rPr>
               <w:t>Fix</w:t>
             </w:r>
@@ -914,15 +917,18 @@
         <w:tc>
           <w:tcPr>
             <w:tcW w:type="dxa" w:w="2736"/>
-            <w:shd w:fill="FFC400" w:val="clear"/>
+            <w:shd w:fill="F3E6C0" w:val="clear"/>
           </w:tcPr>
           <w:p>
+            <w:pPr>
+              <w:spacing w:after="60" w:before="60" w:line="240" w:lineRule="auto"/>
+            </w:pPr>
             <w:r>
               <w:rPr>
                 <w:rFonts w:ascii="Calibri" w:hAnsi="Calibri"/>
                 <w:b/>
-                <w:color w:val="1E2761"/>
-                <w:sz w:val="18"/>
+                <w:color w:val="1C1917"/>
+                <w:sz w:val="22"/>
               </w:rPr>
               <w:t>Flow</w:t>
             </w:r>
@@ -931,15 +937,18 @@
         <w:tc>
           <w:tcPr>
             <w:tcW w:type="dxa" w:w="3312"/>
-            <w:shd w:fill="FFC400" w:val="clear"/>
+            <w:shd w:fill="F3E6C0" w:val="clear"/>
           </w:tcPr>
           <w:p>
+            <w:pPr>
+              <w:spacing w:after="60" w:before="60" w:line="240" w:lineRule="auto"/>
+            </w:pPr>
             <w:r>
               <w:rPr>
                 <w:rFonts w:ascii="Calibri" w:hAnsi="Calibri"/>
                 <w:b/>
-                <w:color w:val="1E2761"/>
-                <w:sz w:val="18"/>
+                <w:color w:val="1C1917"/>
+                <w:sz w:val="22"/>
               </w:rPr>
               <w:t>Maths</w:t>
             </w:r>
@@ -948,15 +957,18 @@
         <w:tc>
           <w:tcPr>
             <w:tcW w:type="dxa" w:w="1584"/>
-            <w:shd w:fill="FFC400" w:val="clear"/>
+            <w:shd w:fill="F3E6C0" w:val="clear"/>
           </w:tcPr>
           <w:p>
+            <w:pPr>
+              <w:spacing w:after="60" w:before="60" w:line="240" w:lineRule="auto"/>
+            </w:pPr>
             <w:r>
               <w:rPr>
                 <w:rFonts w:ascii="Calibri" w:hAnsi="Calibri"/>
                 <w:b/>
-                <w:color w:val="1E2761"/>
-                <w:sz w:val="18"/>
+                <w:color w:val="1C1917"/>
+                <w:sz w:val="22"/>
               </w:rPr>
               <w:t>Bank</w:t>
             </w:r>
@@ -967,15 +979,18 @@
         <w:tc>
           <w:tcPr>
             <w:tcW w:type="dxa" w:w="2592"/>
-            <w:shd w:fill="FFF6E8" w:val="clear"/>
+            <w:shd w:fill="F8F1E3" w:val="clear"/>
           </w:tcPr>
           <w:p>
+            <w:pPr>
+              <w:spacing w:after="60" w:before="40" w:line="240" w:lineRule="auto"/>
+            </w:pPr>
             <w:r>
               <w:rPr>
                 <w:rFonts w:ascii="Calibri" w:hAnsi="Calibri"/>
                 <w:b w:val="0"/>
-                <w:color w:val="1E2761"/>
-                <w:sz w:val="18"/>
+                <w:color w:val="1C1917"/>
+                <w:sz w:val="21"/>
               </w:rPr>
               <w:t>C1a RC grace</w:t>
             </w:r>
@@ -984,15 +999,18 @@
         <w:tc>
           <w:tcPr>
             <w:tcW w:type="dxa" w:w="2736"/>
-            <w:shd w:fill="FFF6E8" w:val="clear"/>
+            <w:shd w:fill="F8F1E3" w:val="clear"/>
           </w:tcPr>
           <w:p>
+            <w:pPr>
+              <w:spacing w:after="60" w:before="40" w:line="240" w:lineRule="auto"/>
+            </w:pPr>
             <w:r>
               <w:rPr>
                 <w:rFonts w:ascii="Calibri" w:hAnsi="Calibri"/>
                 <w:b w:val="0"/>
-                <w:color w:val="1E2761"/>
-                <w:sz w:val="18"/>
+                <w:color w:val="1C1917"/>
+                <w:sz w:val="21"/>
               </w:rPr>
               <w:t>~300/mo capture-only</w:t>
             </w:r>
@@ -1001,15 +1019,18 @@
         <w:tc>
           <w:tcPr>
             <w:tcW w:type="dxa" w:w="3312"/>
-            <w:shd w:fill="FFF6E8" w:val="clear"/>
+            <w:shd w:fill="F8F1E3" w:val="clear"/>
           </w:tcPr>
           <w:p>
+            <w:pPr>
+              <w:spacing w:after="60" w:before="40" w:line="240" w:lineRule="auto"/>
+            </w:pPr>
             <w:r>
               <w:rPr>
                 <w:rFonts w:ascii="Calibri" w:hAnsi="Calibri"/>
                 <w:b w:val="0"/>
-                <w:color w:val="1E2761"/>
-                <w:sz w:val="18"/>
+                <w:color w:val="1C1917"/>
+                <w:sz w:val="21"/>
               </w:rPr>
               <w:t>× 60% show-up × 74% pass</w:t>
             </w:r>
@@ -1018,15 +1039,18 @@
         <w:tc>
           <w:tcPr>
             <w:tcW w:type="dxa" w:w="1584"/>
-            <w:shd w:fill="FFF6E8" w:val="clear"/>
+            <w:shd w:fill="F8F1E3" w:val="clear"/>
           </w:tcPr>
           <w:p>
+            <w:pPr>
+              <w:spacing w:after="60" w:before="40" w:line="240" w:lineRule="auto"/>
+            </w:pPr>
             <w:r>
               <w:rPr>
                 <w:rFonts w:ascii="Calibri" w:hAnsi="Calibri"/>
                 <w:b/>
-                <w:color w:val="1E2761"/>
-                <w:sz w:val="18"/>
+                <w:color w:val="1C1917"/>
+                <w:sz w:val="21"/>
               </w:rPr>
               <w:t>~134/mo</w:t>
             </w:r>
@@ -1037,15 +1061,18 @@
         <w:tc>
           <w:tcPr>
             <w:tcW w:type="dxa" w:w="2592"/>
-            <w:shd w:fill="FFF6E8" w:val="clear"/>
+            <w:shd w:fill="F8F1E3" w:val="clear"/>
           </w:tcPr>
           <w:p>
+            <w:pPr>
+              <w:spacing w:after="60" w:before="40" w:line="240" w:lineRule="auto"/>
+            </w:pPr>
             <w:r>
               <w:rPr>
                 <w:rFonts w:ascii="Calibri" w:hAnsi="Calibri"/>
                 <w:b w:val="0"/>
-                <w:color w:val="1E2761"/>
-                <w:sz w:val="18"/>
+                <w:color w:val="1C1917"/>
+                <w:sz w:val="21"/>
               </w:rPr>
               <w:t>C1b Insurance UX</w:t>
             </w:r>
@@ -1054,15 +1081,18 @@
         <w:tc>
           <w:tcPr>
             <w:tcW w:type="dxa" w:w="2736"/>
-            <w:shd w:fill="FFF6E8" w:val="clear"/>
+            <w:shd w:fill="F8F1E3" w:val="clear"/>
           </w:tcPr>
           <w:p>
+            <w:pPr>
+              <w:spacing w:after="60" w:before="40" w:line="240" w:lineRule="auto"/>
+            </w:pPr>
             <w:r>
               <w:rPr>
                 <w:rFonts w:ascii="Calibri" w:hAnsi="Calibri"/>
                 <w:b w:val="0"/>
-                <w:color w:val="1E2761"/>
-                <w:sz w:val="18"/>
+                <w:color w:val="1C1917"/>
+                <w:sz w:val="21"/>
               </w:rPr>
               <w:t>411 capture-only</w:t>
             </w:r>
@@ -1071,15 +1101,18 @@
         <w:tc>
           <w:tcPr>
             <w:tcW w:type="dxa" w:w="3312"/>
-            <w:shd w:fill="FFF6E8" w:val="clear"/>
+            <w:shd w:fill="F8F1E3" w:val="clear"/>
           </w:tcPr>
           <w:p>
+            <w:pPr>
+              <w:spacing w:after="60" w:before="40" w:line="240" w:lineRule="auto"/>
+            </w:pPr>
             <w:r>
               <w:rPr>
                 <w:rFonts w:ascii="Calibri" w:hAnsi="Calibri"/>
                 <w:b w:val="0"/>
-                <w:color w:val="1E2761"/>
-                <w:sz w:val="18"/>
+                <w:color w:val="1C1917"/>
+                <w:sz w:val="21"/>
               </w:rPr>
               <w:t>67→76% × 91% approved-if-cleared</w:t>
             </w:r>
@@ -1088,15 +1121,18 @@
         <w:tc>
           <w:tcPr>
             <w:tcW w:type="dxa" w:w="1584"/>
-            <w:shd w:fill="FFF6E8" w:val="clear"/>
+            <w:shd w:fill="F8F1E3" w:val="clear"/>
           </w:tcPr>
           <w:p>
+            <w:pPr>
+              <w:spacing w:after="60" w:before="40" w:line="240" w:lineRule="auto"/>
+            </w:pPr>
             <w:r>
               <w:rPr>
                 <w:rFonts w:ascii="Calibri" w:hAnsi="Calibri"/>
                 <w:b/>
-                <w:color w:val="1E2761"/>
-                <w:sz w:val="18"/>
+                <w:color w:val="1C1917"/>
+                <w:sz w:val="21"/>
               </w:rPr>
               <w:t>~46–52/mo</w:t>
             </w:r>
@@ -1106,14 +1142,14 @@
     </w:tbl>
     <w:p>
       <w:pPr>
-        <w:spacing w:after="80" w:before="0" w:line="240" w:lineRule="auto"/>
+        <w:spacing w:after="120" w:before="0" w:line="240" w:lineRule="auto"/>
       </w:pPr>
       <w:r>
         <w:rPr>
           <w:rFonts w:ascii="Calibri" w:hAnsi="Calibri"/>
           <w:b w:val="0"/>
-          <w:color w:val="3A2208"/>
-          <w:sz w:val="19"/>
+          <w:color w:val="1C1917"/>
+          <w:sz w:val="22"/>
         </w:rPr>
         <w:t>40–80% show-up → ~89–188. If remaining docs still bind after RC, P(approved | passed RC)=27% → ~36/month (Legal ask).</w:t>
       </w:r>
@@ -1126,26 +1162,26 @@
         <w:tblLook w:firstColumn="1" w:firstRow="1" w:lastColumn="0" w:lastRow="0" w:noHBand="0" w:noVBand="1" w:val="04A0"/>
       </w:tblPr>
       <w:tblGrid>
-        <w:gridCol w:w="3456"/>
-        <w:gridCol w:w="3456"/>
-        <w:gridCol w:w="3456"/>
+        <w:gridCol w:w="3408"/>
+        <w:gridCol w:w="3408"/>
+        <w:gridCol w:w="3408"/>
       </w:tblGrid>
       <w:tr>
         <w:tc>
           <w:tcPr>
             <w:tcW w:type="dxa" w:w="3456"/>
-            <w:shd w:fill="E85D4C" w:val="clear"/>
+            <w:shd w:fill="F0C9A0" w:val="clear"/>
           </w:tcPr>
           <w:p>
             <w:pPr>
-              <w:spacing w:after="40" w:before="40" w:line="240" w:lineRule="auto"/>
+              <w:spacing w:after="60" w:before="60" w:line="240" w:lineRule="auto"/>
             </w:pPr>
             <w:r>
               <w:rPr>
                 <w:rFonts w:ascii="Calibri" w:hAnsi="Calibri"/>
                 <w:b/>
-                <w:color w:val="FFFFFF"/>
-                <w:sz w:val="16"/>
+                <w:color w:val="1C1917"/>
+                <w:sz w:val="21"/>
               </w:rPr>
               <w:t>NOT BANKED</w:t>
             </w:r>
@@ -1154,18 +1190,18 @@
         <w:tc>
           <w:tcPr>
             <w:tcW w:type="dxa" w:w="3456"/>
-            <w:shd w:fill="FF8A3D" w:val="clear"/>
+            <w:shd w:fill="F3E6C0" w:val="clear"/>
           </w:tcPr>
           <w:p>
             <w:pPr>
-              <w:spacing w:after="40" w:before="40" w:line="240" w:lineRule="auto"/>
+              <w:spacing w:after="60" w:before="60" w:line="240" w:lineRule="auto"/>
             </w:pPr>
             <w:r>
               <w:rPr>
                 <w:rFonts w:ascii="Calibri" w:hAnsi="Calibri"/>
                 <w:b/>
-                <w:color w:val="FFFFFF"/>
-                <w:sz w:val="16"/>
+                <w:color w:val="1C1917"/>
+                <w:sz w:val="21"/>
               </w:rPr>
               <w:t>ARA (not 30% of fare)</w:t>
             </w:r>
@@ -1174,18 +1210,18 @@
         <w:tc>
           <w:tcPr>
             <w:tcW w:type="dxa" w:w="3456"/>
-            <w:shd w:fill="FFC400" w:val="clear"/>
+            <w:shd w:fill="F6E4D4" w:val="clear"/>
           </w:tcPr>
           <w:p>
             <w:pPr>
-              <w:spacing w:after="40" w:before="40" w:line="240" w:lineRule="auto"/>
+              <w:spacing w:after="60" w:before="60" w:line="240" w:lineRule="auto"/>
             </w:pPr>
             <w:r>
               <w:rPr>
                 <w:rFonts w:ascii="Calibri" w:hAnsi="Calibri"/>
                 <w:b/>
-                <w:color w:val="1E2761"/>
-                <w:sz w:val="16"/>
+                <w:color w:val="1C1917"/>
+                <w:sz w:val="21"/>
               </w:rPr>
               <w:t>ASSUMPTIONS / WHAT WOULD CHANGE IT</w:t>
             </w:r>
@@ -1196,18 +1232,18 @@
         <w:tc>
           <w:tcPr>
             <w:tcW w:type="dxa" w:w="3456"/>
-            <w:shd w:fill="FFF6E8" w:val="clear"/>
+            <w:shd w:fill="FFFFFF" w:val="clear"/>
           </w:tcPr>
           <w:p>
             <w:pPr>
-              <w:spacing w:after="40" w:before="40" w:line="240" w:lineRule="auto"/>
+              <w:spacing w:after="60" w:before="60" w:line="240" w:lineRule="auto"/>
             </w:pPr>
             <w:r>
               <w:rPr>
                 <w:rFonts w:ascii="Calibri" w:hAnsi="Calibri"/>
                 <w:b w:val="0"/>
-                <w:color w:val="3A2208"/>
-                <w:sz w:val="16"/>
+                <w:color w:val="1C1917"/>
+                <w:sz w:val="20"/>
               </w:rPr>
               <w:t>Other-doc camera after C1b: measure, not +180. Never-upload RC ~2,388 / Insurance ~2,530: assist RCT, not WhatsApp (CAMP 0 pp). Overlaps 726 C1a. Paid never-starts 11.5% vs fos ~1% — no CAC, not sized.</w:t>
             </w:r>
@@ -1216,18 +1252,18 @@
         <w:tc>
           <w:tcPr>
             <w:tcW w:type="dxa" w:w="3456"/>
-            <w:shd w:fill="FFF6E8" w:val="clear"/>
+            <w:shd w:fill="FFFFFF" w:val="clear"/>
           </w:tcPr>
           <w:p>
             <w:pPr>
-              <w:spacing w:after="40" w:before="40" w:line="240" w:lineRule="auto"/>
+              <w:spacing w:after="60" w:before="60" w:line="240" w:lineRule="auto"/>
             </w:pPr>
             <w:r>
               <w:rPr>
                 <w:rFonts w:ascii="Calibri" w:hAnsi="Calibri"/>
                 <w:b w:val="0"/>
-                <w:color w:val="3A2208"/>
-                <w:sz w:val="16"/>
+                <w:color w:val="1C1917"/>
+                <w:sz w:val="20"/>
               </w:rPr>
               <w:t>Gap ₹31.6 (₹24.9 vs ₹56.5) ÷ 0.8931 eligible ≈ ₹35.4/leg. 80/100/120% → ~₹69–103k sample. ₹105 (30% of fare) overpays. City-core ₹104.7 is geography.</w:t>
             </w:r>
@@ -1236,18 +1272,18 @@
         <w:tc>
           <w:tcPr>
             <w:tcW w:type="dxa" w:w="3456"/>
-            <w:shd w:fill="FFF6E8" w:val="clear"/>
+            <w:shd w:fill="FFFFFF" w:val="clear"/>
           </w:tcPr>
           <w:p>
             <w:pPr>
-              <w:spacing w:after="40" w:before="40" w:line="240" w:lineRule="auto"/>
+              <w:spacing w:after="60" w:before="60" w:line="240" w:lineRule="auto"/>
             </w:pPr>
             <w:r>
               <w:rPr>
                 <w:rFonts w:ascii="Calibri" w:hAnsi="Calibri"/>
                 <w:b w:val="0"/>
-                <w:color w:val="3A2208"/>
-                <w:sz w:val="16"/>
+                <w:color w:val="1C1917"/>
+                <w:sz w:val="20"/>
               </w:rPr>
               <w:t>~15.6-day cutoff (later capture-fails → 180 is a floor). doc_events, not docs_cleared. Field gap not banked. Re-derive ₹35.4 if night returns rise. C1a FTE ₹40–60k assumed. No CAC. Trips sampled. signup_zone_id ≠ airport zones. Capture-only counted on RC/Insurance only.</w:t>
             </w:r>
@@ -1257,7 +1293,7 @@
     </w:tbl>
     <w:sectPr>
       <w:pgSz w:w="12240" w:h="15840"/>
-      <w:pgMar w:top="720" w:right="936" w:bottom="720" w:left="936" w:header="720" w:footer="720" w:gutter="0"/>
+      <w:pgMar w:top="792" w:right="1008" w:bottom="792" w:left="1008" w:header="720" w:footer="720" w:gutter="0"/>
       <w:cols w:space="720"/>
       <w:docGrid w:linePitch="360"/>
     </w:sectPr>

--- a/MEMO.docx
+++ b/MEMO.docx
@@ -49,9 +49,9 @@
           <w:rFonts w:ascii="Cambria" w:hAnsi="Cambria"/>
           <w:b/>
           <w:color w:val="1C1917"/>
-          <w:sz w:val="36"/>
+          <w:sz w:val="34"/>
         </w:rPr>
-        <w:t>~180 more approved captains a month — two photo fixes, not five programmes</w:t>
+        <w:t>Ship ~50 extra approved captains this week. Do not bank ~180.</w:t>
       </w:r>
     </w:p>
     <w:p>
@@ -65,7 +65,7 @@
           <w:color w:val="1C1917"/>
           <w:sz w:val="23"/>
         </w:rPr>
-        <w:t>Bank only two disjoint capture fixes: ~134/month from a 10-day in-person RC grace (C1a) and ~50 from Insurance upload UX (C1b). 98.7% of mature approved captains already take a first trip (3,895 / 3,946) — documents are the bottleneck, not first-order. Show-up for RC is unobserved; if Legal will not treat deferred RC as activation, C1a shrinks toward ~36/month. The campaign number I would put my name on is 0 pp, not 5×.</w:t>
+        <w:t>The number I will put my name on this week is ~46–52 extra approved / month from Insurance capture UX (C1b). It needs engineering, not Legal. A 10-day RC grace (C1a) is ~134/month only if Legal treats deferred RC as activation and captains show up — show-up is unobserved. If remaining docs still bind after RC, that path is ~36/month. 98.7% of mature approved already take a first trip (3,895 / 3,946) — documents are the bottleneck, not first-order. CAMP_WA_002 is 0 pp, not 5×. Airport: do not hire; price the night at ₹35.4 / unpaid suburban leg.</w:t>
       </w:r>
     </w:p>
     <w:p>
@@ -160,7 +160,7 @@
           <w:color w:val="57534E"/>
           <w:sz w:val="21"/>
         </w:rPr>
-        <w:t>Left: bank C1a + C1b only. Right: 84% of airport unfulfilled volume is 21:00–03:59.</w:t>
+        <w:t>Left: C1a vs C1b if Legal says yes — not this week’s bank. Right: 84% of airport unfulfilled is 21:00–03:59.</w:t>
       </w:r>
     </w:p>
     <w:tbl>
@@ -353,7 +353,7 @@
                 <w:color w:val="1C1917"/>
                 <w:sz w:val="20"/>
               </w:rPr>
-              <w:t>C1b Insurance camera this week (411). Then C1a 10-day RC grace after Legal (1,637). Same camera on other docs: free rider, not in 180.</w:t>
+              <w:t>C1b Insurance camera this week (411). Same camera on other docs: measure, not in the bank. Legal scoping on C1a RC grace (1,637) in parallel — do not add ~134 until they say yes.</w:t>
             </w:r>
           </w:p>
         </w:tc>
@@ -373,7 +373,7 @@
                 <w:color w:val="1C1917"/>
                 <w:sz w:val="20"/>
               </w:rPr>
-              <w:t>~180/mo (~50 + ~134)</w:t>
+              <w:t>~50/mo now. +~134 only if Legal; else ~36.</w:t>
             </w:r>
           </w:p>
         </w:tc>
@@ -393,7 +393,7 @@
                 <w:color w:val="1C1917"/>
                 <w:sz w:val="20"/>
               </w:rPr>
-              <w:t>C1b: engineering. C1a: Legal/T&amp;S + ~1 FTE ₹40–60k (assumed).</w:t>
+              <w:t>C1b: engineering. C1a: Legal/T&amp;S. Show-up unobserved. FTE ₹40–60k assumed.</w:t>
             </w:r>
           </w:p>
         </w:tc>
@@ -742,7 +742,7 @@
           <w:color w:val="1C1917"/>
           <w:sz w:val="22"/>
         </w:rPr>
-        <w:t>The deck shows the leaks. This page is the bound: what is C1a vs leftover, how ₹35.4 is derived, and which piles I refuse to add to 180. RC loses 5,405 people — largest stage — but only 1,637 failed solely on blur / OCR / illegible. Insurance loses 3,289; ~2,530 never uploaded after Fitness. C1b is the 411 photo fails and cannot defer (liability). DL (1,166) is 100% uploaded-fail and cannot be deferred. Aadhaar / Permit / Fitness (1,540 / 2,616 / 2,653) are mostly never-upload or eligibility. Rejected 409 already cleared docs — a gate.</w:t>
+        <w:t>The deck shows the leaks. This page is the bound: C1b is unconditional; C1a is a Legal scenario; ₹35.4 is derived; these piles are not added to ~50. RC loses 5,405 — only 1,637 failed solely on blur / OCR / illegible. Insurance loses 3,289; ~2,530 never uploaded after Fitness. C1b is the 411 photo fails and cannot defer (liability). DL (1,166) is 100% uploaded-fail and cannot be deferred. Aadhaar / Permit / Fitness (1,540 / 2,616 / 2,653) are mostly never-upload or eligibility. Rejected 409 already cleared docs — a gate.</w:t>
       </w:r>
     </w:p>
     <w:p>
@@ -970,7 +970,89 @@
                 <w:color w:val="1C1917"/>
                 <w:sz w:val="22"/>
               </w:rPr>
-              <w:t>Bank</w:t>
+              <w:t>What I bank</w:t>
+            </w:r>
+          </w:p>
+        </w:tc>
+      </w:tr>
+      <w:tr>
+        <w:tc>
+          <w:tcPr>
+            <w:tcW w:type="dxa" w:w="2592"/>
+            <w:shd w:fill="F8F1E3" w:val="clear"/>
+          </w:tcPr>
+          <w:p>
+            <w:pPr>
+              <w:spacing w:after="60" w:before="40" w:line="240" w:lineRule="auto"/>
+            </w:pPr>
+            <w:r>
+              <w:rPr>
+                <w:rFonts w:ascii="Calibri" w:hAnsi="Calibri"/>
+                <w:b w:val="0"/>
+                <w:color w:val="1C1917"/>
+                <w:sz w:val="21"/>
+              </w:rPr>
+              <w:t>C1b Insurance UX</w:t>
+            </w:r>
+          </w:p>
+        </w:tc>
+        <w:tc>
+          <w:tcPr>
+            <w:tcW w:type="dxa" w:w="2736"/>
+            <w:shd w:fill="F8F1E3" w:val="clear"/>
+          </w:tcPr>
+          <w:p>
+            <w:pPr>
+              <w:spacing w:after="60" w:before="40" w:line="240" w:lineRule="auto"/>
+            </w:pPr>
+            <w:r>
+              <w:rPr>
+                <w:rFonts w:ascii="Calibri" w:hAnsi="Calibri"/>
+                <w:b w:val="0"/>
+                <w:color w:val="1C1917"/>
+                <w:sz w:val="21"/>
+              </w:rPr>
+              <w:t>411 capture-only</w:t>
+            </w:r>
+          </w:p>
+        </w:tc>
+        <w:tc>
+          <w:tcPr>
+            <w:tcW w:type="dxa" w:w="3312"/>
+            <w:shd w:fill="F8F1E3" w:val="clear"/>
+          </w:tcPr>
+          <w:p>
+            <w:pPr>
+              <w:spacing w:after="60" w:before="40" w:line="240" w:lineRule="auto"/>
+            </w:pPr>
+            <w:r>
+              <w:rPr>
+                <w:rFonts w:ascii="Calibri" w:hAnsi="Calibri"/>
+                <w:b w:val="0"/>
+                <w:color w:val="1C1917"/>
+                <w:sz w:val="21"/>
+              </w:rPr>
+              <w:t>67→76% × 91% approved-if-cleared</w:t>
+            </w:r>
+          </w:p>
+        </w:tc>
+        <w:tc>
+          <w:tcPr>
+            <w:tcW w:type="dxa" w:w="1584"/>
+            <w:shd w:fill="F8F1E3" w:val="clear"/>
+          </w:tcPr>
+          <w:p>
+            <w:pPr>
+              <w:spacing w:after="60" w:before="40" w:line="240" w:lineRule="auto"/>
+            </w:pPr>
+            <w:r>
+              <w:rPr>
+                <w:rFonts w:ascii="Calibri" w:hAnsi="Calibri"/>
+                <w:b/>
+                <w:color w:val="1C1917"/>
+                <w:sz w:val="21"/>
+              </w:rPr>
+              <w:t>~50/mo — yes</w:t>
             </w:r>
           </w:p>
         </w:tc>
@@ -1052,89 +1134,7 @@
                 <w:color w:val="1C1917"/>
                 <w:sz w:val="21"/>
               </w:rPr>
-              <w:t>~134/mo</w:t>
-            </w:r>
-          </w:p>
-        </w:tc>
-      </w:tr>
-      <w:tr>
-        <w:tc>
-          <w:tcPr>
-            <w:tcW w:type="dxa" w:w="2592"/>
-            <w:shd w:fill="F8F1E3" w:val="clear"/>
-          </w:tcPr>
-          <w:p>
-            <w:pPr>
-              <w:spacing w:after="60" w:before="40" w:line="240" w:lineRule="auto"/>
-            </w:pPr>
-            <w:r>
-              <w:rPr>
-                <w:rFonts w:ascii="Calibri" w:hAnsi="Calibri"/>
-                <w:b w:val="0"/>
-                <w:color w:val="1C1917"/>
-                <w:sz w:val="21"/>
-              </w:rPr>
-              <w:t>C1b Insurance UX</w:t>
-            </w:r>
-          </w:p>
-        </w:tc>
-        <w:tc>
-          <w:tcPr>
-            <w:tcW w:type="dxa" w:w="2736"/>
-            <w:shd w:fill="F8F1E3" w:val="clear"/>
-          </w:tcPr>
-          <w:p>
-            <w:pPr>
-              <w:spacing w:after="60" w:before="40" w:line="240" w:lineRule="auto"/>
-            </w:pPr>
-            <w:r>
-              <w:rPr>
-                <w:rFonts w:ascii="Calibri" w:hAnsi="Calibri"/>
-                <w:b w:val="0"/>
-                <w:color w:val="1C1917"/>
-                <w:sz w:val="21"/>
-              </w:rPr>
-              <w:t>411 capture-only</w:t>
-            </w:r>
-          </w:p>
-        </w:tc>
-        <w:tc>
-          <w:tcPr>
-            <w:tcW w:type="dxa" w:w="3312"/>
-            <w:shd w:fill="F8F1E3" w:val="clear"/>
-          </w:tcPr>
-          <w:p>
-            <w:pPr>
-              <w:spacing w:after="60" w:before="40" w:line="240" w:lineRule="auto"/>
-            </w:pPr>
-            <w:r>
-              <w:rPr>
-                <w:rFonts w:ascii="Calibri" w:hAnsi="Calibri"/>
-                <w:b w:val="0"/>
-                <w:color w:val="1C1917"/>
-                <w:sz w:val="21"/>
-              </w:rPr>
-              <w:t>67→76% × 91% approved-if-cleared</w:t>
-            </w:r>
-          </w:p>
-        </w:tc>
-        <w:tc>
-          <w:tcPr>
-            <w:tcW w:type="dxa" w:w="1584"/>
-            <w:shd w:fill="F8F1E3" w:val="clear"/>
-          </w:tcPr>
-          <w:p>
-            <w:pPr>
-              <w:spacing w:after="60" w:before="40" w:line="240" w:lineRule="auto"/>
-            </w:pPr>
-            <w:r>
-              <w:rPr>
-                <w:rFonts w:ascii="Calibri" w:hAnsi="Calibri"/>
-                <w:b/>
-                <w:color w:val="1C1917"/>
-                <w:sz w:val="21"/>
-              </w:rPr>
-              <w:t>~46–52/mo</w:t>
+              <w:t>~134 if Legal; ~36 if not</w:t>
             </w:r>
           </w:p>
         </w:tc>
@@ -1151,7 +1151,7 @@
           <w:color w:val="1C1917"/>
           <w:sz w:val="22"/>
         </w:rPr>
-        <w:t>40–80% show-up → ~89–188. If remaining docs still bind after RC, P(approved | passed RC)=27% → ~36/month (Legal ask).</w:t>
+        <w:t>40–80% show-up → C1a ~89–188. I would not put 180 in a deck with my name on it until Legal answers.</w:t>
       </w:r>
     </w:p>
     <w:tbl>
@@ -1245,7 +1245,7 @@
                 <w:color w:val="1C1917"/>
                 <w:sz w:val="20"/>
               </w:rPr>
-              <w:t>Other-doc camera after C1b: measure, not +180. Never-upload RC ~2,388 / Insurance ~2,530: assist RCT, not WhatsApp (CAMP 0 pp). Overlaps 726 C1a. Paid never-starts 11.5% vs fos ~1% — no CAC, not sized.</w:t>
+              <w:t>Other-doc camera after C1b: measure, not +50. Never-upload RC ~2,388 / Insurance ~2,530: assist RCT, not WhatsApp (CAMP 0 pp). Overlaps 726 C1a. Paid never-starts 11.5% vs fos ~1% — no CAC, not sized.</w:t>
             </w:r>
           </w:p>
         </w:tc>
@@ -1285,7 +1285,7 @@
                 <w:color w:val="1C1917"/>
                 <w:sz w:val="20"/>
               </w:rPr>
-              <w:t>~15.6-day cutoff (later capture-fails → 180 is a floor). doc_events, not docs_cleared. Field gap not banked. Re-derive ₹35.4 if night returns rise. C1a FTE ₹40–60k assumed. No CAC. Trips sampled. signup_zone_id ≠ airport zones. Capture-only counted on RC/Insurance only.</w:t>
+              <w:t>~15.6-day cutoff (eligible pool is a floor, not a bank). doc_events, not docs_cleared. Field gap not banked. C1a 60% show-up unobserved — if Legal says no, bank C1b only. Re-derive ₹35.4 if night returns rise. C1a FTE ₹40–60k assumed. No CAC. Trips sampled. signup_zone_id ≠ airport zones.</w:t>
             </w:r>
           </w:p>
         </w:tc>
